--- a/эвм/7/ЛР7_Казаков_КВ_Сурнин_КА_РИС_24_3б.docx
+++ b/эвм/7/ЛР7_Казаков_КВ_Сурнин_КА_РИС_24_3б.docx
@@ -1,6 +1,6 @@
 
 <file path=word/document.xml><?xml version="1.0" encoding="utf-8"?>
-<w:document xmlns:wpc="http://schemas.microsoft.com/office/word/2010/wordprocessingCanvas" xmlns:cx="http://schemas.microsoft.com/office/drawing/2014/chartex" xmlns:cx1="http://schemas.microsoft.com/office/drawing/2015/9/8/chartex" xmlns:cx2="http://schemas.microsoft.com/office/drawing/2015/10/21/chartex" xmlns:cx3="http://schemas.microsoft.com/office/drawing/2016/5/9/chartex" xmlns:cx4="http://schemas.microsoft.com/office/drawing/2016/5/10/chartex" xmlns:cx5="http://schemas.microsoft.com/office/drawing/2016/5/11/chartex" xmlns:cx6="http://schemas.microsoft.com/office/drawing/2016/5/12/chartex" xmlns:cx7="http://schemas.microsoft.com/office/drawing/2016/5/13/chartex" xmlns:cx8="http://schemas.microsoft.com/office/drawing/2016/5/14/chartex" xmlns:mc="http://schemas.openxmlformats.org/markup-compatibility/2006" xmlns:aink="http://schemas.microsoft.com/office/drawing/2016/ink" xmlns:am3d="http://schemas.microsoft.com/office/drawing/2017/model3d" xmlns:o="urn:schemas-microsoft-com:office:office" xmlns:r="http://schemas.openxmlformats.org/officeDocument/2006/relationships" xmlns:m="http://schemas.openxmlformats.org/officeDocument/2006/math" xmlns:v="urn:schemas-microsoft-com:vml" xmlns:wp14="http://schemas.microsoft.com/office/word/2010/wordprocessingDrawing" xmlns:wp="http://schemas.openxmlformats.org/drawingml/2006/wordprocessingDrawing" xmlns:w10="urn:schemas-microsoft-com:office:word" xmlns:w="http://schemas.openxmlformats.org/wordprocessingml/2006/main" xmlns:w14="http://schemas.microsoft.com/office/word/2010/wordml" xmlns:w15="http://schemas.microsoft.com/office/word/2012/wordml" xmlns:w16cex="http://schemas.microsoft.com/office/word/2018/wordml/cex" xmlns:w16cid="http://schemas.microsoft.com/office/word/2016/wordml/cid" xmlns:w16="http://schemas.microsoft.com/office/word/2018/wordml" xmlns:w16sdtdh="http://schemas.microsoft.com/office/word/2020/wordml/sdtdatahash" xmlns:w16se="http://schemas.microsoft.com/office/word/2015/wordml/symex" xmlns:wpg="http://schemas.microsoft.com/office/word/2010/wordprocessingGroup" xmlns:wpi="http://schemas.microsoft.com/office/word/2010/wordprocessingInk" xmlns:wne="http://schemas.microsoft.com/office/word/2006/wordml" xmlns:wps="http://schemas.microsoft.com/office/word/2010/wordprocessingShape" mc:Ignorable="w14 w15 w16se w16cid w16 w16cex w16sdtdh wp14">
+<w:document xmlns:wpc="http://schemas.microsoft.com/office/word/2010/wordprocessingCanvas" xmlns:cx="http://schemas.microsoft.com/office/drawing/2014/chartex" xmlns:mc="http://schemas.openxmlformats.org/markup-compatibility/2006" xmlns:o="urn:schemas-microsoft-com:office:office" xmlns:r="http://schemas.openxmlformats.org/officeDocument/2006/relationships" xmlns:m="http://schemas.openxmlformats.org/officeDocument/2006/math" xmlns:v="urn:schemas-microsoft-com:vml" xmlns:wp14="http://schemas.microsoft.com/office/word/2010/wordprocessingDrawing" xmlns:wp="http://schemas.openxmlformats.org/drawingml/2006/wordprocessingDrawing" xmlns:w10="urn:schemas-microsoft-com:office:word" xmlns:w="http://schemas.openxmlformats.org/wordprocessingml/2006/main" xmlns:w14="http://schemas.microsoft.com/office/word/2010/wordml" xmlns:w15="http://schemas.microsoft.com/office/word/2012/wordml" xmlns:w16se="http://schemas.microsoft.com/office/word/2015/wordml/symex" xmlns:wpg="http://schemas.microsoft.com/office/word/2010/wordprocessingGroup" xmlns:wpi="http://schemas.microsoft.com/office/word/2010/wordprocessingInk" xmlns:wne="http://schemas.microsoft.com/office/word/2006/wordml" xmlns:wps="http://schemas.microsoft.com/office/word/2010/wordprocessingShape" mc:Ignorable="w14 w15 w16se wp14">
   <w:body>
     <w:p>
       <w:pPr>
@@ -162,6 +162,8 @@
             <w:tcW w:w="3115" w:type="dxa"/>
           </w:tcPr>
           <w:p>
+            <w:bookmarkStart w:id="0" w:name="_GoBack"/>
+            <w:bookmarkEnd w:id="0"/>
             <w:r>
               <w:t>Казаков К.В</w:t>
             </w:r>
@@ -170,8 +172,13 @@
             </w:r>
           </w:p>
           <w:p>
-            <w:r>
-              <w:t>Сурнин К.А</w:t>
+            <w:proofErr w:type="spellStart"/>
+            <w:r>
+              <w:t>Сурнин</w:t>
+            </w:r>
+            <w:proofErr w:type="spellEnd"/>
+            <w:r>
+              <w:t xml:space="preserve"> К.А</w:t>
             </w:r>
           </w:p>
         </w:tc>
@@ -205,11 +212,16 @@
             <w:tcW w:w="3115" w:type="dxa"/>
           </w:tcPr>
           <w:p>
+            <w:proofErr w:type="spellStart"/>
             <w:r>
               <w:t>П</w:t>
             </w:r>
             <w:r>
-              <w:t>огудин А.Л</w:t>
+              <w:t>огудин</w:t>
+            </w:r>
+            <w:proofErr w:type="spellEnd"/>
+            <w:r>
+              <w:t xml:space="preserve"> А.Л</w:t>
             </w:r>
           </w:p>
         </w:tc>
@@ -336,9 +348,9 @@
         <w:tblLook w:val="04A0" w:firstRow="1" w:lastRow="0" w:firstColumn="1" w:lastColumn="0" w:noHBand="0" w:noVBand="1"/>
       </w:tblPr>
       <w:tblGrid>
-        <w:gridCol w:w="2451"/>
-        <w:gridCol w:w="3087"/>
-        <w:gridCol w:w="3807"/>
+        <w:gridCol w:w="2470"/>
+        <w:gridCol w:w="3088"/>
+        <w:gridCol w:w="3787"/>
       </w:tblGrid>
       <w:tr>
         <w:tc>
@@ -350,11 +362,13 @@
             <w:pPr>
               <w:ind w:firstLine="0"/>
               <w:rPr>
-                <w:lang w:eastAsia="ru-RU"/>
-              </w:rPr>
-            </w:pPr>
-            <w:r>
-              <w:rPr>
+                <w:sz w:val="24"/>
+                <w:lang w:eastAsia="ru-RU"/>
+              </w:rPr>
+            </w:pPr>
+            <w:r>
+              <w:rPr>
+                <w:sz w:val="24"/>
                 <w:lang w:eastAsia="ru-RU"/>
               </w:rPr>
               <w:t>Адрес</w:t>
@@ -370,11 +384,13 @@
             <w:pPr>
               <w:ind w:firstLine="0"/>
               <w:rPr>
-                <w:lang w:eastAsia="ru-RU"/>
-              </w:rPr>
-            </w:pPr>
-            <w:r>
-              <w:rPr>
+                <w:sz w:val="24"/>
+                <w:lang w:eastAsia="ru-RU"/>
+              </w:rPr>
+            </w:pPr>
+            <w:r>
+              <w:rPr>
+                <w:sz w:val="24"/>
                 <w:lang w:eastAsia="ru-RU"/>
               </w:rPr>
               <w:t>Код</w:t>
@@ -390,11 +406,13 @@
             <w:pPr>
               <w:ind w:firstLine="0"/>
               <w:rPr>
-                <w:lang w:eastAsia="ru-RU"/>
-              </w:rPr>
-            </w:pPr>
-            <w:r>
-              <w:rPr>
+                <w:sz w:val="24"/>
+                <w:lang w:eastAsia="ru-RU"/>
+              </w:rPr>
+            </w:pPr>
+            <w:r>
+              <w:rPr>
+                <w:sz w:val="24"/>
                 <w:lang w:eastAsia="ru-RU"/>
               </w:rPr>
               <w:t>Мнемокод</w:t>
@@ -412,11 +430,13 @@
             <w:pPr>
               <w:ind w:firstLine="0"/>
               <w:rPr>
-                <w:lang w:eastAsia="ru-RU"/>
-              </w:rPr>
-            </w:pPr>
-            <w:r>
-              <w:rPr>
+                <w:sz w:val="24"/>
+                <w:lang w:eastAsia="ru-RU"/>
+              </w:rPr>
+            </w:pPr>
+            <w:r>
+              <w:rPr>
+                <w:sz w:val="24"/>
                 <w:lang w:eastAsia="ru-RU"/>
               </w:rPr>
               <w:t>000</w:t>
@@ -432,11 +452,13 @@
             <w:pPr>
               <w:ind w:firstLine="0"/>
               <w:rPr>
-                <w:lang w:eastAsia="ru-RU"/>
-              </w:rPr>
-            </w:pPr>
-            <w:r>
-              <w:rPr>
+                <w:sz w:val="24"/>
+                <w:lang w:eastAsia="ru-RU"/>
+              </w:rPr>
+            </w:pPr>
+            <w:r>
+              <w:rPr>
+                <w:sz w:val="24"/>
                 <w:lang w:eastAsia="ru-RU"/>
               </w:rPr>
               <w:t>21 1 017</w:t>
@@ -452,11 +474,13 @@
             <w:pPr>
               <w:ind w:firstLine="0"/>
               <w:rPr>
-                <w:lang w:eastAsia="ru-RU"/>
-              </w:rPr>
-            </w:pPr>
-            <w:r>
-              <w:rPr>
+                <w:sz w:val="24"/>
+                <w:lang w:eastAsia="ru-RU"/>
+              </w:rPr>
+            </w:pPr>
+            <w:r>
+              <w:rPr>
+                <w:sz w:val="24"/>
                 <w:lang w:eastAsia="ru-RU"/>
               </w:rPr>
               <w:t>RD #17</w:t>
@@ -474,11 +498,13 @@
             <w:pPr>
               <w:ind w:firstLine="0"/>
               <w:rPr>
-                <w:lang w:eastAsia="ru-RU"/>
-              </w:rPr>
-            </w:pPr>
-            <w:r>
-              <w:rPr>
+                <w:sz w:val="24"/>
+                <w:lang w:eastAsia="ru-RU"/>
+              </w:rPr>
+            </w:pPr>
+            <w:r>
+              <w:rPr>
+                <w:sz w:val="24"/>
                 <w:lang w:eastAsia="ru-RU"/>
               </w:rPr>
               <w:t>001</w:t>
@@ -494,11 +520,13 @@
             <w:pPr>
               <w:ind w:firstLine="0"/>
               <w:rPr>
-                <w:lang w:eastAsia="ru-RU"/>
-              </w:rPr>
-            </w:pPr>
-            <w:r>
-              <w:rPr>
+                <w:sz w:val="24"/>
+                <w:lang w:eastAsia="ru-RU"/>
+              </w:rPr>
+            </w:pPr>
+            <w:r>
+              <w:rPr>
+                <w:sz w:val="24"/>
                 <w:lang w:eastAsia="ru-RU"/>
               </w:rPr>
               <w:t>24 1 009</w:t>
@@ -514,11 +542,13 @@
             <w:pPr>
               <w:ind w:firstLine="0"/>
               <w:rPr>
-                <w:lang w:eastAsia="ru-RU"/>
-              </w:rPr>
-            </w:pPr>
-            <w:r>
-              <w:rPr>
+                <w:sz w:val="24"/>
+                <w:lang w:eastAsia="ru-RU"/>
+              </w:rPr>
+            </w:pPr>
+            <w:r>
+              <w:rPr>
+                <w:sz w:val="24"/>
                 <w:lang w:eastAsia="ru-RU"/>
               </w:rPr>
               <w:t>SUB #9</w:t>
@@ -536,11 +566,13 @@
             <w:pPr>
               <w:ind w:firstLine="0"/>
               <w:rPr>
-                <w:lang w:eastAsia="ru-RU"/>
-              </w:rPr>
-            </w:pPr>
-            <w:r>
-              <w:rPr>
+                <w:sz w:val="24"/>
+                <w:lang w:eastAsia="ru-RU"/>
+              </w:rPr>
+            </w:pPr>
+            <w:r>
+              <w:rPr>
+                <w:sz w:val="24"/>
                 <w:lang w:eastAsia="ru-RU"/>
               </w:rPr>
               <w:t>002</w:t>
@@ -556,11 +588,13 @@
             <w:pPr>
               <w:ind w:firstLine="0"/>
               <w:rPr>
-                <w:lang w:eastAsia="ru-RU"/>
-              </w:rPr>
-            </w:pPr>
-            <w:r>
-              <w:rPr>
+                <w:sz w:val="24"/>
+                <w:lang w:eastAsia="ru-RU"/>
+              </w:rPr>
+            </w:pPr>
+            <w:r>
+              <w:rPr>
+                <w:sz w:val="24"/>
                 <w:lang w:eastAsia="ru-RU"/>
               </w:rPr>
               <w:t>22 0 016</w:t>
@@ -576,11 +610,13 @@
             <w:pPr>
               <w:ind w:firstLine="0"/>
               <w:rPr>
-                <w:lang w:eastAsia="ru-RU"/>
-              </w:rPr>
-            </w:pPr>
-            <w:r>
-              <w:rPr>
+                <w:sz w:val="24"/>
+                <w:lang w:eastAsia="ru-RU"/>
+              </w:rPr>
+            </w:pPr>
+            <w:r>
+              <w:rPr>
+                <w:sz w:val="24"/>
                 <w:lang w:eastAsia="ru-RU"/>
               </w:rPr>
               <w:t>WR 16</w:t>
@@ -598,11 +634,13 @@
             <w:pPr>
               <w:ind w:firstLine="0"/>
               <w:rPr>
-                <w:lang w:eastAsia="ru-RU"/>
-              </w:rPr>
-            </w:pPr>
-            <w:r>
-              <w:rPr>
+                <w:sz w:val="24"/>
+                <w:lang w:eastAsia="ru-RU"/>
+              </w:rPr>
+            </w:pPr>
+            <w:r>
+              <w:rPr>
+                <w:sz w:val="24"/>
                 <w:lang w:eastAsia="ru-RU"/>
               </w:rPr>
               <w:t>003</w:t>
@@ -618,11 +656,13 @@
             <w:pPr>
               <w:ind w:firstLine="0"/>
               <w:rPr>
-                <w:lang w:eastAsia="ru-RU"/>
-              </w:rPr>
-            </w:pPr>
-            <w:r>
-              <w:rPr>
+                <w:sz w:val="24"/>
+                <w:lang w:eastAsia="ru-RU"/>
+              </w:rPr>
+            </w:pPr>
+            <w:r>
+              <w:rPr>
+                <w:sz w:val="24"/>
                 <w:lang w:eastAsia="ru-RU"/>
               </w:rPr>
               <w:t>22 2 016</w:t>
@@ -638,11 +678,13 @@
             <w:pPr>
               <w:ind w:firstLine="0"/>
               <w:rPr>
-                <w:lang w:eastAsia="ru-RU"/>
-              </w:rPr>
-            </w:pPr>
-            <w:r>
-              <w:rPr>
+                <w:sz w:val="24"/>
+                <w:lang w:eastAsia="ru-RU"/>
+              </w:rPr>
+            </w:pPr>
+            <w:r>
+              <w:rPr>
+                <w:sz w:val="24"/>
                 <w:lang w:eastAsia="ru-RU"/>
               </w:rPr>
               <w:t>WR @16</w:t>
@@ -660,11 +702,13 @@
             <w:pPr>
               <w:ind w:firstLine="0"/>
               <w:rPr>
-                <w:lang w:eastAsia="ru-RU"/>
-              </w:rPr>
-            </w:pPr>
-            <w:r>
-              <w:rPr>
+                <w:sz w:val="24"/>
+                <w:lang w:eastAsia="ru-RU"/>
+              </w:rPr>
+            </w:pPr>
+            <w:r>
+              <w:rPr>
+                <w:sz w:val="24"/>
                 <w:lang w:eastAsia="ru-RU"/>
               </w:rPr>
               <w:t>004</w:t>
@@ -680,11 +724,13 @@
             <w:pPr>
               <w:ind w:firstLine="0"/>
               <w:rPr>
-                <w:lang w:eastAsia="ru-RU"/>
-              </w:rPr>
-            </w:pPr>
-            <w:r>
-              <w:rPr>
+                <w:sz w:val="24"/>
+                <w:lang w:eastAsia="ru-RU"/>
+              </w:rPr>
+            </w:pPr>
+            <w:r>
+              <w:rPr>
+                <w:sz w:val="24"/>
                 <w:lang w:eastAsia="ru-RU"/>
               </w:rPr>
               <w:t>14 0 001</w:t>
@@ -700,11 +746,13 @@
             <w:pPr>
               <w:ind w:firstLine="0"/>
               <w:rPr>
-                <w:lang w:eastAsia="ru-RU"/>
-              </w:rPr>
-            </w:pPr>
-            <w:r>
-              <w:rPr>
+                <w:sz w:val="24"/>
+                <w:lang w:eastAsia="ru-RU"/>
+              </w:rPr>
+            </w:pPr>
+            <w:r>
+              <w:rPr>
+                <w:sz w:val="24"/>
                 <w:lang w:eastAsia="ru-RU"/>
               </w:rPr>
               <w:t>JNS 001</w:t>
@@ -727,8 +775,21 @@
         </w:numPr>
         <w:ind w:left="0" w:firstLine="709"/>
       </w:pPr>
-      <w:r>
-        <w:t>Программа введена в ОЗУ.</w:t>
+      <w:proofErr w:type="spellStart"/>
+      <w:r>
+        <w:t>Программа</w:t>
+      </w:r>
+      <w:proofErr w:type="spellEnd"/>
+      <w:r>
+        <w:t xml:space="preserve"> </w:t>
+      </w:r>
+      <w:proofErr w:type="spellStart"/>
+      <w:r>
+        <w:t>введена</w:t>
+      </w:r>
+      <w:proofErr w:type="spellEnd"/>
+      <w:r>
+        <w:t xml:space="preserve"> в ОЗУ.</w:t>
       </w:r>
     </w:p>
     <w:p>
@@ -739,8 +800,14 @@
           <w:numId w:val="9"/>
         </w:numPr>
         <w:ind w:left="0" w:firstLine="709"/>
-      </w:pPr>
-      <w:r>
+        <w:rPr>
+          <w:lang w:val="ru-RU"/>
+        </w:rPr>
+      </w:pPr>
+      <w:r>
+        <w:rPr>
+          <w:lang w:val="ru-RU"/>
+        </w:rPr>
         <w:t>Включен режим Работа → Режим микрокоманд.</w:t>
       </w:r>
     </w:p>
@@ -752,8 +819,14 @@
           <w:numId w:val="9"/>
         </w:numPr>
         <w:ind w:left="0" w:firstLine="709"/>
-      </w:pPr>
-      <w:r>
+        <w:rPr>
+          <w:lang w:val="ru-RU"/>
+        </w:rPr>
+      </w:pPr>
+      <w:r>
+        <w:rPr>
+          <w:lang w:val="ru-RU"/>
+        </w:rPr>
         <w:t>Открыто окно Вид → Микрокомандный уровень.</w:t>
       </w:r>
     </w:p>
@@ -765,8 +838,14 @@
           <w:numId w:val="9"/>
         </w:numPr>
         <w:ind w:left="0" w:firstLine="709"/>
-      </w:pPr>
-      <w:r>
+        <w:rPr>
+          <w:lang w:val="ru-RU"/>
+        </w:rPr>
+      </w:pPr>
+      <w:r>
+        <w:rPr>
+          <w:lang w:val="ru-RU"/>
+        </w:rPr>
         <w:t>Выполнение производилось кнопкой Шаг, при этом каждый шаг соответствовал одной микрокоманде.</w:t>
       </w:r>
     </w:p>
@@ -783,9 +862,27 @@
           <w:numId w:val="10"/>
         </w:numPr>
         <w:ind w:left="0" w:firstLine="709"/>
-      </w:pPr>
-      <w:r>
-        <w:t>MAR ← PC — адрес команды в регистр адреса памяти.</w:t>
+        <w:rPr>
+          <w:lang w:val="ru-RU"/>
+        </w:rPr>
+      </w:pPr>
+      <w:r>
+        <w:t>MAR</w:t>
+      </w:r>
+      <w:r>
+        <w:rPr>
+          <w:lang w:val="ru-RU"/>
+        </w:rPr>
+        <w:t xml:space="preserve"> ← </w:t>
+      </w:r>
+      <w:r>
+        <w:t>PC</w:t>
+      </w:r>
+      <w:r>
+        <w:rPr>
+          <w:lang w:val="ru-RU"/>
+        </w:rPr>
+        <w:t xml:space="preserve"> — адрес команды в регистр адреса памяти.</w:t>
       </w:r>
     </w:p>
     <w:p>
@@ -796,9 +893,36 @@
           <w:numId w:val="10"/>
         </w:numPr>
         <w:ind w:left="0" w:firstLine="709"/>
-      </w:pPr>
-      <w:r>
-        <w:t>MDR ← M(MAR) — чтение команды из памяти.</w:t>
+        <w:rPr>
+          <w:lang w:val="ru-RU"/>
+        </w:rPr>
+      </w:pPr>
+      <w:r>
+        <w:t>MDR</w:t>
+      </w:r>
+      <w:r>
+        <w:rPr>
+          <w:lang w:val="ru-RU"/>
+        </w:rPr>
+        <w:t xml:space="preserve"> ← </w:t>
+      </w:r>
+      <w:r>
+        <w:t>M</w:t>
+      </w:r>
+      <w:r>
+        <w:rPr>
+          <w:lang w:val="ru-RU"/>
+        </w:rPr>
+        <w:t>(</w:t>
+      </w:r>
+      <w:r>
+        <w:t>MAR</w:t>
+      </w:r>
+      <w:r>
+        <w:rPr>
+          <w:lang w:val="ru-RU"/>
+        </w:rPr>
+        <w:t>) — чтение команды из памяти.</w:t>
       </w:r>
     </w:p>
     <w:p>
@@ -809,9 +933,27 @@
           <w:numId w:val="10"/>
         </w:numPr>
         <w:ind w:left="0" w:firstLine="709"/>
-      </w:pPr>
-      <w:r>
-        <w:t>PC ← PC + 1 — инкремент счетчика команд.</w:t>
+        <w:rPr>
+          <w:lang w:val="ru-RU"/>
+        </w:rPr>
+      </w:pPr>
+      <w:r>
+        <w:t>PC</w:t>
+      </w:r>
+      <w:r>
+        <w:rPr>
+          <w:lang w:val="ru-RU"/>
+        </w:rPr>
+        <w:t xml:space="preserve"> ← </w:t>
+      </w:r>
+      <w:r>
+        <w:t>PC</w:t>
+      </w:r>
+      <w:r>
+        <w:rPr>
+          <w:lang w:val="ru-RU"/>
+        </w:rPr>
+        <w:t xml:space="preserve"> + 1 — инкремент счетчика команд.</w:t>
       </w:r>
     </w:p>
     <w:p>
@@ -822,9 +964,27 @@
           <w:numId w:val="10"/>
         </w:numPr>
         <w:ind w:left="0" w:firstLine="709"/>
-      </w:pPr>
-      <w:r>
-        <w:t>CR ← MDR — занесение кода команды в регистр команд.</w:t>
+        <w:rPr>
+          <w:lang w:val="ru-RU"/>
+        </w:rPr>
+      </w:pPr>
+      <w:r>
+        <w:t>CR</w:t>
+      </w:r>
+      <w:r>
+        <w:rPr>
+          <w:lang w:val="ru-RU"/>
+        </w:rPr>
+        <w:t xml:space="preserve"> ← </w:t>
+      </w:r>
+      <w:r>
+        <w:t>MDR</w:t>
+      </w:r>
+      <w:r>
+        <w:rPr>
+          <w:lang w:val="ru-RU"/>
+        </w:rPr>
+        <w:t xml:space="preserve"> — занесение кода команды в регистр команд.</w:t>
       </w:r>
     </w:p>
     <w:p>
@@ -832,7 +992,7811 @@
         <w:t>После выборки выполняются исполнительные микрокоманды, зависящие от типа команды.</w:t>
       </w:r>
       <w:r>
+        <w:t xml:space="preserve"> </w:t>
+      </w:r>
+      <w:r>
+        <w:t>Таблица состояний ЭВМ в процессе выполнения микрокоманд представлена в таблице 2.</w:t>
+      </w:r>
+    </w:p>
+    <w:tbl>
+      <w:tblPr>
+        <w:tblStyle w:val="aa"/>
+        <w:tblW w:w="9349" w:type="dxa"/>
+        <w:tblLook w:val="04A0" w:firstRow="1" w:lastRow="0" w:firstColumn="1" w:lastColumn="0" w:noHBand="0" w:noVBand="1"/>
+      </w:tblPr>
+      <w:tblGrid>
+        <w:gridCol w:w="492"/>
+        <w:gridCol w:w="2281"/>
+        <w:gridCol w:w="622"/>
+        <w:gridCol w:w="1012"/>
+        <w:gridCol w:w="825"/>
+        <w:gridCol w:w="1012"/>
+        <w:gridCol w:w="3105"/>
+      </w:tblGrid>
+      <w:tr>
+        <w:tc>
+          <w:tcPr>
+            <w:tcW w:w="0" w:type="auto"/>
+            <w:hideMark/>
+          </w:tcPr>
+          <w:p>
+            <w:pPr>
+              <w:spacing w:line="375" w:lineRule="atLeast"/>
+              <w:ind w:firstLine="0"/>
+              <w:rPr>
+                <w:rFonts w:eastAsia="Times New Roman"/>
+                <w:color w:val="0F1115"/>
+                <w:sz w:val="24"/>
+                <w:szCs w:val="24"/>
+                <w:lang w:eastAsia="ru-RU"/>
+              </w:rPr>
+            </w:pPr>
+            <w:r>
+              <w:rPr>
+                <w:rFonts w:eastAsia="Times New Roman"/>
+                <w:color w:val="0F1115"/>
+                <w:sz w:val="24"/>
+                <w:szCs w:val="24"/>
+                <w:lang w:eastAsia="ru-RU"/>
+              </w:rPr>
+              <w:t>№</w:t>
+            </w:r>
+          </w:p>
+        </w:tc>
+        <w:tc>
+          <w:tcPr>
+            <w:tcW w:w="0" w:type="auto"/>
+            <w:hideMark/>
+          </w:tcPr>
+          <w:p>
+            <w:pPr>
+              <w:spacing w:line="375" w:lineRule="atLeast"/>
+              <w:ind w:firstLine="0"/>
+              <w:rPr>
+                <w:rFonts w:eastAsia="Times New Roman"/>
+                <w:color w:val="0F1115"/>
+                <w:sz w:val="24"/>
+                <w:szCs w:val="24"/>
+                <w:lang w:eastAsia="ru-RU"/>
+              </w:rPr>
+            </w:pPr>
+            <w:r>
+              <w:rPr>
+                <w:rFonts w:eastAsia="Times New Roman"/>
+                <w:color w:val="0F1115"/>
+                <w:sz w:val="24"/>
+                <w:szCs w:val="24"/>
+                <w:lang w:eastAsia="ru-RU"/>
+              </w:rPr>
+              <w:t>Микрокоманда</w:t>
+            </w:r>
+          </w:p>
+        </w:tc>
+        <w:tc>
+          <w:tcPr>
+            <w:tcW w:w="0" w:type="auto"/>
+            <w:hideMark/>
+          </w:tcPr>
+          <w:p>
+            <w:pPr>
+              <w:spacing w:line="375" w:lineRule="atLeast"/>
+              <w:ind w:firstLine="0"/>
+              <w:rPr>
+                <w:rFonts w:eastAsia="Times New Roman"/>
+                <w:color w:val="0F1115"/>
+                <w:sz w:val="24"/>
+                <w:szCs w:val="24"/>
+                <w:lang w:eastAsia="ru-RU"/>
+              </w:rPr>
+            </w:pPr>
+            <w:r>
+              <w:rPr>
+                <w:rFonts w:eastAsia="Times New Roman"/>
+                <w:color w:val="0F1115"/>
+                <w:sz w:val="24"/>
+                <w:szCs w:val="24"/>
+                <w:lang w:eastAsia="ru-RU"/>
+              </w:rPr>
+              <w:t>PC</w:t>
+            </w:r>
+          </w:p>
+        </w:tc>
+        <w:tc>
+          <w:tcPr>
+            <w:tcW w:w="0" w:type="auto"/>
+            <w:hideMark/>
+          </w:tcPr>
+          <w:p>
+            <w:pPr>
+              <w:spacing w:line="375" w:lineRule="atLeast"/>
+              <w:ind w:firstLine="0"/>
+              <w:rPr>
+                <w:rFonts w:eastAsia="Times New Roman"/>
+                <w:color w:val="0F1115"/>
+                <w:sz w:val="24"/>
+                <w:szCs w:val="24"/>
+                <w:lang w:eastAsia="ru-RU"/>
+              </w:rPr>
+            </w:pPr>
+            <w:proofErr w:type="spellStart"/>
+            <w:r>
+              <w:rPr>
+                <w:rFonts w:eastAsia="Times New Roman"/>
+                <w:color w:val="0F1115"/>
+                <w:sz w:val="24"/>
+                <w:szCs w:val="24"/>
+                <w:lang w:eastAsia="ru-RU"/>
+              </w:rPr>
+              <w:t>Acc</w:t>
+            </w:r>
+            <w:proofErr w:type="spellEnd"/>
+          </w:p>
+        </w:tc>
+        <w:tc>
+          <w:tcPr>
+            <w:tcW w:w="0" w:type="auto"/>
+            <w:hideMark/>
+          </w:tcPr>
+          <w:p>
+            <w:pPr>
+              <w:spacing w:line="375" w:lineRule="atLeast"/>
+              <w:ind w:firstLine="0"/>
+              <w:rPr>
+                <w:rFonts w:eastAsia="Times New Roman"/>
+                <w:color w:val="0F1115"/>
+                <w:sz w:val="24"/>
+                <w:szCs w:val="24"/>
+                <w:lang w:eastAsia="ru-RU"/>
+              </w:rPr>
+            </w:pPr>
+            <w:r>
+              <w:rPr>
+                <w:rFonts w:eastAsia="Times New Roman"/>
+                <w:color w:val="0F1115"/>
+                <w:sz w:val="24"/>
+                <w:szCs w:val="24"/>
+                <w:lang w:eastAsia="ru-RU"/>
+              </w:rPr>
+              <w:t>MAR</w:t>
+            </w:r>
+          </w:p>
+        </w:tc>
+        <w:tc>
+          <w:tcPr>
+            <w:tcW w:w="0" w:type="auto"/>
+            <w:hideMark/>
+          </w:tcPr>
+          <w:p>
+            <w:pPr>
+              <w:spacing w:line="375" w:lineRule="atLeast"/>
+              <w:ind w:firstLine="0"/>
+              <w:rPr>
+                <w:rFonts w:eastAsia="Times New Roman"/>
+                <w:color w:val="0F1115"/>
+                <w:sz w:val="24"/>
+                <w:szCs w:val="24"/>
+                <w:lang w:eastAsia="ru-RU"/>
+              </w:rPr>
+            </w:pPr>
+            <w:r>
+              <w:rPr>
+                <w:rFonts w:eastAsia="Times New Roman"/>
+                <w:color w:val="0F1115"/>
+                <w:sz w:val="24"/>
+                <w:szCs w:val="24"/>
+                <w:lang w:eastAsia="ru-RU"/>
+              </w:rPr>
+              <w:t>MDR</w:t>
+            </w:r>
+          </w:p>
+        </w:tc>
+        <w:tc>
+          <w:tcPr>
+            <w:tcW w:w="0" w:type="auto"/>
+            <w:hideMark/>
+          </w:tcPr>
+          <w:p>
+            <w:pPr>
+              <w:spacing w:line="375" w:lineRule="atLeast"/>
+              <w:ind w:firstLine="0"/>
+              <w:rPr>
+                <w:rFonts w:eastAsia="Times New Roman"/>
+                <w:color w:val="0F1115"/>
+                <w:sz w:val="24"/>
+                <w:szCs w:val="24"/>
+                <w:lang w:eastAsia="ru-RU"/>
+              </w:rPr>
+            </w:pPr>
+            <w:r>
+              <w:rPr>
+                <w:rFonts w:eastAsia="Times New Roman"/>
+                <w:color w:val="0F1115"/>
+                <w:sz w:val="24"/>
+                <w:szCs w:val="24"/>
+                <w:lang w:eastAsia="ru-RU"/>
+              </w:rPr>
+              <w:t>Примечание</w:t>
+            </w:r>
+          </w:p>
+        </w:tc>
+      </w:tr>
+      <w:tr>
+        <w:tc>
+          <w:tcPr>
+            <w:tcW w:w="0" w:type="auto"/>
+            <w:hideMark/>
+          </w:tcPr>
+          <w:p>
+            <w:pPr>
+              <w:spacing w:line="375" w:lineRule="atLeast"/>
+              <w:ind w:firstLine="0"/>
+              <w:rPr>
+                <w:rFonts w:eastAsia="Times New Roman"/>
+                <w:color w:val="0F1115"/>
+                <w:sz w:val="24"/>
+                <w:szCs w:val="24"/>
+                <w:lang w:eastAsia="ru-RU"/>
+              </w:rPr>
+            </w:pPr>
+            <w:r>
+              <w:rPr>
+                <w:rFonts w:eastAsia="Times New Roman"/>
+                <w:color w:val="0F1115"/>
+                <w:sz w:val="24"/>
+                <w:szCs w:val="24"/>
+                <w:lang w:eastAsia="ru-RU"/>
+              </w:rPr>
+              <w:t>1</w:t>
+            </w:r>
+          </w:p>
+        </w:tc>
+        <w:tc>
+          <w:tcPr>
+            <w:tcW w:w="0" w:type="auto"/>
+            <w:hideMark/>
+          </w:tcPr>
+          <w:p>
+            <w:pPr>
+              <w:spacing w:line="375" w:lineRule="atLeast"/>
+              <w:ind w:firstLine="0"/>
+              <w:rPr>
+                <w:rFonts w:eastAsia="Times New Roman"/>
+                <w:color w:val="0F1115"/>
+                <w:sz w:val="24"/>
+                <w:szCs w:val="24"/>
+                <w:lang w:eastAsia="ru-RU"/>
+              </w:rPr>
+            </w:pPr>
+            <w:r>
+              <w:rPr>
+                <w:rFonts w:eastAsia="Times New Roman"/>
+                <w:color w:val="0F1115"/>
+                <w:sz w:val="24"/>
+                <w:szCs w:val="24"/>
+                <w:lang w:eastAsia="ru-RU"/>
+              </w:rPr>
+              <w:t>MAR ← PC</w:t>
+            </w:r>
+          </w:p>
+        </w:tc>
+        <w:tc>
+          <w:tcPr>
+            <w:tcW w:w="0" w:type="auto"/>
+            <w:hideMark/>
+          </w:tcPr>
+          <w:p>
+            <w:pPr>
+              <w:spacing w:line="375" w:lineRule="atLeast"/>
+              <w:ind w:firstLine="0"/>
+              <w:rPr>
+                <w:rFonts w:eastAsia="Times New Roman"/>
+                <w:color w:val="0F1115"/>
+                <w:sz w:val="24"/>
+                <w:szCs w:val="24"/>
+                <w:lang w:eastAsia="ru-RU"/>
+              </w:rPr>
+            </w:pPr>
+            <w:r>
+              <w:rPr>
+                <w:rFonts w:eastAsia="Times New Roman"/>
+                <w:color w:val="0F1115"/>
+                <w:sz w:val="24"/>
+                <w:szCs w:val="24"/>
+                <w:lang w:eastAsia="ru-RU"/>
+              </w:rPr>
+              <w:t>000</w:t>
+            </w:r>
+          </w:p>
+        </w:tc>
+        <w:tc>
+          <w:tcPr>
+            <w:tcW w:w="0" w:type="auto"/>
+            <w:hideMark/>
+          </w:tcPr>
+          <w:p>
+            <w:pPr>
+              <w:spacing w:line="375" w:lineRule="atLeast"/>
+              <w:ind w:firstLine="0"/>
+              <w:rPr>
+                <w:rFonts w:eastAsia="Times New Roman"/>
+                <w:color w:val="0F1115"/>
+                <w:sz w:val="24"/>
+                <w:szCs w:val="24"/>
+                <w:lang w:eastAsia="ru-RU"/>
+              </w:rPr>
+            </w:pPr>
+            <w:r>
+              <w:rPr>
+                <w:rFonts w:eastAsia="Times New Roman"/>
+                <w:color w:val="0F1115"/>
+                <w:sz w:val="24"/>
+                <w:szCs w:val="24"/>
+                <w:lang w:eastAsia="ru-RU"/>
+              </w:rPr>
+              <w:t>000000</w:t>
+            </w:r>
+          </w:p>
+        </w:tc>
+        <w:tc>
+          <w:tcPr>
+            <w:tcW w:w="0" w:type="auto"/>
+            <w:hideMark/>
+          </w:tcPr>
+          <w:p>
+            <w:pPr>
+              <w:spacing w:line="375" w:lineRule="atLeast"/>
+              <w:ind w:firstLine="0"/>
+              <w:rPr>
+                <w:rFonts w:eastAsia="Times New Roman"/>
+                <w:color w:val="0F1115"/>
+                <w:sz w:val="24"/>
+                <w:szCs w:val="24"/>
+                <w:lang w:eastAsia="ru-RU"/>
+              </w:rPr>
+            </w:pPr>
+            <w:r>
+              <w:rPr>
+                <w:rFonts w:eastAsia="Times New Roman"/>
+                <w:color w:val="0F1115"/>
+                <w:sz w:val="24"/>
+                <w:szCs w:val="24"/>
+                <w:lang w:eastAsia="ru-RU"/>
+              </w:rPr>
+              <w:t>000</w:t>
+            </w:r>
+          </w:p>
+        </w:tc>
+        <w:tc>
+          <w:tcPr>
+            <w:tcW w:w="0" w:type="auto"/>
+            <w:hideMark/>
+          </w:tcPr>
+          <w:p>
+            <w:pPr>
+              <w:spacing w:line="375" w:lineRule="atLeast"/>
+              <w:ind w:firstLine="0"/>
+              <w:rPr>
+                <w:rFonts w:eastAsia="Times New Roman"/>
+                <w:color w:val="0F1115"/>
+                <w:sz w:val="24"/>
+                <w:szCs w:val="24"/>
+                <w:lang w:eastAsia="ru-RU"/>
+              </w:rPr>
+            </w:pPr>
+            <w:r>
+              <w:rPr>
+                <w:rFonts w:eastAsia="Times New Roman"/>
+                <w:color w:val="0F1115"/>
+                <w:sz w:val="24"/>
+                <w:szCs w:val="24"/>
+                <w:lang w:eastAsia="ru-RU"/>
+              </w:rPr>
+              <w:t>—</w:t>
+            </w:r>
+          </w:p>
+        </w:tc>
+        <w:tc>
+          <w:tcPr>
+            <w:tcW w:w="0" w:type="auto"/>
+            <w:hideMark/>
+          </w:tcPr>
+          <w:p>
+            <w:pPr>
+              <w:spacing w:line="375" w:lineRule="atLeast"/>
+              <w:ind w:firstLine="0"/>
+              <w:rPr>
+                <w:rFonts w:eastAsia="Times New Roman"/>
+                <w:color w:val="0F1115"/>
+                <w:sz w:val="24"/>
+                <w:szCs w:val="24"/>
+                <w:lang w:eastAsia="ru-RU"/>
+              </w:rPr>
+            </w:pPr>
+            <w:r>
+              <w:rPr>
+                <w:rFonts w:eastAsia="Times New Roman"/>
+                <w:color w:val="0F1115"/>
+                <w:sz w:val="24"/>
+                <w:szCs w:val="24"/>
+                <w:lang w:eastAsia="ru-RU"/>
+              </w:rPr>
+              <w:t>Начало выборки RD #17</w:t>
+            </w:r>
+          </w:p>
+        </w:tc>
+      </w:tr>
+      <w:tr>
+        <w:tc>
+          <w:tcPr>
+            <w:tcW w:w="0" w:type="auto"/>
+            <w:hideMark/>
+          </w:tcPr>
+          <w:p>
+            <w:pPr>
+              <w:spacing w:line="375" w:lineRule="atLeast"/>
+              <w:ind w:firstLine="0"/>
+              <w:rPr>
+                <w:rFonts w:eastAsia="Times New Roman"/>
+                <w:color w:val="0F1115"/>
+                <w:sz w:val="24"/>
+                <w:szCs w:val="24"/>
+                <w:lang w:eastAsia="ru-RU"/>
+              </w:rPr>
+            </w:pPr>
+            <w:r>
+              <w:rPr>
+                <w:rFonts w:eastAsia="Times New Roman"/>
+                <w:color w:val="0F1115"/>
+                <w:sz w:val="24"/>
+                <w:szCs w:val="24"/>
+                <w:lang w:eastAsia="ru-RU"/>
+              </w:rPr>
+              <w:t>2</w:t>
+            </w:r>
+          </w:p>
+        </w:tc>
+        <w:tc>
+          <w:tcPr>
+            <w:tcW w:w="0" w:type="auto"/>
+            <w:hideMark/>
+          </w:tcPr>
+          <w:p>
+            <w:pPr>
+              <w:spacing w:line="375" w:lineRule="atLeast"/>
+              <w:ind w:firstLine="0"/>
+              <w:rPr>
+                <w:rFonts w:eastAsia="Times New Roman"/>
+                <w:color w:val="0F1115"/>
+                <w:sz w:val="24"/>
+                <w:szCs w:val="24"/>
+                <w:lang w:eastAsia="ru-RU"/>
+              </w:rPr>
+            </w:pPr>
+            <w:r>
+              <w:rPr>
+                <w:rFonts w:eastAsia="Times New Roman"/>
+                <w:color w:val="0F1115"/>
+                <w:sz w:val="24"/>
+                <w:szCs w:val="24"/>
+                <w:lang w:eastAsia="ru-RU"/>
+              </w:rPr>
+              <w:t>MDR ← M(MAR)</w:t>
+            </w:r>
+          </w:p>
+        </w:tc>
+        <w:tc>
+          <w:tcPr>
+            <w:tcW w:w="0" w:type="auto"/>
+            <w:hideMark/>
+          </w:tcPr>
+          <w:p>
+            <w:pPr>
+              <w:spacing w:line="375" w:lineRule="atLeast"/>
+              <w:ind w:firstLine="0"/>
+              <w:rPr>
+                <w:rFonts w:eastAsia="Times New Roman"/>
+                <w:color w:val="0F1115"/>
+                <w:sz w:val="24"/>
+                <w:szCs w:val="24"/>
+                <w:lang w:eastAsia="ru-RU"/>
+              </w:rPr>
+            </w:pPr>
+            <w:r>
+              <w:rPr>
+                <w:rFonts w:eastAsia="Times New Roman"/>
+                <w:color w:val="0F1115"/>
+                <w:sz w:val="24"/>
+                <w:szCs w:val="24"/>
+                <w:lang w:eastAsia="ru-RU"/>
+              </w:rPr>
+              <w:t>000</w:t>
+            </w:r>
+          </w:p>
+        </w:tc>
+        <w:tc>
+          <w:tcPr>
+            <w:tcW w:w="0" w:type="auto"/>
+            <w:hideMark/>
+          </w:tcPr>
+          <w:p>
+            <w:pPr>
+              <w:spacing w:line="375" w:lineRule="atLeast"/>
+              <w:ind w:firstLine="0"/>
+              <w:rPr>
+                <w:rFonts w:eastAsia="Times New Roman"/>
+                <w:color w:val="0F1115"/>
+                <w:sz w:val="24"/>
+                <w:szCs w:val="24"/>
+                <w:lang w:eastAsia="ru-RU"/>
+              </w:rPr>
+            </w:pPr>
+            <w:r>
+              <w:rPr>
+                <w:rFonts w:eastAsia="Times New Roman"/>
+                <w:color w:val="0F1115"/>
+                <w:sz w:val="24"/>
+                <w:szCs w:val="24"/>
+                <w:lang w:eastAsia="ru-RU"/>
+              </w:rPr>
+              <w:t>000000</w:t>
+            </w:r>
+          </w:p>
+        </w:tc>
+        <w:tc>
+          <w:tcPr>
+            <w:tcW w:w="0" w:type="auto"/>
+            <w:hideMark/>
+          </w:tcPr>
+          <w:p>
+            <w:pPr>
+              <w:spacing w:line="375" w:lineRule="atLeast"/>
+              <w:ind w:firstLine="0"/>
+              <w:rPr>
+                <w:rFonts w:eastAsia="Times New Roman"/>
+                <w:color w:val="0F1115"/>
+                <w:sz w:val="24"/>
+                <w:szCs w:val="24"/>
+                <w:lang w:eastAsia="ru-RU"/>
+              </w:rPr>
+            </w:pPr>
+            <w:r>
+              <w:rPr>
+                <w:rFonts w:eastAsia="Times New Roman"/>
+                <w:color w:val="0F1115"/>
+                <w:sz w:val="24"/>
+                <w:szCs w:val="24"/>
+                <w:lang w:eastAsia="ru-RU"/>
+              </w:rPr>
+              <w:t>000</w:t>
+            </w:r>
+          </w:p>
+        </w:tc>
+        <w:tc>
+          <w:tcPr>
+            <w:tcW w:w="0" w:type="auto"/>
+            <w:hideMark/>
+          </w:tcPr>
+          <w:p>
+            <w:pPr>
+              <w:spacing w:line="375" w:lineRule="atLeast"/>
+              <w:ind w:firstLine="0"/>
+              <w:rPr>
+                <w:rFonts w:eastAsia="Times New Roman"/>
+                <w:color w:val="0F1115"/>
+                <w:sz w:val="24"/>
+                <w:szCs w:val="24"/>
+                <w:lang w:eastAsia="ru-RU"/>
+              </w:rPr>
+            </w:pPr>
+            <w:r>
+              <w:rPr>
+                <w:rFonts w:eastAsia="Times New Roman"/>
+                <w:color w:val="0F1115"/>
+                <w:sz w:val="24"/>
+                <w:szCs w:val="24"/>
+                <w:lang w:eastAsia="ru-RU"/>
+              </w:rPr>
+              <w:t>211017</w:t>
+            </w:r>
+          </w:p>
+        </w:tc>
+        <w:tc>
+          <w:tcPr>
+            <w:tcW w:w="0" w:type="auto"/>
+            <w:hideMark/>
+          </w:tcPr>
+          <w:p>
+            <w:pPr>
+              <w:spacing w:line="375" w:lineRule="atLeast"/>
+              <w:ind w:firstLine="0"/>
+              <w:rPr>
+                <w:rFonts w:eastAsia="Times New Roman"/>
+                <w:color w:val="0F1115"/>
+                <w:sz w:val="24"/>
+                <w:szCs w:val="24"/>
+                <w:lang w:eastAsia="ru-RU"/>
+              </w:rPr>
+            </w:pPr>
+            <w:r>
+              <w:rPr>
+                <w:rFonts w:eastAsia="Times New Roman"/>
+                <w:color w:val="0F1115"/>
+                <w:sz w:val="24"/>
+                <w:szCs w:val="24"/>
+                <w:lang w:eastAsia="ru-RU"/>
+              </w:rPr>
+              <w:t>Чтение команды</w:t>
+            </w:r>
+          </w:p>
+        </w:tc>
+      </w:tr>
+      <w:tr>
+        <w:tc>
+          <w:tcPr>
+            <w:tcW w:w="0" w:type="auto"/>
+            <w:hideMark/>
+          </w:tcPr>
+          <w:p>
+            <w:pPr>
+              <w:spacing w:line="375" w:lineRule="atLeast"/>
+              <w:ind w:firstLine="0"/>
+              <w:rPr>
+                <w:rFonts w:eastAsia="Times New Roman"/>
+                <w:color w:val="0F1115"/>
+                <w:sz w:val="24"/>
+                <w:szCs w:val="24"/>
+                <w:lang w:eastAsia="ru-RU"/>
+              </w:rPr>
+            </w:pPr>
+            <w:r>
+              <w:rPr>
+                <w:rFonts w:eastAsia="Times New Roman"/>
+                <w:color w:val="0F1115"/>
+                <w:sz w:val="24"/>
+                <w:szCs w:val="24"/>
+                <w:lang w:eastAsia="ru-RU"/>
+              </w:rPr>
+              <w:t>3</w:t>
+            </w:r>
+          </w:p>
+        </w:tc>
+        <w:tc>
+          <w:tcPr>
+            <w:tcW w:w="0" w:type="auto"/>
+            <w:hideMark/>
+          </w:tcPr>
+          <w:p>
+            <w:pPr>
+              <w:spacing w:line="375" w:lineRule="atLeast"/>
+              <w:ind w:firstLine="0"/>
+              <w:rPr>
+                <w:rFonts w:eastAsia="Times New Roman"/>
+                <w:color w:val="0F1115"/>
+                <w:sz w:val="24"/>
+                <w:szCs w:val="24"/>
+                <w:lang w:eastAsia="ru-RU"/>
+              </w:rPr>
+            </w:pPr>
+            <w:r>
+              <w:rPr>
+                <w:rFonts w:eastAsia="Times New Roman"/>
+                <w:color w:val="0F1115"/>
+                <w:sz w:val="24"/>
+                <w:szCs w:val="24"/>
+                <w:lang w:eastAsia="ru-RU"/>
+              </w:rPr>
+              <w:t>PC ← PC + 1</w:t>
+            </w:r>
+          </w:p>
+        </w:tc>
+        <w:tc>
+          <w:tcPr>
+            <w:tcW w:w="0" w:type="auto"/>
+            <w:hideMark/>
+          </w:tcPr>
+          <w:p>
+            <w:pPr>
+              <w:spacing w:line="375" w:lineRule="atLeast"/>
+              <w:ind w:firstLine="0"/>
+              <w:rPr>
+                <w:rFonts w:eastAsia="Times New Roman"/>
+                <w:color w:val="0F1115"/>
+                <w:sz w:val="24"/>
+                <w:szCs w:val="24"/>
+                <w:lang w:eastAsia="ru-RU"/>
+              </w:rPr>
+            </w:pPr>
+            <w:r>
+              <w:rPr>
+                <w:rFonts w:eastAsia="Times New Roman"/>
+                <w:color w:val="0F1115"/>
+                <w:sz w:val="24"/>
+                <w:szCs w:val="24"/>
+                <w:lang w:eastAsia="ru-RU"/>
+              </w:rPr>
+              <w:t>001</w:t>
+            </w:r>
+          </w:p>
+        </w:tc>
+        <w:tc>
+          <w:tcPr>
+            <w:tcW w:w="0" w:type="auto"/>
+            <w:hideMark/>
+          </w:tcPr>
+          <w:p>
+            <w:pPr>
+              <w:spacing w:line="375" w:lineRule="atLeast"/>
+              <w:ind w:firstLine="0"/>
+              <w:rPr>
+                <w:rFonts w:eastAsia="Times New Roman"/>
+                <w:color w:val="0F1115"/>
+                <w:sz w:val="24"/>
+                <w:szCs w:val="24"/>
+                <w:lang w:eastAsia="ru-RU"/>
+              </w:rPr>
+            </w:pPr>
+            <w:r>
+              <w:rPr>
+                <w:rFonts w:eastAsia="Times New Roman"/>
+                <w:color w:val="0F1115"/>
+                <w:sz w:val="24"/>
+                <w:szCs w:val="24"/>
+                <w:lang w:eastAsia="ru-RU"/>
+              </w:rPr>
+              <w:t>000000</w:t>
+            </w:r>
+          </w:p>
+        </w:tc>
+        <w:tc>
+          <w:tcPr>
+            <w:tcW w:w="0" w:type="auto"/>
+            <w:hideMark/>
+          </w:tcPr>
+          <w:p>
+            <w:pPr>
+              <w:spacing w:line="375" w:lineRule="atLeast"/>
+              <w:ind w:firstLine="0"/>
+              <w:rPr>
+                <w:rFonts w:eastAsia="Times New Roman"/>
+                <w:color w:val="0F1115"/>
+                <w:sz w:val="24"/>
+                <w:szCs w:val="24"/>
+                <w:lang w:eastAsia="ru-RU"/>
+              </w:rPr>
+            </w:pPr>
+            <w:r>
+              <w:rPr>
+                <w:rFonts w:eastAsia="Times New Roman"/>
+                <w:color w:val="0F1115"/>
+                <w:sz w:val="24"/>
+                <w:szCs w:val="24"/>
+                <w:lang w:eastAsia="ru-RU"/>
+              </w:rPr>
+              <w:t>000</w:t>
+            </w:r>
+          </w:p>
+        </w:tc>
+        <w:tc>
+          <w:tcPr>
+            <w:tcW w:w="0" w:type="auto"/>
+            <w:hideMark/>
+          </w:tcPr>
+          <w:p>
+            <w:pPr>
+              <w:spacing w:line="375" w:lineRule="atLeast"/>
+              <w:ind w:firstLine="0"/>
+              <w:rPr>
+                <w:rFonts w:eastAsia="Times New Roman"/>
+                <w:color w:val="0F1115"/>
+                <w:sz w:val="24"/>
+                <w:szCs w:val="24"/>
+                <w:lang w:eastAsia="ru-RU"/>
+              </w:rPr>
+            </w:pPr>
+            <w:r>
+              <w:rPr>
+                <w:rFonts w:eastAsia="Times New Roman"/>
+                <w:color w:val="0F1115"/>
+                <w:sz w:val="24"/>
+                <w:szCs w:val="24"/>
+                <w:lang w:eastAsia="ru-RU"/>
+              </w:rPr>
+              <w:t>211017</w:t>
+            </w:r>
+          </w:p>
+        </w:tc>
+        <w:tc>
+          <w:tcPr>
+            <w:tcW w:w="0" w:type="auto"/>
+            <w:hideMark/>
+          </w:tcPr>
+          <w:p>
+            <w:pPr>
+              <w:spacing w:line="375" w:lineRule="atLeast"/>
+              <w:ind w:firstLine="0"/>
+              <w:rPr>
+                <w:rFonts w:eastAsia="Times New Roman"/>
+                <w:color w:val="0F1115"/>
+                <w:sz w:val="24"/>
+                <w:szCs w:val="24"/>
+                <w:lang w:eastAsia="ru-RU"/>
+              </w:rPr>
+            </w:pPr>
+            <w:r>
+              <w:rPr>
+                <w:rFonts w:eastAsia="Times New Roman"/>
+                <w:color w:val="0F1115"/>
+                <w:sz w:val="24"/>
+                <w:szCs w:val="24"/>
+                <w:lang w:eastAsia="ru-RU"/>
+              </w:rPr>
+              <w:t>Инкремент PC</w:t>
+            </w:r>
+          </w:p>
+        </w:tc>
+      </w:tr>
+      <w:tr>
+        <w:tc>
+          <w:tcPr>
+            <w:tcW w:w="0" w:type="auto"/>
+            <w:hideMark/>
+          </w:tcPr>
+          <w:p>
+            <w:pPr>
+              <w:spacing w:line="375" w:lineRule="atLeast"/>
+              <w:ind w:firstLine="0"/>
+              <w:rPr>
+                <w:rFonts w:eastAsia="Times New Roman"/>
+                <w:color w:val="0F1115"/>
+                <w:sz w:val="24"/>
+                <w:szCs w:val="24"/>
+                <w:lang w:eastAsia="ru-RU"/>
+              </w:rPr>
+            </w:pPr>
+            <w:r>
+              <w:rPr>
+                <w:rFonts w:eastAsia="Times New Roman"/>
+                <w:color w:val="0F1115"/>
+                <w:sz w:val="24"/>
+                <w:szCs w:val="24"/>
+                <w:lang w:eastAsia="ru-RU"/>
+              </w:rPr>
+              <w:lastRenderedPageBreak/>
+              <w:t>4</w:t>
+            </w:r>
+          </w:p>
+        </w:tc>
+        <w:tc>
+          <w:tcPr>
+            <w:tcW w:w="0" w:type="auto"/>
+            <w:hideMark/>
+          </w:tcPr>
+          <w:p>
+            <w:pPr>
+              <w:spacing w:line="375" w:lineRule="atLeast"/>
+              <w:ind w:firstLine="0"/>
+              <w:rPr>
+                <w:rFonts w:eastAsia="Times New Roman"/>
+                <w:color w:val="0F1115"/>
+                <w:sz w:val="24"/>
+                <w:szCs w:val="24"/>
+                <w:lang w:eastAsia="ru-RU"/>
+              </w:rPr>
+            </w:pPr>
+            <w:r>
+              <w:rPr>
+                <w:rFonts w:eastAsia="Times New Roman"/>
+                <w:color w:val="0F1115"/>
+                <w:sz w:val="24"/>
+                <w:szCs w:val="24"/>
+                <w:lang w:eastAsia="ru-RU"/>
+              </w:rPr>
+              <w:t>CR ← MDR</w:t>
+            </w:r>
+          </w:p>
+        </w:tc>
+        <w:tc>
+          <w:tcPr>
+            <w:tcW w:w="0" w:type="auto"/>
+            <w:hideMark/>
+          </w:tcPr>
+          <w:p>
+            <w:pPr>
+              <w:spacing w:line="375" w:lineRule="atLeast"/>
+              <w:ind w:firstLine="0"/>
+              <w:rPr>
+                <w:rFonts w:eastAsia="Times New Roman"/>
+                <w:color w:val="0F1115"/>
+                <w:sz w:val="24"/>
+                <w:szCs w:val="24"/>
+                <w:lang w:eastAsia="ru-RU"/>
+              </w:rPr>
+            </w:pPr>
+            <w:r>
+              <w:rPr>
+                <w:rFonts w:eastAsia="Times New Roman"/>
+                <w:color w:val="0F1115"/>
+                <w:sz w:val="24"/>
+                <w:szCs w:val="24"/>
+                <w:lang w:eastAsia="ru-RU"/>
+              </w:rPr>
+              <w:t>001</w:t>
+            </w:r>
+          </w:p>
+        </w:tc>
+        <w:tc>
+          <w:tcPr>
+            <w:tcW w:w="0" w:type="auto"/>
+            <w:hideMark/>
+          </w:tcPr>
+          <w:p>
+            <w:pPr>
+              <w:spacing w:line="375" w:lineRule="atLeast"/>
+              <w:ind w:firstLine="0"/>
+              <w:rPr>
+                <w:rFonts w:eastAsia="Times New Roman"/>
+                <w:color w:val="0F1115"/>
+                <w:sz w:val="24"/>
+                <w:szCs w:val="24"/>
+                <w:lang w:eastAsia="ru-RU"/>
+              </w:rPr>
+            </w:pPr>
+            <w:r>
+              <w:rPr>
+                <w:rFonts w:eastAsia="Times New Roman"/>
+                <w:color w:val="0F1115"/>
+                <w:sz w:val="24"/>
+                <w:szCs w:val="24"/>
+                <w:lang w:eastAsia="ru-RU"/>
+              </w:rPr>
+              <w:t>000000</w:t>
+            </w:r>
+          </w:p>
+        </w:tc>
+        <w:tc>
+          <w:tcPr>
+            <w:tcW w:w="0" w:type="auto"/>
+            <w:hideMark/>
+          </w:tcPr>
+          <w:p>
+            <w:pPr>
+              <w:spacing w:line="375" w:lineRule="atLeast"/>
+              <w:ind w:firstLine="0"/>
+              <w:rPr>
+                <w:rFonts w:eastAsia="Times New Roman"/>
+                <w:color w:val="0F1115"/>
+                <w:sz w:val="24"/>
+                <w:szCs w:val="24"/>
+                <w:lang w:eastAsia="ru-RU"/>
+              </w:rPr>
+            </w:pPr>
+            <w:r>
+              <w:rPr>
+                <w:rFonts w:eastAsia="Times New Roman"/>
+                <w:color w:val="0F1115"/>
+                <w:sz w:val="24"/>
+                <w:szCs w:val="24"/>
+                <w:lang w:eastAsia="ru-RU"/>
+              </w:rPr>
+              <w:t>000</w:t>
+            </w:r>
+          </w:p>
+        </w:tc>
+        <w:tc>
+          <w:tcPr>
+            <w:tcW w:w="0" w:type="auto"/>
+            <w:hideMark/>
+          </w:tcPr>
+          <w:p>
+            <w:pPr>
+              <w:spacing w:line="375" w:lineRule="atLeast"/>
+              <w:ind w:firstLine="0"/>
+              <w:rPr>
+                <w:rFonts w:eastAsia="Times New Roman"/>
+                <w:color w:val="0F1115"/>
+                <w:sz w:val="24"/>
+                <w:szCs w:val="24"/>
+                <w:lang w:eastAsia="ru-RU"/>
+              </w:rPr>
+            </w:pPr>
+            <w:r>
+              <w:rPr>
+                <w:rFonts w:eastAsia="Times New Roman"/>
+                <w:color w:val="0F1115"/>
+                <w:sz w:val="24"/>
+                <w:szCs w:val="24"/>
+                <w:lang w:eastAsia="ru-RU"/>
+              </w:rPr>
+              <w:t>211017</w:t>
+            </w:r>
+          </w:p>
+        </w:tc>
+        <w:tc>
+          <w:tcPr>
+            <w:tcW w:w="0" w:type="auto"/>
+            <w:hideMark/>
+          </w:tcPr>
+          <w:p>
+            <w:pPr>
+              <w:spacing w:line="375" w:lineRule="atLeast"/>
+              <w:ind w:firstLine="0"/>
+              <w:rPr>
+                <w:rFonts w:eastAsia="Times New Roman"/>
+                <w:color w:val="0F1115"/>
+                <w:sz w:val="24"/>
+                <w:szCs w:val="24"/>
+                <w:lang w:eastAsia="ru-RU"/>
+              </w:rPr>
+            </w:pPr>
+            <w:r>
+              <w:rPr>
+                <w:rFonts w:eastAsia="Times New Roman"/>
+                <w:color w:val="0F1115"/>
+                <w:sz w:val="24"/>
+                <w:szCs w:val="24"/>
+                <w:lang w:eastAsia="ru-RU"/>
+              </w:rPr>
+              <w:t>Команда в CR</w:t>
+            </w:r>
+          </w:p>
+        </w:tc>
+      </w:tr>
+      <w:tr>
+        <w:tc>
+          <w:tcPr>
+            <w:tcW w:w="0" w:type="auto"/>
+            <w:hideMark/>
+          </w:tcPr>
+          <w:p>
+            <w:pPr>
+              <w:spacing w:line="375" w:lineRule="atLeast"/>
+              <w:ind w:firstLine="0"/>
+              <w:rPr>
+                <w:rFonts w:eastAsia="Times New Roman"/>
+                <w:color w:val="0F1115"/>
+                <w:sz w:val="24"/>
+                <w:szCs w:val="24"/>
+                <w:lang w:eastAsia="ru-RU"/>
+              </w:rPr>
+            </w:pPr>
+            <w:r>
+              <w:rPr>
+                <w:rFonts w:eastAsia="Times New Roman"/>
+                <w:color w:val="0F1115"/>
+                <w:sz w:val="24"/>
+                <w:szCs w:val="24"/>
+                <w:lang w:eastAsia="ru-RU"/>
+              </w:rPr>
+              <w:t>5</w:t>
+            </w:r>
+          </w:p>
+        </w:tc>
+        <w:tc>
+          <w:tcPr>
+            <w:tcW w:w="0" w:type="auto"/>
+            <w:hideMark/>
+          </w:tcPr>
+          <w:p>
+            <w:pPr>
+              <w:spacing w:line="375" w:lineRule="atLeast"/>
+              <w:ind w:firstLine="0"/>
+              <w:rPr>
+                <w:rFonts w:eastAsia="Times New Roman"/>
+                <w:color w:val="0F1115"/>
+                <w:sz w:val="24"/>
+                <w:szCs w:val="24"/>
+                <w:lang w:eastAsia="ru-RU"/>
+              </w:rPr>
+            </w:pPr>
+            <w:proofErr w:type="spellStart"/>
+            <w:r>
+              <w:rPr>
+                <w:rFonts w:eastAsia="Times New Roman"/>
+                <w:color w:val="0F1115"/>
+                <w:sz w:val="24"/>
+                <w:szCs w:val="24"/>
+                <w:lang w:eastAsia="ru-RU"/>
+              </w:rPr>
+              <w:t>Acc</w:t>
+            </w:r>
+            <w:proofErr w:type="spellEnd"/>
+            <w:r>
+              <w:rPr>
+                <w:rFonts w:eastAsia="Times New Roman"/>
+                <w:color w:val="0F1115"/>
+                <w:sz w:val="24"/>
+                <w:szCs w:val="24"/>
+                <w:lang w:eastAsia="ru-RU"/>
+              </w:rPr>
+              <w:t xml:space="preserve"> ← ADR</w:t>
+            </w:r>
+          </w:p>
+        </w:tc>
+        <w:tc>
+          <w:tcPr>
+            <w:tcW w:w="0" w:type="auto"/>
+            <w:hideMark/>
+          </w:tcPr>
+          <w:p>
+            <w:pPr>
+              <w:spacing w:line="375" w:lineRule="atLeast"/>
+              <w:ind w:firstLine="0"/>
+              <w:rPr>
+                <w:rFonts w:eastAsia="Times New Roman"/>
+                <w:color w:val="0F1115"/>
+                <w:sz w:val="24"/>
+                <w:szCs w:val="24"/>
+                <w:lang w:eastAsia="ru-RU"/>
+              </w:rPr>
+            </w:pPr>
+            <w:r>
+              <w:rPr>
+                <w:rFonts w:eastAsia="Times New Roman"/>
+                <w:color w:val="0F1115"/>
+                <w:sz w:val="24"/>
+                <w:szCs w:val="24"/>
+                <w:lang w:eastAsia="ru-RU"/>
+              </w:rPr>
+              <w:t>001</w:t>
+            </w:r>
+          </w:p>
+        </w:tc>
+        <w:tc>
+          <w:tcPr>
+            <w:tcW w:w="0" w:type="auto"/>
+            <w:hideMark/>
+          </w:tcPr>
+          <w:p>
+            <w:pPr>
+              <w:spacing w:line="375" w:lineRule="atLeast"/>
+              <w:ind w:firstLine="0"/>
+              <w:rPr>
+                <w:rFonts w:eastAsia="Times New Roman"/>
+                <w:color w:val="0F1115"/>
+                <w:sz w:val="24"/>
+                <w:szCs w:val="24"/>
+                <w:lang w:eastAsia="ru-RU"/>
+              </w:rPr>
+            </w:pPr>
+            <w:r>
+              <w:rPr>
+                <w:rFonts w:eastAsia="Times New Roman"/>
+                <w:color w:val="0F1115"/>
+                <w:sz w:val="24"/>
+                <w:szCs w:val="24"/>
+                <w:lang w:eastAsia="ru-RU"/>
+              </w:rPr>
+              <w:t>000017</w:t>
+            </w:r>
+          </w:p>
+        </w:tc>
+        <w:tc>
+          <w:tcPr>
+            <w:tcW w:w="0" w:type="auto"/>
+            <w:hideMark/>
+          </w:tcPr>
+          <w:p>
+            <w:pPr>
+              <w:spacing w:line="375" w:lineRule="atLeast"/>
+              <w:ind w:firstLine="0"/>
+              <w:rPr>
+                <w:rFonts w:eastAsia="Times New Roman"/>
+                <w:color w:val="0F1115"/>
+                <w:sz w:val="24"/>
+                <w:szCs w:val="24"/>
+                <w:lang w:eastAsia="ru-RU"/>
+              </w:rPr>
+            </w:pPr>
+            <w:r>
+              <w:rPr>
+                <w:rFonts w:eastAsia="Times New Roman"/>
+                <w:color w:val="0F1115"/>
+                <w:sz w:val="24"/>
+                <w:szCs w:val="24"/>
+                <w:lang w:eastAsia="ru-RU"/>
+              </w:rPr>
+              <w:t>000</w:t>
+            </w:r>
+          </w:p>
+        </w:tc>
+        <w:tc>
+          <w:tcPr>
+            <w:tcW w:w="0" w:type="auto"/>
+            <w:hideMark/>
+          </w:tcPr>
+          <w:p>
+            <w:pPr>
+              <w:spacing w:line="375" w:lineRule="atLeast"/>
+              <w:ind w:firstLine="0"/>
+              <w:rPr>
+                <w:rFonts w:eastAsia="Times New Roman"/>
+                <w:color w:val="0F1115"/>
+                <w:sz w:val="24"/>
+                <w:szCs w:val="24"/>
+                <w:lang w:eastAsia="ru-RU"/>
+              </w:rPr>
+            </w:pPr>
+            <w:r>
+              <w:rPr>
+                <w:rFonts w:eastAsia="Times New Roman"/>
+                <w:color w:val="0F1115"/>
+                <w:sz w:val="24"/>
+                <w:szCs w:val="24"/>
+                <w:lang w:eastAsia="ru-RU"/>
+              </w:rPr>
+              <w:t>211017</w:t>
+            </w:r>
+          </w:p>
+        </w:tc>
+        <w:tc>
+          <w:tcPr>
+            <w:tcW w:w="0" w:type="auto"/>
+            <w:hideMark/>
+          </w:tcPr>
+          <w:p>
+            <w:pPr>
+              <w:spacing w:line="375" w:lineRule="atLeast"/>
+              <w:ind w:firstLine="0"/>
+              <w:rPr>
+                <w:rFonts w:eastAsia="Times New Roman"/>
+                <w:color w:val="0F1115"/>
+                <w:sz w:val="24"/>
+                <w:szCs w:val="24"/>
+                <w:lang w:eastAsia="ru-RU"/>
+              </w:rPr>
+            </w:pPr>
+            <w:r>
+              <w:rPr>
+                <w:rFonts w:eastAsia="Times New Roman"/>
+                <w:bCs/>
+                <w:color w:val="0F1115"/>
+                <w:sz w:val="24"/>
+                <w:szCs w:val="24"/>
+                <w:lang w:eastAsia="ru-RU"/>
+              </w:rPr>
+              <w:t>RD #17</w:t>
+            </w:r>
+          </w:p>
+        </w:tc>
+      </w:tr>
+      <w:tr>
+        <w:tc>
+          <w:tcPr>
+            <w:tcW w:w="0" w:type="auto"/>
+            <w:hideMark/>
+          </w:tcPr>
+          <w:p>
+            <w:pPr>
+              <w:spacing w:line="375" w:lineRule="atLeast"/>
+              <w:ind w:firstLine="0"/>
+              <w:rPr>
+                <w:rFonts w:eastAsia="Times New Roman"/>
+                <w:color w:val="0F1115"/>
+                <w:sz w:val="24"/>
+                <w:szCs w:val="24"/>
+                <w:lang w:eastAsia="ru-RU"/>
+              </w:rPr>
+            </w:pPr>
+            <w:r>
+              <w:rPr>
+                <w:rFonts w:eastAsia="Times New Roman"/>
+                <w:color w:val="0F1115"/>
+                <w:sz w:val="24"/>
+                <w:szCs w:val="24"/>
+                <w:lang w:eastAsia="ru-RU"/>
+              </w:rPr>
+              <w:t>6</w:t>
+            </w:r>
+          </w:p>
+        </w:tc>
+        <w:tc>
+          <w:tcPr>
+            <w:tcW w:w="0" w:type="auto"/>
+            <w:hideMark/>
+          </w:tcPr>
+          <w:p>
+            <w:pPr>
+              <w:spacing w:line="375" w:lineRule="atLeast"/>
+              <w:ind w:firstLine="0"/>
+              <w:rPr>
+                <w:rFonts w:eastAsia="Times New Roman"/>
+                <w:color w:val="0F1115"/>
+                <w:sz w:val="24"/>
+                <w:szCs w:val="24"/>
+                <w:lang w:eastAsia="ru-RU"/>
+              </w:rPr>
+            </w:pPr>
+            <w:r>
+              <w:rPr>
+                <w:rFonts w:eastAsia="Times New Roman"/>
+                <w:color w:val="0F1115"/>
+                <w:sz w:val="24"/>
+                <w:szCs w:val="24"/>
+                <w:lang w:eastAsia="ru-RU"/>
+              </w:rPr>
+              <w:t>MAR ← PC</w:t>
+            </w:r>
+          </w:p>
+        </w:tc>
+        <w:tc>
+          <w:tcPr>
+            <w:tcW w:w="0" w:type="auto"/>
+            <w:hideMark/>
+          </w:tcPr>
+          <w:p>
+            <w:pPr>
+              <w:spacing w:line="375" w:lineRule="atLeast"/>
+              <w:ind w:firstLine="0"/>
+              <w:rPr>
+                <w:rFonts w:eastAsia="Times New Roman"/>
+                <w:color w:val="0F1115"/>
+                <w:sz w:val="24"/>
+                <w:szCs w:val="24"/>
+                <w:lang w:eastAsia="ru-RU"/>
+              </w:rPr>
+            </w:pPr>
+            <w:r>
+              <w:rPr>
+                <w:rFonts w:eastAsia="Times New Roman"/>
+                <w:color w:val="0F1115"/>
+                <w:sz w:val="24"/>
+                <w:szCs w:val="24"/>
+                <w:lang w:eastAsia="ru-RU"/>
+              </w:rPr>
+              <w:t>001</w:t>
+            </w:r>
+          </w:p>
+        </w:tc>
+        <w:tc>
+          <w:tcPr>
+            <w:tcW w:w="0" w:type="auto"/>
+            <w:hideMark/>
+          </w:tcPr>
+          <w:p>
+            <w:pPr>
+              <w:spacing w:line="375" w:lineRule="atLeast"/>
+              <w:ind w:firstLine="0"/>
+              <w:rPr>
+                <w:rFonts w:eastAsia="Times New Roman"/>
+                <w:color w:val="0F1115"/>
+                <w:sz w:val="24"/>
+                <w:szCs w:val="24"/>
+                <w:lang w:eastAsia="ru-RU"/>
+              </w:rPr>
+            </w:pPr>
+            <w:r>
+              <w:rPr>
+                <w:rFonts w:eastAsia="Times New Roman"/>
+                <w:color w:val="0F1115"/>
+                <w:sz w:val="24"/>
+                <w:szCs w:val="24"/>
+                <w:lang w:eastAsia="ru-RU"/>
+              </w:rPr>
+              <w:t>000017</w:t>
+            </w:r>
+          </w:p>
+        </w:tc>
+        <w:tc>
+          <w:tcPr>
+            <w:tcW w:w="0" w:type="auto"/>
+            <w:hideMark/>
+          </w:tcPr>
+          <w:p>
+            <w:pPr>
+              <w:spacing w:line="375" w:lineRule="atLeast"/>
+              <w:ind w:firstLine="0"/>
+              <w:rPr>
+                <w:rFonts w:eastAsia="Times New Roman"/>
+                <w:color w:val="0F1115"/>
+                <w:sz w:val="24"/>
+                <w:szCs w:val="24"/>
+                <w:lang w:eastAsia="ru-RU"/>
+              </w:rPr>
+            </w:pPr>
+            <w:r>
+              <w:rPr>
+                <w:rFonts w:eastAsia="Times New Roman"/>
+                <w:color w:val="0F1115"/>
+                <w:sz w:val="24"/>
+                <w:szCs w:val="24"/>
+                <w:lang w:eastAsia="ru-RU"/>
+              </w:rPr>
+              <w:t>001</w:t>
+            </w:r>
+          </w:p>
+        </w:tc>
+        <w:tc>
+          <w:tcPr>
+            <w:tcW w:w="0" w:type="auto"/>
+            <w:hideMark/>
+          </w:tcPr>
+          <w:p>
+            <w:pPr>
+              <w:spacing w:line="375" w:lineRule="atLeast"/>
+              <w:ind w:firstLine="0"/>
+              <w:rPr>
+                <w:rFonts w:eastAsia="Times New Roman"/>
+                <w:color w:val="0F1115"/>
+                <w:sz w:val="24"/>
+                <w:szCs w:val="24"/>
+                <w:lang w:eastAsia="ru-RU"/>
+              </w:rPr>
+            </w:pPr>
+            <w:r>
+              <w:rPr>
+                <w:rFonts w:eastAsia="Times New Roman"/>
+                <w:color w:val="0F1115"/>
+                <w:sz w:val="24"/>
+                <w:szCs w:val="24"/>
+                <w:lang w:eastAsia="ru-RU"/>
+              </w:rPr>
+              <w:t>211017</w:t>
+            </w:r>
+          </w:p>
+        </w:tc>
+        <w:tc>
+          <w:tcPr>
+            <w:tcW w:w="0" w:type="auto"/>
+            <w:hideMark/>
+          </w:tcPr>
+          <w:p>
+            <w:pPr>
+              <w:spacing w:line="375" w:lineRule="atLeast"/>
+              <w:ind w:firstLine="0"/>
+              <w:rPr>
+                <w:rFonts w:eastAsia="Times New Roman"/>
+                <w:color w:val="0F1115"/>
+                <w:sz w:val="24"/>
+                <w:szCs w:val="24"/>
+                <w:lang w:eastAsia="ru-RU"/>
+              </w:rPr>
+            </w:pPr>
+            <w:r>
+              <w:rPr>
+                <w:rFonts w:eastAsia="Times New Roman"/>
+                <w:color w:val="0F1115"/>
+                <w:sz w:val="24"/>
+                <w:szCs w:val="24"/>
+                <w:lang w:eastAsia="ru-RU"/>
+              </w:rPr>
+              <w:t>Начало выборки SUB #9</w:t>
+            </w:r>
+          </w:p>
+        </w:tc>
+      </w:tr>
+      <w:tr>
+        <w:tc>
+          <w:tcPr>
+            <w:tcW w:w="0" w:type="auto"/>
+            <w:hideMark/>
+          </w:tcPr>
+          <w:p>
+            <w:pPr>
+              <w:spacing w:line="375" w:lineRule="atLeast"/>
+              <w:ind w:firstLine="0"/>
+              <w:rPr>
+                <w:rFonts w:eastAsia="Times New Roman"/>
+                <w:color w:val="0F1115"/>
+                <w:sz w:val="24"/>
+                <w:szCs w:val="24"/>
+                <w:lang w:eastAsia="ru-RU"/>
+              </w:rPr>
+            </w:pPr>
+            <w:r>
+              <w:rPr>
+                <w:rFonts w:eastAsia="Times New Roman"/>
+                <w:color w:val="0F1115"/>
+                <w:sz w:val="24"/>
+                <w:szCs w:val="24"/>
+                <w:lang w:eastAsia="ru-RU"/>
+              </w:rPr>
+              <w:t>7</w:t>
+            </w:r>
+          </w:p>
+        </w:tc>
+        <w:tc>
+          <w:tcPr>
+            <w:tcW w:w="0" w:type="auto"/>
+            <w:hideMark/>
+          </w:tcPr>
+          <w:p>
+            <w:pPr>
+              <w:spacing w:line="375" w:lineRule="atLeast"/>
+              <w:ind w:firstLine="0"/>
+              <w:rPr>
+                <w:rFonts w:eastAsia="Times New Roman"/>
+                <w:color w:val="0F1115"/>
+                <w:sz w:val="24"/>
+                <w:szCs w:val="24"/>
+                <w:lang w:eastAsia="ru-RU"/>
+              </w:rPr>
+            </w:pPr>
+            <w:r>
+              <w:rPr>
+                <w:rFonts w:eastAsia="Times New Roman"/>
+                <w:color w:val="0F1115"/>
+                <w:sz w:val="24"/>
+                <w:szCs w:val="24"/>
+                <w:lang w:eastAsia="ru-RU"/>
+              </w:rPr>
+              <w:t>MDR ← M(MAR)</w:t>
+            </w:r>
+          </w:p>
+        </w:tc>
+        <w:tc>
+          <w:tcPr>
+            <w:tcW w:w="0" w:type="auto"/>
+            <w:hideMark/>
+          </w:tcPr>
+          <w:p>
+            <w:pPr>
+              <w:spacing w:line="375" w:lineRule="atLeast"/>
+              <w:ind w:firstLine="0"/>
+              <w:rPr>
+                <w:rFonts w:eastAsia="Times New Roman"/>
+                <w:color w:val="0F1115"/>
+                <w:sz w:val="24"/>
+                <w:szCs w:val="24"/>
+                <w:lang w:eastAsia="ru-RU"/>
+              </w:rPr>
+            </w:pPr>
+            <w:r>
+              <w:rPr>
+                <w:rFonts w:eastAsia="Times New Roman"/>
+                <w:color w:val="0F1115"/>
+                <w:sz w:val="24"/>
+                <w:szCs w:val="24"/>
+                <w:lang w:eastAsia="ru-RU"/>
+              </w:rPr>
+              <w:t>001</w:t>
+            </w:r>
+          </w:p>
+        </w:tc>
+        <w:tc>
+          <w:tcPr>
+            <w:tcW w:w="0" w:type="auto"/>
+            <w:hideMark/>
+          </w:tcPr>
+          <w:p>
+            <w:pPr>
+              <w:spacing w:line="375" w:lineRule="atLeast"/>
+              <w:ind w:firstLine="0"/>
+              <w:rPr>
+                <w:rFonts w:eastAsia="Times New Roman"/>
+                <w:color w:val="0F1115"/>
+                <w:sz w:val="24"/>
+                <w:szCs w:val="24"/>
+                <w:lang w:eastAsia="ru-RU"/>
+              </w:rPr>
+            </w:pPr>
+            <w:r>
+              <w:rPr>
+                <w:rFonts w:eastAsia="Times New Roman"/>
+                <w:color w:val="0F1115"/>
+                <w:sz w:val="24"/>
+                <w:szCs w:val="24"/>
+                <w:lang w:eastAsia="ru-RU"/>
+              </w:rPr>
+              <w:t>000017</w:t>
+            </w:r>
+          </w:p>
+        </w:tc>
+        <w:tc>
+          <w:tcPr>
+            <w:tcW w:w="0" w:type="auto"/>
+            <w:hideMark/>
+          </w:tcPr>
+          <w:p>
+            <w:pPr>
+              <w:spacing w:line="375" w:lineRule="atLeast"/>
+              <w:ind w:firstLine="0"/>
+              <w:rPr>
+                <w:rFonts w:eastAsia="Times New Roman"/>
+                <w:color w:val="0F1115"/>
+                <w:sz w:val="24"/>
+                <w:szCs w:val="24"/>
+                <w:lang w:eastAsia="ru-RU"/>
+              </w:rPr>
+            </w:pPr>
+            <w:r>
+              <w:rPr>
+                <w:rFonts w:eastAsia="Times New Roman"/>
+                <w:color w:val="0F1115"/>
+                <w:sz w:val="24"/>
+                <w:szCs w:val="24"/>
+                <w:lang w:eastAsia="ru-RU"/>
+              </w:rPr>
+              <w:t>001</w:t>
+            </w:r>
+          </w:p>
+        </w:tc>
+        <w:tc>
+          <w:tcPr>
+            <w:tcW w:w="0" w:type="auto"/>
+            <w:hideMark/>
+          </w:tcPr>
+          <w:p>
+            <w:pPr>
+              <w:spacing w:line="375" w:lineRule="atLeast"/>
+              <w:ind w:firstLine="0"/>
+              <w:rPr>
+                <w:rFonts w:eastAsia="Times New Roman"/>
+                <w:color w:val="0F1115"/>
+                <w:sz w:val="24"/>
+                <w:szCs w:val="24"/>
+                <w:lang w:eastAsia="ru-RU"/>
+              </w:rPr>
+            </w:pPr>
+            <w:r>
+              <w:rPr>
+                <w:rFonts w:eastAsia="Times New Roman"/>
+                <w:color w:val="0F1115"/>
+                <w:sz w:val="24"/>
+                <w:szCs w:val="24"/>
+                <w:lang w:eastAsia="ru-RU"/>
+              </w:rPr>
+              <w:t>241009</w:t>
+            </w:r>
+          </w:p>
+        </w:tc>
+        <w:tc>
+          <w:tcPr>
+            <w:tcW w:w="0" w:type="auto"/>
+            <w:hideMark/>
+          </w:tcPr>
+          <w:p>
+            <w:pPr>
+              <w:spacing w:line="375" w:lineRule="atLeast"/>
+              <w:ind w:firstLine="0"/>
+              <w:rPr>
+                <w:rFonts w:eastAsia="Times New Roman"/>
+                <w:color w:val="0F1115"/>
+                <w:sz w:val="24"/>
+                <w:szCs w:val="24"/>
+                <w:lang w:eastAsia="ru-RU"/>
+              </w:rPr>
+            </w:pPr>
+            <w:r>
+              <w:rPr>
+                <w:rFonts w:eastAsia="Times New Roman"/>
+                <w:color w:val="0F1115"/>
+                <w:sz w:val="24"/>
+                <w:szCs w:val="24"/>
+                <w:lang w:eastAsia="ru-RU"/>
+              </w:rPr>
+              <w:t>Чтение команды</w:t>
+            </w:r>
+          </w:p>
+        </w:tc>
+      </w:tr>
+      <w:tr>
+        <w:tc>
+          <w:tcPr>
+            <w:tcW w:w="0" w:type="auto"/>
+            <w:hideMark/>
+          </w:tcPr>
+          <w:p>
+            <w:pPr>
+              <w:spacing w:line="375" w:lineRule="atLeast"/>
+              <w:ind w:firstLine="0"/>
+              <w:rPr>
+                <w:rFonts w:eastAsia="Times New Roman"/>
+                <w:color w:val="0F1115"/>
+                <w:sz w:val="24"/>
+                <w:szCs w:val="24"/>
+                <w:lang w:eastAsia="ru-RU"/>
+              </w:rPr>
+            </w:pPr>
+            <w:r>
+              <w:rPr>
+                <w:rFonts w:eastAsia="Times New Roman"/>
+                <w:color w:val="0F1115"/>
+                <w:sz w:val="24"/>
+                <w:szCs w:val="24"/>
+                <w:lang w:eastAsia="ru-RU"/>
+              </w:rPr>
+              <w:t>8</w:t>
+            </w:r>
+          </w:p>
+        </w:tc>
+        <w:tc>
+          <w:tcPr>
+            <w:tcW w:w="0" w:type="auto"/>
+            <w:hideMark/>
+          </w:tcPr>
+          <w:p>
+            <w:pPr>
+              <w:spacing w:line="375" w:lineRule="atLeast"/>
+              <w:ind w:firstLine="0"/>
+              <w:rPr>
+                <w:rFonts w:eastAsia="Times New Roman"/>
+                <w:color w:val="0F1115"/>
+                <w:sz w:val="24"/>
+                <w:szCs w:val="24"/>
+                <w:lang w:eastAsia="ru-RU"/>
+              </w:rPr>
+            </w:pPr>
+            <w:r>
+              <w:rPr>
+                <w:rFonts w:eastAsia="Times New Roman"/>
+                <w:color w:val="0F1115"/>
+                <w:sz w:val="24"/>
+                <w:szCs w:val="24"/>
+                <w:lang w:eastAsia="ru-RU"/>
+              </w:rPr>
+              <w:t>PC ← PC + 1</w:t>
+            </w:r>
+          </w:p>
+        </w:tc>
+        <w:tc>
+          <w:tcPr>
+            <w:tcW w:w="0" w:type="auto"/>
+            <w:hideMark/>
+          </w:tcPr>
+          <w:p>
+            <w:pPr>
+              <w:spacing w:line="375" w:lineRule="atLeast"/>
+              <w:ind w:firstLine="0"/>
+              <w:rPr>
+                <w:rFonts w:eastAsia="Times New Roman"/>
+                <w:color w:val="0F1115"/>
+                <w:sz w:val="24"/>
+                <w:szCs w:val="24"/>
+                <w:lang w:eastAsia="ru-RU"/>
+              </w:rPr>
+            </w:pPr>
+            <w:r>
+              <w:rPr>
+                <w:rFonts w:eastAsia="Times New Roman"/>
+                <w:color w:val="0F1115"/>
+                <w:sz w:val="24"/>
+                <w:szCs w:val="24"/>
+                <w:lang w:eastAsia="ru-RU"/>
+              </w:rPr>
+              <w:t>002</w:t>
+            </w:r>
+          </w:p>
+        </w:tc>
+        <w:tc>
+          <w:tcPr>
+            <w:tcW w:w="0" w:type="auto"/>
+            <w:hideMark/>
+          </w:tcPr>
+          <w:p>
+            <w:pPr>
+              <w:spacing w:line="375" w:lineRule="atLeast"/>
+              <w:ind w:firstLine="0"/>
+              <w:rPr>
+                <w:rFonts w:eastAsia="Times New Roman"/>
+                <w:color w:val="0F1115"/>
+                <w:sz w:val="24"/>
+                <w:szCs w:val="24"/>
+                <w:lang w:eastAsia="ru-RU"/>
+              </w:rPr>
+            </w:pPr>
+            <w:r>
+              <w:rPr>
+                <w:rFonts w:eastAsia="Times New Roman"/>
+                <w:color w:val="0F1115"/>
+                <w:sz w:val="24"/>
+                <w:szCs w:val="24"/>
+                <w:lang w:eastAsia="ru-RU"/>
+              </w:rPr>
+              <w:t>000017</w:t>
+            </w:r>
+          </w:p>
+        </w:tc>
+        <w:tc>
+          <w:tcPr>
+            <w:tcW w:w="0" w:type="auto"/>
+            <w:hideMark/>
+          </w:tcPr>
+          <w:p>
+            <w:pPr>
+              <w:spacing w:line="375" w:lineRule="atLeast"/>
+              <w:ind w:firstLine="0"/>
+              <w:rPr>
+                <w:rFonts w:eastAsia="Times New Roman"/>
+                <w:color w:val="0F1115"/>
+                <w:sz w:val="24"/>
+                <w:szCs w:val="24"/>
+                <w:lang w:eastAsia="ru-RU"/>
+              </w:rPr>
+            </w:pPr>
+            <w:r>
+              <w:rPr>
+                <w:rFonts w:eastAsia="Times New Roman"/>
+                <w:color w:val="0F1115"/>
+                <w:sz w:val="24"/>
+                <w:szCs w:val="24"/>
+                <w:lang w:eastAsia="ru-RU"/>
+              </w:rPr>
+              <w:t>001</w:t>
+            </w:r>
+          </w:p>
+        </w:tc>
+        <w:tc>
+          <w:tcPr>
+            <w:tcW w:w="0" w:type="auto"/>
+            <w:hideMark/>
+          </w:tcPr>
+          <w:p>
+            <w:pPr>
+              <w:spacing w:line="375" w:lineRule="atLeast"/>
+              <w:ind w:firstLine="0"/>
+              <w:rPr>
+                <w:rFonts w:eastAsia="Times New Roman"/>
+                <w:color w:val="0F1115"/>
+                <w:sz w:val="24"/>
+                <w:szCs w:val="24"/>
+                <w:lang w:eastAsia="ru-RU"/>
+              </w:rPr>
+            </w:pPr>
+            <w:r>
+              <w:rPr>
+                <w:rFonts w:eastAsia="Times New Roman"/>
+                <w:color w:val="0F1115"/>
+                <w:sz w:val="24"/>
+                <w:szCs w:val="24"/>
+                <w:lang w:eastAsia="ru-RU"/>
+              </w:rPr>
+              <w:t>241009</w:t>
+            </w:r>
+          </w:p>
+        </w:tc>
+        <w:tc>
+          <w:tcPr>
+            <w:tcW w:w="0" w:type="auto"/>
+            <w:hideMark/>
+          </w:tcPr>
+          <w:p>
+            <w:pPr>
+              <w:spacing w:line="375" w:lineRule="atLeast"/>
+              <w:ind w:firstLine="0"/>
+              <w:rPr>
+                <w:rFonts w:eastAsia="Times New Roman"/>
+                <w:color w:val="0F1115"/>
+                <w:sz w:val="24"/>
+                <w:szCs w:val="24"/>
+                <w:lang w:eastAsia="ru-RU"/>
+              </w:rPr>
+            </w:pPr>
+            <w:r>
+              <w:rPr>
+                <w:rFonts w:eastAsia="Times New Roman"/>
+                <w:color w:val="0F1115"/>
+                <w:sz w:val="24"/>
+                <w:szCs w:val="24"/>
+                <w:lang w:eastAsia="ru-RU"/>
+              </w:rPr>
+              <w:t>Инкремент PC</w:t>
+            </w:r>
+          </w:p>
+        </w:tc>
+      </w:tr>
+      <w:tr>
+        <w:tc>
+          <w:tcPr>
+            <w:tcW w:w="0" w:type="auto"/>
+            <w:hideMark/>
+          </w:tcPr>
+          <w:p>
+            <w:pPr>
+              <w:spacing w:line="375" w:lineRule="atLeast"/>
+              <w:ind w:firstLine="0"/>
+              <w:rPr>
+                <w:rFonts w:eastAsia="Times New Roman"/>
+                <w:color w:val="0F1115"/>
+                <w:sz w:val="24"/>
+                <w:szCs w:val="24"/>
+                <w:lang w:eastAsia="ru-RU"/>
+              </w:rPr>
+            </w:pPr>
+            <w:r>
+              <w:rPr>
+                <w:rFonts w:eastAsia="Times New Roman"/>
+                <w:color w:val="0F1115"/>
+                <w:sz w:val="24"/>
+                <w:szCs w:val="24"/>
+                <w:lang w:eastAsia="ru-RU"/>
+              </w:rPr>
+              <w:t>9</w:t>
+            </w:r>
+          </w:p>
+        </w:tc>
+        <w:tc>
+          <w:tcPr>
+            <w:tcW w:w="0" w:type="auto"/>
+            <w:hideMark/>
+          </w:tcPr>
+          <w:p>
+            <w:pPr>
+              <w:spacing w:line="375" w:lineRule="atLeast"/>
+              <w:ind w:firstLine="0"/>
+              <w:rPr>
+                <w:rFonts w:eastAsia="Times New Roman"/>
+                <w:color w:val="0F1115"/>
+                <w:sz w:val="24"/>
+                <w:szCs w:val="24"/>
+                <w:lang w:eastAsia="ru-RU"/>
+              </w:rPr>
+            </w:pPr>
+            <w:r>
+              <w:rPr>
+                <w:rFonts w:eastAsia="Times New Roman"/>
+                <w:color w:val="0F1115"/>
+                <w:sz w:val="24"/>
+                <w:szCs w:val="24"/>
+                <w:lang w:eastAsia="ru-RU"/>
+              </w:rPr>
+              <w:t>CR ← MDR</w:t>
+            </w:r>
+          </w:p>
+        </w:tc>
+        <w:tc>
+          <w:tcPr>
+            <w:tcW w:w="0" w:type="auto"/>
+            <w:hideMark/>
+          </w:tcPr>
+          <w:p>
+            <w:pPr>
+              <w:spacing w:line="375" w:lineRule="atLeast"/>
+              <w:ind w:firstLine="0"/>
+              <w:rPr>
+                <w:rFonts w:eastAsia="Times New Roman"/>
+                <w:color w:val="0F1115"/>
+                <w:sz w:val="24"/>
+                <w:szCs w:val="24"/>
+                <w:lang w:eastAsia="ru-RU"/>
+              </w:rPr>
+            </w:pPr>
+            <w:r>
+              <w:rPr>
+                <w:rFonts w:eastAsia="Times New Roman"/>
+                <w:color w:val="0F1115"/>
+                <w:sz w:val="24"/>
+                <w:szCs w:val="24"/>
+                <w:lang w:eastAsia="ru-RU"/>
+              </w:rPr>
+              <w:t>002</w:t>
+            </w:r>
+          </w:p>
+        </w:tc>
+        <w:tc>
+          <w:tcPr>
+            <w:tcW w:w="0" w:type="auto"/>
+            <w:hideMark/>
+          </w:tcPr>
+          <w:p>
+            <w:pPr>
+              <w:spacing w:line="375" w:lineRule="atLeast"/>
+              <w:ind w:firstLine="0"/>
+              <w:rPr>
+                <w:rFonts w:eastAsia="Times New Roman"/>
+                <w:color w:val="0F1115"/>
+                <w:sz w:val="24"/>
+                <w:szCs w:val="24"/>
+                <w:lang w:eastAsia="ru-RU"/>
+              </w:rPr>
+            </w:pPr>
+            <w:r>
+              <w:rPr>
+                <w:rFonts w:eastAsia="Times New Roman"/>
+                <w:color w:val="0F1115"/>
+                <w:sz w:val="24"/>
+                <w:szCs w:val="24"/>
+                <w:lang w:eastAsia="ru-RU"/>
+              </w:rPr>
+              <w:t>000017</w:t>
+            </w:r>
+          </w:p>
+        </w:tc>
+        <w:tc>
+          <w:tcPr>
+            <w:tcW w:w="0" w:type="auto"/>
+            <w:hideMark/>
+          </w:tcPr>
+          <w:p>
+            <w:pPr>
+              <w:spacing w:line="375" w:lineRule="atLeast"/>
+              <w:ind w:firstLine="0"/>
+              <w:rPr>
+                <w:rFonts w:eastAsia="Times New Roman"/>
+                <w:color w:val="0F1115"/>
+                <w:sz w:val="24"/>
+                <w:szCs w:val="24"/>
+                <w:lang w:eastAsia="ru-RU"/>
+              </w:rPr>
+            </w:pPr>
+            <w:r>
+              <w:rPr>
+                <w:rFonts w:eastAsia="Times New Roman"/>
+                <w:color w:val="0F1115"/>
+                <w:sz w:val="24"/>
+                <w:szCs w:val="24"/>
+                <w:lang w:eastAsia="ru-RU"/>
+              </w:rPr>
+              <w:t>001</w:t>
+            </w:r>
+          </w:p>
+        </w:tc>
+        <w:tc>
+          <w:tcPr>
+            <w:tcW w:w="0" w:type="auto"/>
+            <w:hideMark/>
+          </w:tcPr>
+          <w:p>
+            <w:pPr>
+              <w:spacing w:line="375" w:lineRule="atLeast"/>
+              <w:ind w:firstLine="0"/>
+              <w:rPr>
+                <w:rFonts w:eastAsia="Times New Roman"/>
+                <w:color w:val="0F1115"/>
+                <w:sz w:val="24"/>
+                <w:szCs w:val="24"/>
+                <w:lang w:eastAsia="ru-RU"/>
+              </w:rPr>
+            </w:pPr>
+            <w:r>
+              <w:rPr>
+                <w:rFonts w:eastAsia="Times New Roman"/>
+                <w:color w:val="0F1115"/>
+                <w:sz w:val="24"/>
+                <w:szCs w:val="24"/>
+                <w:lang w:eastAsia="ru-RU"/>
+              </w:rPr>
+              <w:t>241009</w:t>
+            </w:r>
+          </w:p>
+        </w:tc>
+        <w:tc>
+          <w:tcPr>
+            <w:tcW w:w="0" w:type="auto"/>
+            <w:hideMark/>
+          </w:tcPr>
+          <w:p>
+            <w:pPr>
+              <w:spacing w:line="375" w:lineRule="atLeast"/>
+              <w:ind w:firstLine="0"/>
+              <w:rPr>
+                <w:rFonts w:eastAsia="Times New Roman"/>
+                <w:color w:val="0F1115"/>
+                <w:sz w:val="24"/>
+                <w:szCs w:val="24"/>
+                <w:lang w:eastAsia="ru-RU"/>
+              </w:rPr>
+            </w:pPr>
+            <w:r>
+              <w:rPr>
+                <w:rFonts w:eastAsia="Times New Roman"/>
+                <w:color w:val="0F1115"/>
+                <w:sz w:val="24"/>
+                <w:szCs w:val="24"/>
+                <w:lang w:eastAsia="ru-RU"/>
+              </w:rPr>
+              <w:t>Команда в CR</w:t>
+            </w:r>
+          </w:p>
+        </w:tc>
+      </w:tr>
+      <w:tr>
+        <w:tc>
+          <w:tcPr>
+            <w:tcW w:w="0" w:type="auto"/>
+            <w:hideMark/>
+          </w:tcPr>
+          <w:p>
+            <w:pPr>
+              <w:spacing w:line="375" w:lineRule="atLeast"/>
+              <w:ind w:firstLine="0"/>
+              <w:rPr>
+                <w:rFonts w:eastAsia="Times New Roman"/>
+                <w:color w:val="0F1115"/>
+                <w:sz w:val="24"/>
+                <w:szCs w:val="24"/>
+                <w:lang w:eastAsia="ru-RU"/>
+              </w:rPr>
+            </w:pPr>
+            <w:r>
+              <w:rPr>
+                <w:rFonts w:eastAsia="Times New Roman"/>
+                <w:color w:val="0F1115"/>
+                <w:sz w:val="24"/>
+                <w:szCs w:val="24"/>
+                <w:lang w:eastAsia="ru-RU"/>
+              </w:rPr>
+              <w:t>10</w:t>
+            </w:r>
+          </w:p>
+        </w:tc>
+        <w:tc>
+          <w:tcPr>
+            <w:tcW w:w="0" w:type="auto"/>
+            <w:hideMark/>
+          </w:tcPr>
+          <w:p>
+            <w:pPr>
+              <w:spacing w:line="375" w:lineRule="atLeast"/>
+              <w:ind w:firstLine="0"/>
+              <w:rPr>
+                <w:rFonts w:eastAsia="Times New Roman"/>
+                <w:color w:val="0F1115"/>
+                <w:sz w:val="24"/>
+                <w:szCs w:val="24"/>
+                <w:lang w:eastAsia="ru-RU"/>
+              </w:rPr>
+            </w:pPr>
+            <w:proofErr w:type="spellStart"/>
+            <w:r>
+              <w:rPr>
+                <w:rFonts w:eastAsia="Times New Roman"/>
+                <w:color w:val="0F1115"/>
+                <w:sz w:val="24"/>
+                <w:szCs w:val="24"/>
+                <w:lang w:eastAsia="ru-RU"/>
+              </w:rPr>
+              <w:t>Acc</w:t>
+            </w:r>
+            <w:proofErr w:type="spellEnd"/>
+            <w:r>
+              <w:rPr>
+                <w:rFonts w:eastAsia="Times New Roman"/>
+                <w:color w:val="0F1115"/>
+                <w:sz w:val="24"/>
+                <w:szCs w:val="24"/>
+                <w:lang w:eastAsia="ru-RU"/>
+              </w:rPr>
+              <w:t xml:space="preserve"> ← </w:t>
+            </w:r>
+            <w:proofErr w:type="spellStart"/>
+            <w:r>
+              <w:rPr>
+                <w:rFonts w:eastAsia="Times New Roman"/>
+                <w:color w:val="0F1115"/>
+                <w:sz w:val="24"/>
+                <w:szCs w:val="24"/>
+                <w:lang w:eastAsia="ru-RU"/>
+              </w:rPr>
+              <w:t>Acc</w:t>
+            </w:r>
+            <w:proofErr w:type="spellEnd"/>
+            <w:r>
+              <w:rPr>
+                <w:rFonts w:eastAsia="Times New Roman"/>
+                <w:color w:val="0F1115"/>
+                <w:sz w:val="24"/>
+                <w:szCs w:val="24"/>
+                <w:lang w:eastAsia="ru-RU"/>
+              </w:rPr>
+              <w:t xml:space="preserve"> − ADR</w:t>
+            </w:r>
+          </w:p>
+        </w:tc>
+        <w:tc>
+          <w:tcPr>
+            <w:tcW w:w="0" w:type="auto"/>
+            <w:hideMark/>
+          </w:tcPr>
+          <w:p>
+            <w:pPr>
+              <w:spacing w:line="375" w:lineRule="atLeast"/>
+              <w:ind w:firstLine="0"/>
+              <w:rPr>
+                <w:rFonts w:eastAsia="Times New Roman"/>
+                <w:color w:val="0F1115"/>
+                <w:sz w:val="24"/>
+                <w:szCs w:val="24"/>
+                <w:lang w:eastAsia="ru-RU"/>
+              </w:rPr>
+            </w:pPr>
+            <w:r>
+              <w:rPr>
+                <w:rFonts w:eastAsia="Times New Roman"/>
+                <w:color w:val="0F1115"/>
+                <w:sz w:val="24"/>
+                <w:szCs w:val="24"/>
+                <w:lang w:eastAsia="ru-RU"/>
+              </w:rPr>
+              <w:t>002</w:t>
+            </w:r>
+          </w:p>
+        </w:tc>
+        <w:tc>
+          <w:tcPr>
+            <w:tcW w:w="0" w:type="auto"/>
+            <w:hideMark/>
+          </w:tcPr>
+          <w:p>
+            <w:pPr>
+              <w:spacing w:line="375" w:lineRule="atLeast"/>
+              <w:ind w:firstLine="0"/>
+              <w:rPr>
+                <w:rFonts w:eastAsia="Times New Roman"/>
+                <w:color w:val="0F1115"/>
+                <w:sz w:val="24"/>
+                <w:szCs w:val="24"/>
+                <w:lang w:eastAsia="ru-RU"/>
+              </w:rPr>
+            </w:pPr>
+            <w:r>
+              <w:rPr>
+                <w:rFonts w:eastAsia="Times New Roman"/>
+                <w:color w:val="0F1115"/>
+                <w:sz w:val="24"/>
+                <w:szCs w:val="24"/>
+                <w:lang w:eastAsia="ru-RU"/>
+              </w:rPr>
+              <w:t>000008</w:t>
+            </w:r>
+          </w:p>
+        </w:tc>
+        <w:tc>
+          <w:tcPr>
+            <w:tcW w:w="0" w:type="auto"/>
+            <w:hideMark/>
+          </w:tcPr>
+          <w:p>
+            <w:pPr>
+              <w:spacing w:line="375" w:lineRule="atLeast"/>
+              <w:ind w:firstLine="0"/>
+              <w:rPr>
+                <w:rFonts w:eastAsia="Times New Roman"/>
+                <w:color w:val="0F1115"/>
+                <w:sz w:val="24"/>
+                <w:szCs w:val="24"/>
+                <w:lang w:eastAsia="ru-RU"/>
+              </w:rPr>
+            </w:pPr>
+            <w:r>
+              <w:rPr>
+                <w:rFonts w:eastAsia="Times New Roman"/>
+                <w:color w:val="0F1115"/>
+                <w:sz w:val="24"/>
+                <w:szCs w:val="24"/>
+                <w:lang w:eastAsia="ru-RU"/>
+              </w:rPr>
+              <w:t>001</w:t>
+            </w:r>
+          </w:p>
+        </w:tc>
+        <w:tc>
+          <w:tcPr>
+            <w:tcW w:w="0" w:type="auto"/>
+            <w:hideMark/>
+          </w:tcPr>
+          <w:p>
+            <w:pPr>
+              <w:spacing w:line="375" w:lineRule="atLeast"/>
+              <w:ind w:firstLine="0"/>
+              <w:rPr>
+                <w:rFonts w:eastAsia="Times New Roman"/>
+                <w:color w:val="0F1115"/>
+                <w:sz w:val="24"/>
+                <w:szCs w:val="24"/>
+                <w:lang w:eastAsia="ru-RU"/>
+              </w:rPr>
+            </w:pPr>
+            <w:r>
+              <w:rPr>
+                <w:rFonts w:eastAsia="Times New Roman"/>
+                <w:color w:val="0F1115"/>
+                <w:sz w:val="24"/>
+                <w:szCs w:val="24"/>
+                <w:lang w:eastAsia="ru-RU"/>
+              </w:rPr>
+              <w:t>241009</w:t>
+            </w:r>
+          </w:p>
+        </w:tc>
+        <w:tc>
+          <w:tcPr>
+            <w:tcW w:w="0" w:type="auto"/>
+            <w:hideMark/>
+          </w:tcPr>
+          <w:p>
+            <w:pPr>
+              <w:spacing w:line="375" w:lineRule="atLeast"/>
+              <w:ind w:firstLine="0"/>
+              <w:rPr>
+                <w:rFonts w:eastAsia="Times New Roman"/>
+                <w:color w:val="0F1115"/>
+                <w:sz w:val="24"/>
+                <w:szCs w:val="24"/>
+                <w:lang w:eastAsia="ru-RU"/>
+              </w:rPr>
+            </w:pPr>
+            <w:r>
+              <w:rPr>
+                <w:rFonts w:eastAsia="Times New Roman"/>
+                <w:bCs/>
+                <w:color w:val="0F1115"/>
+                <w:sz w:val="24"/>
+                <w:szCs w:val="24"/>
+                <w:lang w:eastAsia="ru-RU"/>
+              </w:rPr>
+              <w:t>SUB #9</w:t>
+            </w:r>
+          </w:p>
+        </w:tc>
+      </w:tr>
+      <w:tr>
+        <w:tc>
+          <w:tcPr>
+            <w:tcW w:w="0" w:type="auto"/>
+            <w:hideMark/>
+          </w:tcPr>
+          <w:p>
+            <w:pPr>
+              <w:spacing w:line="375" w:lineRule="atLeast"/>
+              <w:ind w:firstLine="0"/>
+              <w:rPr>
+                <w:rFonts w:eastAsia="Times New Roman"/>
+                <w:color w:val="0F1115"/>
+                <w:sz w:val="24"/>
+                <w:szCs w:val="24"/>
+                <w:lang w:eastAsia="ru-RU"/>
+              </w:rPr>
+            </w:pPr>
+            <w:r>
+              <w:rPr>
+                <w:rFonts w:eastAsia="Times New Roman"/>
+                <w:color w:val="0F1115"/>
+                <w:sz w:val="24"/>
+                <w:szCs w:val="24"/>
+                <w:lang w:eastAsia="ru-RU"/>
+              </w:rPr>
+              <w:t>11</w:t>
+            </w:r>
+          </w:p>
+        </w:tc>
+        <w:tc>
+          <w:tcPr>
+            <w:tcW w:w="0" w:type="auto"/>
+            <w:hideMark/>
+          </w:tcPr>
+          <w:p>
+            <w:pPr>
+              <w:spacing w:line="375" w:lineRule="atLeast"/>
+              <w:ind w:firstLine="0"/>
+              <w:rPr>
+                <w:rFonts w:eastAsia="Times New Roman"/>
+                <w:color w:val="0F1115"/>
+                <w:sz w:val="24"/>
+                <w:szCs w:val="24"/>
+                <w:lang w:eastAsia="ru-RU"/>
+              </w:rPr>
+            </w:pPr>
+            <w:r>
+              <w:rPr>
+                <w:rFonts w:eastAsia="Times New Roman"/>
+                <w:color w:val="0F1115"/>
+                <w:sz w:val="24"/>
+                <w:szCs w:val="24"/>
+                <w:lang w:eastAsia="ru-RU"/>
+              </w:rPr>
+              <w:t>MAR ← PC</w:t>
+            </w:r>
+          </w:p>
+        </w:tc>
+        <w:tc>
+          <w:tcPr>
+            <w:tcW w:w="0" w:type="auto"/>
+            <w:hideMark/>
+          </w:tcPr>
+          <w:p>
+            <w:pPr>
+              <w:spacing w:line="375" w:lineRule="atLeast"/>
+              <w:ind w:firstLine="0"/>
+              <w:rPr>
+                <w:rFonts w:eastAsia="Times New Roman"/>
+                <w:color w:val="0F1115"/>
+                <w:sz w:val="24"/>
+                <w:szCs w:val="24"/>
+                <w:lang w:eastAsia="ru-RU"/>
+              </w:rPr>
+            </w:pPr>
+            <w:r>
+              <w:rPr>
+                <w:rFonts w:eastAsia="Times New Roman"/>
+                <w:color w:val="0F1115"/>
+                <w:sz w:val="24"/>
+                <w:szCs w:val="24"/>
+                <w:lang w:eastAsia="ru-RU"/>
+              </w:rPr>
+              <w:t>002</w:t>
+            </w:r>
+          </w:p>
+        </w:tc>
+        <w:tc>
+          <w:tcPr>
+            <w:tcW w:w="0" w:type="auto"/>
+            <w:hideMark/>
+          </w:tcPr>
+          <w:p>
+            <w:pPr>
+              <w:spacing w:line="375" w:lineRule="atLeast"/>
+              <w:ind w:firstLine="0"/>
+              <w:rPr>
+                <w:rFonts w:eastAsia="Times New Roman"/>
+                <w:color w:val="0F1115"/>
+                <w:sz w:val="24"/>
+                <w:szCs w:val="24"/>
+                <w:lang w:eastAsia="ru-RU"/>
+              </w:rPr>
+            </w:pPr>
+            <w:r>
+              <w:rPr>
+                <w:rFonts w:eastAsia="Times New Roman"/>
+                <w:color w:val="0F1115"/>
+                <w:sz w:val="24"/>
+                <w:szCs w:val="24"/>
+                <w:lang w:eastAsia="ru-RU"/>
+              </w:rPr>
+              <w:t>000008</w:t>
+            </w:r>
+          </w:p>
+        </w:tc>
+        <w:tc>
+          <w:tcPr>
+            <w:tcW w:w="0" w:type="auto"/>
+            <w:hideMark/>
+          </w:tcPr>
+          <w:p>
+            <w:pPr>
+              <w:spacing w:line="375" w:lineRule="atLeast"/>
+              <w:ind w:firstLine="0"/>
+              <w:rPr>
+                <w:rFonts w:eastAsia="Times New Roman"/>
+                <w:color w:val="0F1115"/>
+                <w:sz w:val="24"/>
+                <w:szCs w:val="24"/>
+                <w:lang w:eastAsia="ru-RU"/>
+              </w:rPr>
+            </w:pPr>
+            <w:r>
+              <w:rPr>
+                <w:rFonts w:eastAsia="Times New Roman"/>
+                <w:color w:val="0F1115"/>
+                <w:sz w:val="24"/>
+                <w:szCs w:val="24"/>
+                <w:lang w:eastAsia="ru-RU"/>
+              </w:rPr>
+              <w:t>002</w:t>
+            </w:r>
+          </w:p>
+        </w:tc>
+        <w:tc>
+          <w:tcPr>
+            <w:tcW w:w="0" w:type="auto"/>
+            <w:hideMark/>
+          </w:tcPr>
+          <w:p>
+            <w:pPr>
+              <w:spacing w:line="375" w:lineRule="atLeast"/>
+              <w:ind w:firstLine="0"/>
+              <w:rPr>
+                <w:rFonts w:eastAsia="Times New Roman"/>
+                <w:color w:val="0F1115"/>
+                <w:sz w:val="24"/>
+                <w:szCs w:val="24"/>
+                <w:lang w:eastAsia="ru-RU"/>
+              </w:rPr>
+            </w:pPr>
+            <w:r>
+              <w:rPr>
+                <w:rFonts w:eastAsia="Times New Roman"/>
+                <w:color w:val="0F1115"/>
+                <w:sz w:val="24"/>
+                <w:szCs w:val="24"/>
+                <w:lang w:eastAsia="ru-RU"/>
+              </w:rPr>
+              <w:t>241009</w:t>
+            </w:r>
+          </w:p>
+        </w:tc>
+        <w:tc>
+          <w:tcPr>
+            <w:tcW w:w="0" w:type="auto"/>
+            <w:hideMark/>
+          </w:tcPr>
+          <w:p>
+            <w:pPr>
+              <w:spacing w:line="375" w:lineRule="atLeast"/>
+              <w:ind w:firstLine="0"/>
+              <w:rPr>
+                <w:rFonts w:eastAsia="Times New Roman"/>
+                <w:color w:val="0F1115"/>
+                <w:sz w:val="24"/>
+                <w:szCs w:val="24"/>
+                <w:lang w:eastAsia="ru-RU"/>
+              </w:rPr>
+            </w:pPr>
+            <w:r>
+              <w:rPr>
+                <w:rFonts w:eastAsia="Times New Roman"/>
+                <w:color w:val="0F1115"/>
+                <w:sz w:val="24"/>
+                <w:szCs w:val="24"/>
+                <w:lang w:eastAsia="ru-RU"/>
+              </w:rPr>
+              <w:t>Начало выборки WR 16</w:t>
+            </w:r>
+          </w:p>
+        </w:tc>
+      </w:tr>
+      <w:tr>
+        <w:tc>
+          <w:tcPr>
+            <w:tcW w:w="0" w:type="auto"/>
+            <w:hideMark/>
+          </w:tcPr>
+          <w:p>
+            <w:pPr>
+              <w:spacing w:line="375" w:lineRule="atLeast"/>
+              <w:ind w:firstLine="0"/>
+              <w:rPr>
+                <w:rFonts w:eastAsia="Times New Roman"/>
+                <w:color w:val="0F1115"/>
+                <w:sz w:val="24"/>
+                <w:szCs w:val="24"/>
+                <w:lang w:eastAsia="ru-RU"/>
+              </w:rPr>
+            </w:pPr>
+            <w:r>
+              <w:rPr>
+                <w:rFonts w:eastAsia="Times New Roman"/>
+                <w:color w:val="0F1115"/>
+                <w:sz w:val="24"/>
+                <w:szCs w:val="24"/>
+                <w:lang w:eastAsia="ru-RU"/>
+              </w:rPr>
+              <w:t>12</w:t>
+            </w:r>
+          </w:p>
+        </w:tc>
+        <w:tc>
+          <w:tcPr>
+            <w:tcW w:w="0" w:type="auto"/>
+            <w:hideMark/>
+          </w:tcPr>
+          <w:p>
+            <w:pPr>
+              <w:spacing w:line="375" w:lineRule="atLeast"/>
+              <w:ind w:firstLine="0"/>
+              <w:rPr>
+                <w:rFonts w:eastAsia="Times New Roman"/>
+                <w:color w:val="0F1115"/>
+                <w:sz w:val="24"/>
+                <w:szCs w:val="24"/>
+                <w:lang w:eastAsia="ru-RU"/>
+              </w:rPr>
+            </w:pPr>
+            <w:r>
+              <w:rPr>
+                <w:rFonts w:eastAsia="Times New Roman"/>
+                <w:color w:val="0F1115"/>
+                <w:sz w:val="24"/>
+                <w:szCs w:val="24"/>
+                <w:lang w:eastAsia="ru-RU"/>
+              </w:rPr>
+              <w:t>MDR ← M(MAR)</w:t>
+            </w:r>
+          </w:p>
+        </w:tc>
+        <w:tc>
+          <w:tcPr>
+            <w:tcW w:w="0" w:type="auto"/>
+            <w:hideMark/>
+          </w:tcPr>
+          <w:p>
+            <w:pPr>
+              <w:spacing w:line="375" w:lineRule="atLeast"/>
+              <w:ind w:firstLine="0"/>
+              <w:rPr>
+                <w:rFonts w:eastAsia="Times New Roman"/>
+                <w:color w:val="0F1115"/>
+                <w:sz w:val="24"/>
+                <w:szCs w:val="24"/>
+                <w:lang w:eastAsia="ru-RU"/>
+              </w:rPr>
+            </w:pPr>
+            <w:r>
+              <w:rPr>
+                <w:rFonts w:eastAsia="Times New Roman"/>
+                <w:color w:val="0F1115"/>
+                <w:sz w:val="24"/>
+                <w:szCs w:val="24"/>
+                <w:lang w:eastAsia="ru-RU"/>
+              </w:rPr>
+              <w:t>002</w:t>
+            </w:r>
+          </w:p>
+        </w:tc>
+        <w:tc>
+          <w:tcPr>
+            <w:tcW w:w="0" w:type="auto"/>
+            <w:hideMark/>
+          </w:tcPr>
+          <w:p>
+            <w:pPr>
+              <w:spacing w:line="375" w:lineRule="atLeast"/>
+              <w:ind w:firstLine="0"/>
+              <w:rPr>
+                <w:rFonts w:eastAsia="Times New Roman"/>
+                <w:color w:val="0F1115"/>
+                <w:sz w:val="24"/>
+                <w:szCs w:val="24"/>
+                <w:lang w:eastAsia="ru-RU"/>
+              </w:rPr>
+            </w:pPr>
+            <w:r>
+              <w:rPr>
+                <w:rFonts w:eastAsia="Times New Roman"/>
+                <w:color w:val="0F1115"/>
+                <w:sz w:val="24"/>
+                <w:szCs w:val="24"/>
+                <w:lang w:eastAsia="ru-RU"/>
+              </w:rPr>
+              <w:t>000008</w:t>
+            </w:r>
+          </w:p>
+        </w:tc>
+        <w:tc>
+          <w:tcPr>
+            <w:tcW w:w="0" w:type="auto"/>
+            <w:hideMark/>
+          </w:tcPr>
+          <w:p>
+            <w:pPr>
+              <w:spacing w:line="375" w:lineRule="atLeast"/>
+              <w:ind w:firstLine="0"/>
+              <w:rPr>
+                <w:rFonts w:eastAsia="Times New Roman"/>
+                <w:color w:val="0F1115"/>
+                <w:sz w:val="24"/>
+                <w:szCs w:val="24"/>
+                <w:lang w:eastAsia="ru-RU"/>
+              </w:rPr>
+            </w:pPr>
+            <w:r>
+              <w:rPr>
+                <w:rFonts w:eastAsia="Times New Roman"/>
+                <w:color w:val="0F1115"/>
+                <w:sz w:val="24"/>
+                <w:szCs w:val="24"/>
+                <w:lang w:eastAsia="ru-RU"/>
+              </w:rPr>
+              <w:t>002</w:t>
+            </w:r>
+          </w:p>
+        </w:tc>
+        <w:tc>
+          <w:tcPr>
+            <w:tcW w:w="0" w:type="auto"/>
+            <w:hideMark/>
+          </w:tcPr>
+          <w:p>
+            <w:pPr>
+              <w:spacing w:line="375" w:lineRule="atLeast"/>
+              <w:ind w:firstLine="0"/>
+              <w:rPr>
+                <w:rFonts w:eastAsia="Times New Roman"/>
+                <w:color w:val="0F1115"/>
+                <w:sz w:val="24"/>
+                <w:szCs w:val="24"/>
+                <w:lang w:eastAsia="ru-RU"/>
+              </w:rPr>
+            </w:pPr>
+            <w:r>
+              <w:rPr>
+                <w:rFonts w:eastAsia="Times New Roman"/>
+                <w:color w:val="0F1115"/>
+                <w:sz w:val="24"/>
+                <w:szCs w:val="24"/>
+                <w:lang w:eastAsia="ru-RU"/>
+              </w:rPr>
+              <w:t>220016</w:t>
+            </w:r>
+          </w:p>
+        </w:tc>
+        <w:tc>
+          <w:tcPr>
+            <w:tcW w:w="0" w:type="auto"/>
+            <w:hideMark/>
+          </w:tcPr>
+          <w:p>
+            <w:pPr>
+              <w:spacing w:line="375" w:lineRule="atLeast"/>
+              <w:ind w:firstLine="0"/>
+              <w:rPr>
+                <w:rFonts w:eastAsia="Times New Roman"/>
+                <w:color w:val="0F1115"/>
+                <w:sz w:val="24"/>
+                <w:szCs w:val="24"/>
+                <w:lang w:eastAsia="ru-RU"/>
+              </w:rPr>
+            </w:pPr>
+            <w:r>
+              <w:rPr>
+                <w:rFonts w:eastAsia="Times New Roman"/>
+                <w:color w:val="0F1115"/>
+                <w:sz w:val="24"/>
+                <w:szCs w:val="24"/>
+                <w:lang w:eastAsia="ru-RU"/>
+              </w:rPr>
+              <w:t>Чтение команды</w:t>
+            </w:r>
+          </w:p>
+        </w:tc>
+      </w:tr>
+      <w:tr>
+        <w:tc>
+          <w:tcPr>
+            <w:tcW w:w="0" w:type="auto"/>
+            <w:hideMark/>
+          </w:tcPr>
+          <w:p>
+            <w:pPr>
+              <w:spacing w:line="375" w:lineRule="atLeast"/>
+              <w:ind w:firstLine="0"/>
+              <w:rPr>
+                <w:rFonts w:eastAsia="Times New Roman"/>
+                <w:color w:val="0F1115"/>
+                <w:sz w:val="24"/>
+                <w:szCs w:val="24"/>
+                <w:lang w:eastAsia="ru-RU"/>
+              </w:rPr>
+            </w:pPr>
+            <w:r>
+              <w:rPr>
+                <w:rFonts w:eastAsia="Times New Roman"/>
+                <w:color w:val="0F1115"/>
+                <w:sz w:val="24"/>
+                <w:szCs w:val="24"/>
+                <w:lang w:eastAsia="ru-RU"/>
+              </w:rPr>
+              <w:t>13</w:t>
+            </w:r>
+          </w:p>
+        </w:tc>
+        <w:tc>
+          <w:tcPr>
+            <w:tcW w:w="0" w:type="auto"/>
+            <w:hideMark/>
+          </w:tcPr>
+          <w:p>
+            <w:pPr>
+              <w:spacing w:line="375" w:lineRule="atLeast"/>
+              <w:ind w:firstLine="0"/>
+              <w:rPr>
+                <w:rFonts w:eastAsia="Times New Roman"/>
+                <w:color w:val="0F1115"/>
+                <w:sz w:val="24"/>
+                <w:szCs w:val="24"/>
+                <w:lang w:eastAsia="ru-RU"/>
+              </w:rPr>
+            </w:pPr>
+            <w:r>
+              <w:rPr>
+                <w:rFonts w:eastAsia="Times New Roman"/>
+                <w:color w:val="0F1115"/>
+                <w:sz w:val="24"/>
+                <w:szCs w:val="24"/>
+                <w:lang w:eastAsia="ru-RU"/>
+              </w:rPr>
+              <w:t>PC ← PC + 1</w:t>
+            </w:r>
+          </w:p>
+        </w:tc>
+        <w:tc>
+          <w:tcPr>
+            <w:tcW w:w="0" w:type="auto"/>
+            <w:hideMark/>
+          </w:tcPr>
+          <w:p>
+            <w:pPr>
+              <w:spacing w:line="375" w:lineRule="atLeast"/>
+              <w:ind w:firstLine="0"/>
+              <w:rPr>
+                <w:rFonts w:eastAsia="Times New Roman"/>
+                <w:color w:val="0F1115"/>
+                <w:sz w:val="24"/>
+                <w:szCs w:val="24"/>
+                <w:lang w:eastAsia="ru-RU"/>
+              </w:rPr>
+            </w:pPr>
+            <w:r>
+              <w:rPr>
+                <w:rFonts w:eastAsia="Times New Roman"/>
+                <w:color w:val="0F1115"/>
+                <w:sz w:val="24"/>
+                <w:szCs w:val="24"/>
+                <w:lang w:eastAsia="ru-RU"/>
+              </w:rPr>
+              <w:t>003</w:t>
+            </w:r>
+          </w:p>
+        </w:tc>
+        <w:tc>
+          <w:tcPr>
+            <w:tcW w:w="0" w:type="auto"/>
+            <w:hideMark/>
+          </w:tcPr>
+          <w:p>
+            <w:pPr>
+              <w:spacing w:line="375" w:lineRule="atLeast"/>
+              <w:ind w:firstLine="0"/>
+              <w:rPr>
+                <w:rFonts w:eastAsia="Times New Roman"/>
+                <w:color w:val="0F1115"/>
+                <w:sz w:val="24"/>
+                <w:szCs w:val="24"/>
+                <w:lang w:eastAsia="ru-RU"/>
+              </w:rPr>
+            </w:pPr>
+            <w:r>
+              <w:rPr>
+                <w:rFonts w:eastAsia="Times New Roman"/>
+                <w:color w:val="0F1115"/>
+                <w:sz w:val="24"/>
+                <w:szCs w:val="24"/>
+                <w:lang w:eastAsia="ru-RU"/>
+              </w:rPr>
+              <w:t>000008</w:t>
+            </w:r>
+          </w:p>
+        </w:tc>
+        <w:tc>
+          <w:tcPr>
+            <w:tcW w:w="0" w:type="auto"/>
+            <w:hideMark/>
+          </w:tcPr>
+          <w:p>
+            <w:pPr>
+              <w:spacing w:line="375" w:lineRule="atLeast"/>
+              <w:ind w:firstLine="0"/>
+              <w:rPr>
+                <w:rFonts w:eastAsia="Times New Roman"/>
+                <w:color w:val="0F1115"/>
+                <w:sz w:val="24"/>
+                <w:szCs w:val="24"/>
+                <w:lang w:eastAsia="ru-RU"/>
+              </w:rPr>
+            </w:pPr>
+            <w:r>
+              <w:rPr>
+                <w:rFonts w:eastAsia="Times New Roman"/>
+                <w:color w:val="0F1115"/>
+                <w:sz w:val="24"/>
+                <w:szCs w:val="24"/>
+                <w:lang w:eastAsia="ru-RU"/>
+              </w:rPr>
+              <w:t>002</w:t>
+            </w:r>
+          </w:p>
+        </w:tc>
+        <w:tc>
+          <w:tcPr>
+            <w:tcW w:w="0" w:type="auto"/>
+            <w:hideMark/>
+          </w:tcPr>
+          <w:p>
+            <w:pPr>
+              <w:spacing w:line="375" w:lineRule="atLeast"/>
+              <w:ind w:firstLine="0"/>
+              <w:rPr>
+                <w:rFonts w:eastAsia="Times New Roman"/>
+                <w:color w:val="0F1115"/>
+                <w:sz w:val="24"/>
+                <w:szCs w:val="24"/>
+                <w:lang w:eastAsia="ru-RU"/>
+              </w:rPr>
+            </w:pPr>
+            <w:r>
+              <w:rPr>
+                <w:rFonts w:eastAsia="Times New Roman"/>
+                <w:color w:val="0F1115"/>
+                <w:sz w:val="24"/>
+                <w:szCs w:val="24"/>
+                <w:lang w:eastAsia="ru-RU"/>
+              </w:rPr>
+              <w:t>220016</w:t>
+            </w:r>
+          </w:p>
+        </w:tc>
+        <w:tc>
+          <w:tcPr>
+            <w:tcW w:w="0" w:type="auto"/>
+            <w:hideMark/>
+          </w:tcPr>
+          <w:p>
+            <w:pPr>
+              <w:spacing w:line="375" w:lineRule="atLeast"/>
+              <w:ind w:firstLine="0"/>
+              <w:rPr>
+                <w:rFonts w:eastAsia="Times New Roman"/>
+                <w:color w:val="0F1115"/>
+                <w:sz w:val="24"/>
+                <w:szCs w:val="24"/>
+                <w:lang w:eastAsia="ru-RU"/>
+              </w:rPr>
+            </w:pPr>
+            <w:r>
+              <w:rPr>
+                <w:rFonts w:eastAsia="Times New Roman"/>
+                <w:color w:val="0F1115"/>
+                <w:sz w:val="24"/>
+                <w:szCs w:val="24"/>
+                <w:lang w:eastAsia="ru-RU"/>
+              </w:rPr>
+              <w:t>Инкремент PC</w:t>
+            </w:r>
+          </w:p>
+        </w:tc>
+      </w:tr>
+      <w:tr>
+        <w:tc>
+          <w:tcPr>
+            <w:tcW w:w="0" w:type="auto"/>
+            <w:hideMark/>
+          </w:tcPr>
+          <w:p>
+            <w:pPr>
+              <w:spacing w:line="375" w:lineRule="atLeast"/>
+              <w:ind w:firstLine="0"/>
+              <w:rPr>
+                <w:rFonts w:eastAsia="Times New Roman"/>
+                <w:color w:val="0F1115"/>
+                <w:sz w:val="24"/>
+                <w:szCs w:val="24"/>
+                <w:lang w:eastAsia="ru-RU"/>
+              </w:rPr>
+            </w:pPr>
+            <w:r>
+              <w:rPr>
+                <w:rFonts w:eastAsia="Times New Roman"/>
+                <w:color w:val="0F1115"/>
+                <w:sz w:val="24"/>
+                <w:szCs w:val="24"/>
+                <w:lang w:eastAsia="ru-RU"/>
+              </w:rPr>
+              <w:t>14</w:t>
+            </w:r>
+          </w:p>
+        </w:tc>
+        <w:tc>
+          <w:tcPr>
+            <w:tcW w:w="0" w:type="auto"/>
+            <w:hideMark/>
+          </w:tcPr>
+          <w:p>
+            <w:pPr>
+              <w:spacing w:line="375" w:lineRule="atLeast"/>
+              <w:ind w:firstLine="0"/>
+              <w:rPr>
+                <w:rFonts w:eastAsia="Times New Roman"/>
+                <w:color w:val="0F1115"/>
+                <w:sz w:val="24"/>
+                <w:szCs w:val="24"/>
+                <w:lang w:eastAsia="ru-RU"/>
+              </w:rPr>
+            </w:pPr>
+            <w:r>
+              <w:rPr>
+                <w:rFonts w:eastAsia="Times New Roman"/>
+                <w:color w:val="0F1115"/>
+                <w:sz w:val="24"/>
+                <w:szCs w:val="24"/>
+                <w:lang w:eastAsia="ru-RU"/>
+              </w:rPr>
+              <w:t>CR ← MDR</w:t>
+            </w:r>
+          </w:p>
+        </w:tc>
+        <w:tc>
+          <w:tcPr>
+            <w:tcW w:w="0" w:type="auto"/>
+            <w:hideMark/>
+          </w:tcPr>
+          <w:p>
+            <w:pPr>
+              <w:spacing w:line="375" w:lineRule="atLeast"/>
+              <w:ind w:firstLine="0"/>
+              <w:rPr>
+                <w:rFonts w:eastAsia="Times New Roman"/>
+                <w:color w:val="0F1115"/>
+                <w:sz w:val="24"/>
+                <w:szCs w:val="24"/>
+                <w:lang w:eastAsia="ru-RU"/>
+              </w:rPr>
+            </w:pPr>
+            <w:r>
+              <w:rPr>
+                <w:rFonts w:eastAsia="Times New Roman"/>
+                <w:color w:val="0F1115"/>
+                <w:sz w:val="24"/>
+                <w:szCs w:val="24"/>
+                <w:lang w:eastAsia="ru-RU"/>
+              </w:rPr>
+              <w:t>003</w:t>
+            </w:r>
+          </w:p>
+        </w:tc>
+        <w:tc>
+          <w:tcPr>
+            <w:tcW w:w="0" w:type="auto"/>
+            <w:hideMark/>
+          </w:tcPr>
+          <w:p>
+            <w:pPr>
+              <w:spacing w:line="375" w:lineRule="atLeast"/>
+              <w:ind w:firstLine="0"/>
+              <w:rPr>
+                <w:rFonts w:eastAsia="Times New Roman"/>
+                <w:color w:val="0F1115"/>
+                <w:sz w:val="24"/>
+                <w:szCs w:val="24"/>
+                <w:lang w:eastAsia="ru-RU"/>
+              </w:rPr>
+            </w:pPr>
+            <w:r>
+              <w:rPr>
+                <w:rFonts w:eastAsia="Times New Roman"/>
+                <w:color w:val="0F1115"/>
+                <w:sz w:val="24"/>
+                <w:szCs w:val="24"/>
+                <w:lang w:eastAsia="ru-RU"/>
+              </w:rPr>
+              <w:t>000008</w:t>
+            </w:r>
+          </w:p>
+        </w:tc>
+        <w:tc>
+          <w:tcPr>
+            <w:tcW w:w="0" w:type="auto"/>
+            <w:hideMark/>
+          </w:tcPr>
+          <w:p>
+            <w:pPr>
+              <w:spacing w:line="375" w:lineRule="atLeast"/>
+              <w:ind w:firstLine="0"/>
+              <w:rPr>
+                <w:rFonts w:eastAsia="Times New Roman"/>
+                <w:color w:val="0F1115"/>
+                <w:sz w:val="24"/>
+                <w:szCs w:val="24"/>
+                <w:lang w:eastAsia="ru-RU"/>
+              </w:rPr>
+            </w:pPr>
+            <w:r>
+              <w:rPr>
+                <w:rFonts w:eastAsia="Times New Roman"/>
+                <w:color w:val="0F1115"/>
+                <w:sz w:val="24"/>
+                <w:szCs w:val="24"/>
+                <w:lang w:eastAsia="ru-RU"/>
+              </w:rPr>
+              <w:t>002</w:t>
+            </w:r>
+          </w:p>
+        </w:tc>
+        <w:tc>
+          <w:tcPr>
+            <w:tcW w:w="0" w:type="auto"/>
+            <w:hideMark/>
+          </w:tcPr>
+          <w:p>
+            <w:pPr>
+              <w:spacing w:line="375" w:lineRule="atLeast"/>
+              <w:ind w:firstLine="0"/>
+              <w:rPr>
+                <w:rFonts w:eastAsia="Times New Roman"/>
+                <w:color w:val="0F1115"/>
+                <w:sz w:val="24"/>
+                <w:szCs w:val="24"/>
+                <w:lang w:eastAsia="ru-RU"/>
+              </w:rPr>
+            </w:pPr>
+            <w:r>
+              <w:rPr>
+                <w:rFonts w:eastAsia="Times New Roman"/>
+                <w:color w:val="0F1115"/>
+                <w:sz w:val="24"/>
+                <w:szCs w:val="24"/>
+                <w:lang w:eastAsia="ru-RU"/>
+              </w:rPr>
+              <w:t>220016</w:t>
+            </w:r>
+          </w:p>
+        </w:tc>
+        <w:tc>
+          <w:tcPr>
+            <w:tcW w:w="0" w:type="auto"/>
+            <w:hideMark/>
+          </w:tcPr>
+          <w:p>
+            <w:pPr>
+              <w:spacing w:line="375" w:lineRule="atLeast"/>
+              <w:ind w:firstLine="0"/>
+              <w:rPr>
+                <w:rFonts w:eastAsia="Times New Roman"/>
+                <w:color w:val="0F1115"/>
+                <w:sz w:val="24"/>
+                <w:szCs w:val="24"/>
+                <w:lang w:eastAsia="ru-RU"/>
+              </w:rPr>
+            </w:pPr>
+            <w:r>
+              <w:rPr>
+                <w:rFonts w:eastAsia="Times New Roman"/>
+                <w:color w:val="0F1115"/>
+                <w:sz w:val="24"/>
+                <w:szCs w:val="24"/>
+                <w:lang w:eastAsia="ru-RU"/>
+              </w:rPr>
+              <w:t>Команда в CR</w:t>
+            </w:r>
+          </w:p>
+        </w:tc>
+      </w:tr>
+      <w:tr>
+        <w:tc>
+          <w:tcPr>
+            <w:tcW w:w="0" w:type="auto"/>
+            <w:hideMark/>
+          </w:tcPr>
+          <w:p>
+            <w:pPr>
+              <w:spacing w:line="375" w:lineRule="atLeast"/>
+              <w:ind w:firstLine="0"/>
+              <w:rPr>
+                <w:rFonts w:eastAsia="Times New Roman"/>
+                <w:color w:val="0F1115"/>
+                <w:sz w:val="24"/>
+                <w:szCs w:val="24"/>
+                <w:lang w:eastAsia="ru-RU"/>
+              </w:rPr>
+            </w:pPr>
+            <w:r>
+              <w:rPr>
+                <w:rFonts w:eastAsia="Times New Roman"/>
+                <w:color w:val="0F1115"/>
+                <w:sz w:val="24"/>
+                <w:szCs w:val="24"/>
+                <w:lang w:eastAsia="ru-RU"/>
+              </w:rPr>
+              <w:t>15</w:t>
+            </w:r>
+          </w:p>
+        </w:tc>
+        <w:tc>
+          <w:tcPr>
+            <w:tcW w:w="0" w:type="auto"/>
+            <w:hideMark/>
+          </w:tcPr>
+          <w:p>
+            <w:pPr>
+              <w:spacing w:line="375" w:lineRule="atLeast"/>
+              <w:ind w:firstLine="0"/>
+              <w:rPr>
+                <w:rFonts w:eastAsia="Times New Roman"/>
+                <w:color w:val="0F1115"/>
+                <w:sz w:val="24"/>
+                <w:szCs w:val="24"/>
+                <w:lang w:eastAsia="ru-RU"/>
+              </w:rPr>
+            </w:pPr>
+            <w:r>
+              <w:rPr>
+                <w:rFonts w:eastAsia="Times New Roman"/>
+                <w:color w:val="0F1115"/>
+                <w:sz w:val="24"/>
+                <w:szCs w:val="24"/>
+                <w:lang w:eastAsia="ru-RU"/>
+              </w:rPr>
+              <w:t>MAR ← ADR</w:t>
+            </w:r>
+          </w:p>
+        </w:tc>
+        <w:tc>
+          <w:tcPr>
+            <w:tcW w:w="0" w:type="auto"/>
+            <w:hideMark/>
+          </w:tcPr>
+          <w:p>
+            <w:pPr>
+              <w:spacing w:line="375" w:lineRule="atLeast"/>
+              <w:ind w:firstLine="0"/>
+              <w:rPr>
+                <w:rFonts w:eastAsia="Times New Roman"/>
+                <w:color w:val="0F1115"/>
+                <w:sz w:val="24"/>
+                <w:szCs w:val="24"/>
+                <w:lang w:eastAsia="ru-RU"/>
+              </w:rPr>
+            </w:pPr>
+            <w:r>
+              <w:rPr>
+                <w:rFonts w:eastAsia="Times New Roman"/>
+                <w:color w:val="0F1115"/>
+                <w:sz w:val="24"/>
+                <w:szCs w:val="24"/>
+                <w:lang w:eastAsia="ru-RU"/>
+              </w:rPr>
+              <w:t>003</w:t>
+            </w:r>
+          </w:p>
+        </w:tc>
+        <w:tc>
+          <w:tcPr>
+            <w:tcW w:w="0" w:type="auto"/>
+            <w:hideMark/>
+          </w:tcPr>
+          <w:p>
+            <w:pPr>
+              <w:spacing w:line="375" w:lineRule="atLeast"/>
+              <w:ind w:firstLine="0"/>
+              <w:rPr>
+                <w:rFonts w:eastAsia="Times New Roman"/>
+                <w:color w:val="0F1115"/>
+                <w:sz w:val="24"/>
+                <w:szCs w:val="24"/>
+                <w:lang w:eastAsia="ru-RU"/>
+              </w:rPr>
+            </w:pPr>
+            <w:r>
+              <w:rPr>
+                <w:rFonts w:eastAsia="Times New Roman"/>
+                <w:color w:val="0F1115"/>
+                <w:sz w:val="24"/>
+                <w:szCs w:val="24"/>
+                <w:lang w:eastAsia="ru-RU"/>
+              </w:rPr>
+              <w:t>000008</w:t>
+            </w:r>
+          </w:p>
+        </w:tc>
+        <w:tc>
+          <w:tcPr>
+            <w:tcW w:w="0" w:type="auto"/>
+            <w:hideMark/>
+          </w:tcPr>
+          <w:p>
+            <w:pPr>
+              <w:spacing w:line="375" w:lineRule="atLeast"/>
+              <w:ind w:firstLine="0"/>
+              <w:rPr>
+                <w:rFonts w:eastAsia="Times New Roman"/>
+                <w:color w:val="0F1115"/>
+                <w:sz w:val="24"/>
+                <w:szCs w:val="24"/>
+                <w:lang w:eastAsia="ru-RU"/>
+              </w:rPr>
+            </w:pPr>
+            <w:r>
+              <w:rPr>
+                <w:rFonts w:eastAsia="Times New Roman"/>
+                <w:color w:val="0F1115"/>
+                <w:sz w:val="24"/>
+                <w:szCs w:val="24"/>
+                <w:lang w:eastAsia="ru-RU"/>
+              </w:rPr>
+              <w:t>016</w:t>
+            </w:r>
+          </w:p>
+        </w:tc>
+        <w:tc>
+          <w:tcPr>
+            <w:tcW w:w="0" w:type="auto"/>
+            <w:hideMark/>
+          </w:tcPr>
+          <w:p>
+            <w:pPr>
+              <w:spacing w:line="375" w:lineRule="atLeast"/>
+              <w:ind w:firstLine="0"/>
+              <w:rPr>
+                <w:rFonts w:eastAsia="Times New Roman"/>
+                <w:color w:val="0F1115"/>
+                <w:sz w:val="24"/>
+                <w:szCs w:val="24"/>
+                <w:lang w:eastAsia="ru-RU"/>
+              </w:rPr>
+            </w:pPr>
+            <w:r>
+              <w:rPr>
+                <w:rFonts w:eastAsia="Times New Roman"/>
+                <w:color w:val="0F1115"/>
+                <w:sz w:val="24"/>
+                <w:szCs w:val="24"/>
+                <w:lang w:eastAsia="ru-RU"/>
+              </w:rPr>
+              <w:t>220016</w:t>
+            </w:r>
+          </w:p>
+        </w:tc>
+        <w:tc>
+          <w:tcPr>
+            <w:tcW w:w="0" w:type="auto"/>
+            <w:hideMark/>
+          </w:tcPr>
+          <w:p>
+            <w:pPr>
+              <w:spacing w:line="375" w:lineRule="atLeast"/>
+              <w:ind w:firstLine="0"/>
+              <w:rPr>
+                <w:rFonts w:eastAsia="Times New Roman"/>
+                <w:color w:val="0F1115"/>
+                <w:sz w:val="24"/>
+                <w:szCs w:val="24"/>
+                <w:lang w:eastAsia="ru-RU"/>
+              </w:rPr>
+            </w:pPr>
+            <w:r>
+              <w:rPr>
+                <w:rFonts w:eastAsia="Times New Roman"/>
+                <w:color w:val="0F1115"/>
+                <w:sz w:val="24"/>
+                <w:szCs w:val="24"/>
+                <w:lang w:eastAsia="ru-RU"/>
+              </w:rPr>
+              <w:t>Адрес из команды (16)</w:t>
+            </w:r>
+          </w:p>
+        </w:tc>
+      </w:tr>
+      <w:tr>
+        <w:tc>
+          <w:tcPr>
+            <w:tcW w:w="0" w:type="auto"/>
+            <w:hideMark/>
+          </w:tcPr>
+          <w:p>
+            <w:pPr>
+              <w:spacing w:line="375" w:lineRule="atLeast"/>
+              <w:ind w:firstLine="0"/>
+              <w:rPr>
+                <w:rFonts w:eastAsia="Times New Roman"/>
+                <w:color w:val="0F1115"/>
+                <w:sz w:val="24"/>
+                <w:szCs w:val="24"/>
+                <w:lang w:eastAsia="ru-RU"/>
+              </w:rPr>
+            </w:pPr>
+            <w:r>
+              <w:rPr>
+                <w:rFonts w:eastAsia="Times New Roman"/>
+                <w:color w:val="0F1115"/>
+                <w:sz w:val="24"/>
+                <w:szCs w:val="24"/>
+                <w:lang w:eastAsia="ru-RU"/>
+              </w:rPr>
+              <w:t>16</w:t>
+            </w:r>
+          </w:p>
+        </w:tc>
+        <w:tc>
+          <w:tcPr>
+            <w:tcW w:w="0" w:type="auto"/>
+            <w:hideMark/>
+          </w:tcPr>
+          <w:p>
+            <w:pPr>
+              <w:spacing w:line="375" w:lineRule="atLeast"/>
+              <w:ind w:firstLine="0"/>
+              <w:rPr>
+                <w:rFonts w:eastAsia="Times New Roman"/>
+                <w:color w:val="0F1115"/>
+                <w:sz w:val="24"/>
+                <w:szCs w:val="24"/>
+                <w:lang w:eastAsia="ru-RU"/>
+              </w:rPr>
+            </w:pPr>
+            <w:r>
+              <w:rPr>
+                <w:rFonts w:eastAsia="Times New Roman"/>
+                <w:color w:val="0F1115"/>
+                <w:sz w:val="24"/>
+                <w:szCs w:val="24"/>
+                <w:lang w:eastAsia="ru-RU"/>
+              </w:rPr>
+              <w:t xml:space="preserve">MDR ← </w:t>
+            </w:r>
+            <w:proofErr w:type="spellStart"/>
+            <w:r>
+              <w:rPr>
+                <w:rFonts w:eastAsia="Times New Roman"/>
+                <w:color w:val="0F1115"/>
+                <w:sz w:val="24"/>
+                <w:szCs w:val="24"/>
+                <w:lang w:eastAsia="ru-RU"/>
+              </w:rPr>
+              <w:t>Acc</w:t>
+            </w:r>
+            <w:proofErr w:type="spellEnd"/>
+          </w:p>
+        </w:tc>
+        <w:tc>
+          <w:tcPr>
+            <w:tcW w:w="0" w:type="auto"/>
+            <w:hideMark/>
+          </w:tcPr>
+          <w:p>
+            <w:pPr>
+              <w:spacing w:line="375" w:lineRule="atLeast"/>
+              <w:ind w:firstLine="0"/>
+              <w:rPr>
+                <w:rFonts w:eastAsia="Times New Roman"/>
+                <w:color w:val="0F1115"/>
+                <w:sz w:val="24"/>
+                <w:szCs w:val="24"/>
+                <w:lang w:eastAsia="ru-RU"/>
+              </w:rPr>
+            </w:pPr>
+            <w:r>
+              <w:rPr>
+                <w:rFonts w:eastAsia="Times New Roman"/>
+                <w:color w:val="0F1115"/>
+                <w:sz w:val="24"/>
+                <w:szCs w:val="24"/>
+                <w:lang w:eastAsia="ru-RU"/>
+              </w:rPr>
+              <w:t>003</w:t>
+            </w:r>
+          </w:p>
+        </w:tc>
+        <w:tc>
+          <w:tcPr>
+            <w:tcW w:w="0" w:type="auto"/>
+            <w:hideMark/>
+          </w:tcPr>
+          <w:p>
+            <w:pPr>
+              <w:spacing w:line="375" w:lineRule="atLeast"/>
+              <w:ind w:firstLine="0"/>
+              <w:rPr>
+                <w:rFonts w:eastAsia="Times New Roman"/>
+                <w:color w:val="0F1115"/>
+                <w:sz w:val="24"/>
+                <w:szCs w:val="24"/>
+                <w:lang w:eastAsia="ru-RU"/>
+              </w:rPr>
+            </w:pPr>
+            <w:r>
+              <w:rPr>
+                <w:rFonts w:eastAsia="Times New Roman"/>
+                <w:color w:val="0F1115"/>
+                <w:sz w:val="24"/>
+                <w:szCs w:val="24"/>
+                <w:lang w:eastAsia="ru-RU"/>
+              </w:rPr>
+              <w:t>000008</w:t>
+            </w:r>
+          </w:p>
+        </w:tc>
+        <w:tc>
+          <w:tcPr>
+            <w:tcW w:w="0" w:type="auto"/>
+            <w:hideMark/>
+          </w:tcPr>
+          <w:p>
+            <w:pPr>
+              <w:spacing w:line="375" w:lineRule="atLeast"/>
+              <w:ind w:firstLine="0"/>
+              <w:rPr>
+                <w:rFonts w:eastAsia="Times New Roman"/>
+                <w:color w:val="0F1115"/>
+                <w:sz w:val="24"/>
+                <w:szCs w:val="24"/>
+                <w:lang w:eastAsia="ru-RU"/>
+              </w:rPr>
+            </w:pPr>
+            <w:r>
+              <w:rPr>
+                <w:rFonts w:eastAsia="Times New Roman"/>
+                <w:color w:val="0F1115"/>
+                <w:sz w:val="24"/>
+                <w:szCs w:val="24"/>
+                <w:lang w:eastAsia="ru-RU"/>
+              </w:rPr>
+              <w:t>016</w:t>
+            </w:r>
+          </w:p>
+        </w:tc>
+        <w:tc>
+          <w:tcPr>
+            <w:tcW w:w="0" w:type="auto"/>
+            <w:hideMark/>
+          </w:tcPr>
+          <w:p>
+            <w:pPr>
+              <w:spacing w:line="375" w:lineRule="atLeast"/>
+              <w:ind w:firstLine="0"/>
+              <w:rPr>
+                <w:rFonts w:eastAsia="Times New Roman"/>
+                <w:color w:val="0F1115"/>
+                <w:sz w:val="24"/>
+                <w:szCs w:val="24"/>
+                <w:lang w:eastAsia="ru-RU"/>
+              </w:rPr>
+            </w:pPr>
+            <w:r>
+              <w:rPr>
+                <w:rFonts w:eastAsia="Times New Roman"/>
+                <w:color w:val="0F1115"/>
+                <w:sz w:val="24"/>
+                <w:szCs w:val="24"/>
+                <w:lang w:eastAsia="ru-RU"/>
+              </w:rPr>
+              <w:t>000008</w:t>
+            </w:r>
+          </w:p>
+        </w:tc>
+        <w:tc>
+          <w:tcPr>
+            <w:tcW w:w="0" w:type="auto"/>
+            <w:hideMark/>
+          </w:tcPr>
+          <w:p>
+            <w:pPr>
+              <w:spacing w:line="375" w:lineRule="atLeast"/>
+              <w:ind w:firstLine="0"/>
+              <w:rPr>
+                <w:rFonts w:eastAsia="Times New Roman"/>
+                <w:color w:val="0F1115"/>
+                <w:sz w:val="24"/>
+                <w:szCs w:val="24"/>
+                <w:lang w:eastAsia="ru-RU"/>
+              </w:rPr>
+            </w:pPr>
+            <w:r>
+              <w:rPr>
+                <w:rFonts w:eastAsia="Times New Roman"/>
+                <w:color w:val="0F1115"/>
+                <w:sz w:val="24"/>
+                <w:szCs w:val="24"/>
+                <w:lang w:eastAsia="ru-RU"/>
+              </w:rPr>
+              <w:t>Подготовка данных (8)</w:t>
+            </w:r>
+          </w:p>
+        </w:tc>
+      </w:tr>
+      <w:tr>
+        <w:tc>
+          <w:tcPr>
+            <w:tcW w:w="0" w:type="auto"/>
+            <w:hideMark/>
+          </w:tcPr>
+          <w:p>
+            <w:pPr>
+              <w:spacing w:line="375" w:lineRule="atLeast"/>
+              <w:ind w:firstLine="0"/>
+              <w:rPr>
+                <w:rFonts w:eastAsia="Times New Roman"/>
+                <w:color w:val="0F1115"/>
+                <w:sz w:val="24"/>
+                <w:szCs w:val="24"/>
+                <w:lang w:eastAsia="ru-RU"/>
+              </w:rPr>
+            </w:pPr>
+            <w:r>
+              <w:rPr>
+                <w:rFonts w:eastAsia="Times New Roman"/>
+                <w:color w:val="0F1115"/>
+                <w:sz w:val="24"/>
+                <w:szCs w:val="24"/>
+                <w:lang w:eastAsia="ru-RU"/>
+              </w:rPr>
+              <w:t>17</w:t>
+            </w:r>
+          </w:p>
+        </w:tc>
+        <w:tc>
+          <w:tcPr>
+            <w:tcW w:w="0" w:type="auto"/>
+            <w:hideMark/>
+          </w:tcPr>
+          <w:p>
+            <w:pPr>
+              <w:spacing w:line="375" w:lineRule="atLeast"/>
+              <w:ind w:firstLine="0"/>
+              <w:rPr>
+                <w:rFonts w:eastAsia="Times New Roman"/>
+                <w:color w:val="0F1115"/>
+                <w:sz w:val="24"/>
+                <w:szCs w:val="24"/>
+                <w:lang w:eastAsia="ru-RU"/>
+              </w:rPr>
+            </w:pPr>
+            <w:proofErr w:type="spellStart"/>
+            <w:r>
+              <w:rPr>
+                <w:rFonts w:eastAsia="Times New Roman"/>
+                <w:color w:val="0F1115"/>
+                <w:sz w:val="24"/>
+                <w:szCs w:val="24"/>
+                <w:lang w:eastAsia="ru-RU"/>
+              </w:rPr>
+              <w:t>MWr</w:t>
+            </w:r>
+            <w:proofErr w:type="spellEnd"/>
+          </w:p>
+        </w:tc>
+        <w:tc>
+          <w:tcPr>
+            <w:tcW w:w="0" w:type="auto"/>
+            <w:hideMark/>
+          </w:tcPr>
+          <w:p>
+            <w:pPr>
+              <w:spacing w:line="375" w:lineRule="atLeast"/>
+              <w:ind w:firstLine="0"/>
+              <w:rPr>
+                <w:rFonts w:eastAsia="Times New Roman"/>
+                <w:color w:val="0F1115"/>
+                <w:sz w:val="24"/>
+                <w:szCs w:val="24"/>
+                <w:lang w:eastAsia="ru-RU"/>
+              </w:rPr>
+            </w:pPr>
+            <w:r>
+              <w:rPr>
+                <w:rFonts w:eastAsia="Times New Roman"/>
+                <w:color w:val="0F1115"/>
+                <w:sz w:val="24"/>
+                <w:szCs w:val="24"/>
+                <w:lang w:eastAsia="ru-RU"/>
+              </w:rPr>
+              <w:t>003</w:t>
+            </w:r>
+          </w:p>
+        </w:tc>
+        <w:tc>
+          <w:tcPr>
+            <w:tcW w:w="0" w:type="auto"/>
+            <w:hideMark/>
+          </w:tcPr>
+          <w:p>
+            <w:pPr>
+              <w:spacing w:line="375" w:lineRule="atLeast"/>
+              <w:ind w:firstLine="0"/>
+              <w:rPr>
+                <w:rFonts w:eastAsia="Times New Roman"/>
+                <w:color w:val="0F1115"/>
+                <w:sz w:val="24"/>
+                <w:szCs w:val="24"/>
+                <w:lang w:eastAsia="ru-RU"/>
+              </w:rPr>
+            </w:pPr>
+            <w:r>
+              <w:rPr>
+                <w:rFonts w:eastAsia="Times New Roman"/>
+                <w:color w:val="0F1115"/>
+                <w:sz w:val="24"/>
+                <w:szCs w:val="24"/>
+                <w:lang w:eastAsia="ru-RU"/>
+              </w:rPr>
+              <w:t>000008</w:t>
+            </w:r>
+          </w:p>
+        </w:tc>
+        <w:tc>
+          <w:tcPr>
+            <w:tcW w:w="0" w:type="auto"/>
+            <w:hideMark/>
+          </w:tcPr>
+          <w:p>
+            <w:pPr>
+              <w:spacing w:line="375" w:lineRule="atLeast"/>
+              <w:ind w:firstLine="0"/>
+              <w:rPr>
+                <w:rFonts w:eastAsia="Times New Roman"/>
+                <w:color w:val="0F1115"/>
+                <w:sz w:val="24"/>
+                <w:szCs w:val="24"/>
+                <w:lang w:eastAsia="ru-RU"/>
+              </w:rPr>
+            </w:pPr>
+            <w:r>
+              <w:rPr>
+                <w:rFonts w:eastAsia="Times New Roman"/>
+                <w:color w:val="0F1115"/>
+                <w:sz w:val="24"/>
+                <w:szCs w:val="24"/>
+                <w:lang w:eastAsia="ru-RU"/>
+              </w:rPr>
+              <w:t>016</w:t>
+            </w:r>
+          </w:p>
+        </w:tc>
+        <w:tc>
+          <w:tcPr>
+            <w:tcW w:w="0" w:type="auto"/>
+            <w:hideMark/>
+          </w:tcPr>
+          <w:p>
+            <w:pPr>
+              <w:spacing w:line="375" w:lineRule="atLeast"/>
+              <w:ind w:firstLine="0"/>
+              <w:rPr>
+                <w:rFonts w:eastAsia="Times New Roman"/>
+                <w:color w:val="0F1115"/>
+                <w:sz w:val="24"/>
+                <w:szCs w:val="24"/>
+                <w:lang w:eastAsia="ru-RU"/>
+              </w:rPr>
+            </w:pPr>
+            <w:r>
+              <w:rPr>
+                <w:rFonts w:eastAsia="Times New Roman"/>
+                <w:color w:val="0F1115"/>
+                <w:sz w:val="24"/>
+                <w:szCs w:val="24"/>
+                <w:lang w:eastAsia="ru-RU"/>
+              </w:rPr>
+              <w:t>000008</w:t>
+            </w:r>
+          </w:p>
+        </w:tc>
+        <w:tc>
+          <w:tcPr>
+            <w:tcW w:w="0" w:type="auto"/>
+            <w:hideMark/>
+          </w:tcPr>
+          <w:p>
+            <w:pPr>
+              <w:spacing w:line="375" w:lineRule="atLeast"/>
+              <w:ind w:firstLine="0"/>
+              <w:rPr>
+                <w:rFonts w:eastAsia="Times New Roman"/>
+                <w:color w:val="0F1115"/>
+                <w:sz w:val="24"/>
+                <w:szCs w:val="24"/>
+                <w:lang w:eastAsia="ru-RU"/>
+              </w:rPr>
+            </w:pPr>
+            <w:r>
+              <w:rPr>
+                <w:rFonts w:eastAsia="Times New Roman"/>
+                <w:bCs/>
+                <w:color w:val="0F1115"/>
+                <w:sz w:val="24"/>
+                <w:szCs w:val="24"/>
+                <w:lang w:eastAsia="ru-RU"/>
+              </w:rPr>
+              <w:t>WR 16</w:t>
+            </w:r>
+            <w:r>
+              <w:rPr>
+                <w:rFonts w:eastAsia="Times New Roman"/>
+                <w:color w:val="0F1115"/>
+                <w:sz w:val="24"/>
+                <w:szCs w:val="24"/>
+                <w:lang w:eastAsia="ru-RU"/>
+              </w:rPr>
+              <w:t xml:space="preserve"> (M(16) = 8)</w:t>
+            </w:r>
+          </w:p>
+        </w:tc>
+      </w:tr>
+      <w:tr>
+        <w:tc>
+          <w:tcPr>
+            <w:tcW w:w="0" w:type="auto"/>
+            <w:hideMark/>
+          </w:tcPr>
+          <w:p>
+            <w:pPr>
+              <w:spacing w:line="375" w:lineRule="atLeast"/>
+              <w:ind w:firstLine="0"/>
+              <w:rPr>
+                <w:rFonts w:eastAsia="Times New Roman"/>
+                <w:color w:val="0F1115"/>
+                <w:sz w:val="24"/>
+                <w:szCs w:val="24"/>
+                <w:lang w:eastAsia="ru-RU"/>
+              </w:rPr>
+            </w:pPr>
+            <w:r>
+              <w:rPr>
+                <w:rFonts w:eastAsia="Times New Roman"/>
+                <w:color w:val="0F1115"/>
+                <w:sz w:val="24"/>
+                <w:szCs w:val="24"/>
+                <w:lang w:eastAsia="ru-RU"/>
+              </w:rPr>
+              <w:t>18</w:t>
+            </w:r>
+          </w:p>
+        </w:tc>
+        <w:tc>
+          <w:tcPr>
+            <w:tcW w:w="0" w:type="auto"/>
+            <w:hideMark/>
+          </w:tcPr>
+          <w:p>
+            <w:pPr>
+              <w:spacing w:line="375" w:lineRule="atLeast"/>
+              <w:ind w:firstLine="0"/>
+              <w:rPr>
+                <w:rFonts w:eastAsia="Times New Roman"/>
+                <w:color w:val="0F1115"/>
+                <w:sz w:val="24"/>
+                <w:szCs w:val="24"/>
+                <w:lang w:eastAsia="ru-RU"/>
+              </w:rPr>
+            </w:pPr>
+            <w:r>
+              <w:rPr>
+                <w:rFonts w:eastAsia="Times New Roman"/>
+                <w:color w:val="0F1115"/>
+                <w:sz w:val="24"/>
+                <w:szCs w:val="24"/>
+                <w:lang w:eastAsia="ru-RU"/>
+              </w:rPr>
+              <w:t>MAR ← PC</w:t>
+            </w:r>
+          </w:p>
+        </w:tc>
+        <w:tc>
+          <w:tcPr>
+            <w:tcW w:w="0" w:type="auto"/>
+            <w:hideMark/>
+          </w:tcPr>
+          <w:p>
+            <w:pPr>
+              <w:spacing w:line="375" w:lineRule="atLeast"/>
+              <w:ind w:firstLine="0"/>
+              <w:rPr>
+                <w:rFonts w:eastAsia="Times New Roman"/>
+                <w:color w:val="0F1115"/>
+                <w:sz w:val="24"/>
+                <w:szCs w:val="24"/>
+                <w:lang w:eastAsia="ru-RU"/>
+              </w:rPr>
+            </w:pPr>
+            <w:r>
+              <w:rPr>
+                <w:rFonts w:eastAsia="Times New Roman"/>
+                <w:color w:val="0F1115"/>
+                <w:sz w:val="24"/>
+                <w:szCs w:val="24"/>
+                <w:lang w:eastAsia="ru-RU"/>
+              </w:rPr>
+              <w:t>003</w:t>
+            </w:r>
+          </w:p>
+        </w:tc>
+        <w:tc>
+          <w:tcPr>
+            <w:tcW w:w="0" w:type="auto"/>
+            <w:hideMark/>
+          </w:tcPr>
+          <w:p>
+            <w:pPr>
+              <w:spacing w:line="375" w:lineRule="atLeast"/>
+              <w:ind w:firstLine="0"/>
+              <w:rPr>
+                <w:rFonts w:eastAsia="Times New Roman"/>
+                <w:color w:val="0F1115"/>
+                <w:sz w:val="24"/>
+                <w:szCs w:val="24"/>
+                <w:lang w:eastAsia="ru-RU"/>
+              </w:rPr>
+            </w:pPr>
+            <w:r>
+              <w:rPr>
+                <w:rFonts w:eastAsia="Times New Roman"/>
+                <w:color w:val="0F1115"/>
+                <w:sz w:val="24"/>
+                <w:szCs w:val="24"/>
+                <w:lang w:eastAsia="ru-RU"/>
+              </w:rPr>
+              <w:t>000008</w:t>
+            </w:r>
+          </w:p>
+        </w:tc>
+        <w:tc>
+          <w:tcPr>
+            <w:tcW w:w="0" w:type="auto"/>
+            <w:hideMark/>
+          </w:tcPr>
+          <w:p>
+            <w:pPr>
+              <w:spacing w:line="375" w:lineRule="atLeast"/>
+              <w:ind w:firstLine="0"/>
+              <w:rPr>
+                <w:rFonts w:eastAsia="Times New Roman"/>
+                <w:color w:val="0F1115"/>
+                <w:sz w:val="24"/>
+                <w:szCs w:val="24"/>
+                <w:lang w:eastAsia="ru-RU"/>
+              </w:rPr>
+            </w:pPr>
+            <w:r>
+              <w:rPr>
+                <w:rFonts w:eastAsia="Times New Roman"/>
+                <w:color w:val="0F1115"/>
+                <w:sz w:val="24"/>
+                <w:szCs w:val="24"/>
+                <w:lang w:eastAsia="ru-RU"/>
+              </w:rPr>
+              <w:t>003</w:t>
+            </w:r>
+          </w:p>
+        </w:tc>
+        <w:tc>
+          <w:tcPr>
+            <w:tcW w:w="0" w:type="auto"/>
+            <w:hideMark/>
+          </w:tcPr>
+          <w:p>
+            <w:pPr>
+              <w:spacing w:line="375" w:lineRule="atLeast"/>
+              <w:ind w:firstLine="0"/>
+              <w:rPr>
+                <w:rFonts w:eastAsia="Times New Roman"/>
+                <w:color w:val="0F1115"/>
+                <w:sz w:val="24"/>
+                <w:szCs w:val="24"/>
+                <w:lang w:eastAsia="ru-RU"/>
+              </w:rPr>
+            </w:pPr>
+            <w:r>
+              <w:rPr>
+                <w:rFonts w:eastAsia="Times New Roman"/>
+                <w:color w:val="0F1115"/>
+                <w:sz w:val="24"/>
+                <w:szCs w:val="24"/>
+                <w:lang w:eastAsia="ru-RU"/>
+              </w:rPr>
+              <w:t>220016</w:t>
+            </w:r>
+          </w:p>
+        </w:tc>
+        <w:tc>
+          <w:tcPr>
+            <w:tcW w:w="0" w:type="auto"/>
+            <w:hideMark/>
+          </w:tcPr>
+          <w:p>
+            <w:pPr>
+              <w:spacing w:line="375" w:lineRule="atLeast"/>
+              <w:ind w:firstLine="0"/>
+              <w:rPr>
+                <w:rFonts w:eastAsia="Times New Roman"/>
+                <w:color w:val="0F1115"/>
+                <w:sz w:val="24"/>
+                <w:szCs w:val="24"/>
+                <w:lang w:eastAsia="ru-RU"/>
+              </w:rPr>
+            </w:pPr>
+            <w:r>
+              <w:rPr>
+                <w:rFonts w:eastAsia="Times New Roman"/>
+                <w:color w:val="0F1115"/>
+                <w:sz w:val="24"/>
+                <w:szCs w:val="24"/>
+                <w:lang w:eastAsia="ru-RU"/>
+              </w:rPr>
+              <w:t>Начало выборки WR @16</w:t>
+            </w:r>
+          </w:p>
+        </w:tc>
+      </w:tr>
+      <w:tr>
+        <w:tc>
+          <w:tcPr>
+            <w:tcW w:w="0" w:type="auto"/>
+            <w:hideMark/>
+          </w:tcPr>
+          <w:p>
+            <w:pPr>
+              <w:spacing w:line="375" w:lineRule="atLeast"/>
+              <w:ind w:firstLine="0"/>
+              <w:rPr>
+                <w:rFonts w:eastAsia="Times New Roman"/>
+                <w:color w:val="0F1115"/>
+                <w:sz w:val="24"/>
+                <w:szCs w:val="24"/>
+                <w:lang w:eastAsia="ru-RU"/>
+              </w:rPr>
+            </w:pPr>
+            <w:r>
+              <w:rPr>
+                <w:rFonts w:eastAsia="Times New Roman"/>
+                <w:color w:val="0F1115"/>
+                <w:sz w:val="24"/>
+                <w:szCs w:val="24"/>
+                <w:lang w:eastAsia="ru-RU"/>
+              </w:rPr>
+              <w:t>19</w:t>
+            </w:r>
+          </w:p>
+        </w:tc>
+        <w:tc>
+          <w:tcPr>
+            <w:tcW w:w="0" w:type="auto"/>
+            <w:hideMark/>
+          </w:tcPr>
+          <w:p>
+            <w:pPr>
+              <w:spacing w:line="375" w:lineRule="atLeast"/>
+              <w:ind w:firstLine="0"/>
+              <w:rPr>
+                <w:rFonts w:eastAsia="Times New Roman"/>
+                <w:color w:val="0F1115"/>
+                <w:sz w:val="24"/>
+                <w:szCs w:val="24"/>
+                <w:lang w:eastAsia="ru-RU"/>
+              </w:rPr>
+            </w:pPr>
+            <w:r>
+              <w:rPr>
+                <w:rFonts w:eastAsia="Times New Roman"/>
+                <w:color w:val="0F1115"/>
+                <w:sz w:val="24"/>
+                <w:szCs w:val="24"/>
+                <w:lang w:eastAsia="ru-RU"/>
+              </w:rPr>
+              <w:t>MDR ← M(MAR)</w:t>
+            </w:r>
+          </w:p>
+        </w:tc>
+        <w:tc>
+          <w:tcPr>
+            <w:tcW w:w="0" w:type="auto"/>
+            <w:hideMark/>
+          </w:tcPr>
+          <w:p>
+            <w:pPr>
+              <w:spacing w:line="375" w:lineRule="atLeast"/>
+              <w:ind w:firstLine="0"/>
+              <w:rPr>
+                <w:rFonts w:eastAsia="Times New Roman"/>
+                <w:color w:val="0F1115"/>
+                <w:sz w:val="24"/>
+                <w:szCs w:val="24"/>
+                <w:lang w:eastAsia="ru-RU"/>
+              </w:rPr>
+            </w:pPr>
+            <w:r>
+              <w:rPr>
+                <w:rFonts w:eastAsia="Times New Roman"/>
+                <w:color w:val="0F1115"/>
+                <w:sz w:val="24"/>
+                <w:szCs w:val="24"/>
+                <w:lang w:eastAsia="ru-RU"/>
+              </w:rPr>
+              <w:t>003</w:t>
+            </w:r>
+          </w:p>
+        </w:tc>
+        <w:tc>
+          <w:tcPr>
+            <w:tcW w:w="0" w:type="auto"/>
+            <w:hideMark/>
+          </w:tcPr>
+          <w:p>
+            <w:pPr>
+              <w:spacing w:line="375" w:lineRule="atLeast"/>
+              <w:ind w:firstLine="0"/>
+              <w:rPr>
+                <w:rFonts w:eastAsia="Times New Roman"/>
+                <w:color w:val="0F1115"/>
+                <w:sz w:val="24"/>
+                <w:szCs w:val="24"/>
+                <w:lang w:eastAsia="ru-RU"/>
+              </w:rPr>
+            </w:pPr>
+            <w:r>
+              <w:rPr>
+                <w:rFonts w:eastAsia="Times New Roman"/>
+                <w:color w:val="0F1115"/>
+                <w:sz w:val="24"/>
+                <w:szCs w:val="24"/>
+                <w:lang w:eastAsia="ru-RU"/>
+              </w:rPr>
+              <w:t>000008</w:t>
+            </w:r>
+          </w:p>
+        </w:tc>
+        <w:tc>
+          <w:tcPr>
+            <w:tcW w:w="0" w:type="auto"/>
+            <w:hideMark/>
+          </w:tcPr>
+          <w:p>
+            <w:pPr>
+              <w:spacing w:line="375" w:lineRule="atLeast"/>
+              <w:ind w:firstLine="0"/>
+              <w:rPr>
+                <w:rFonts w:eastAsia="Times New Roman"/>
+                <w:color w:val="0F1115"/>
+                <w:sz w:val="24"/>
+                <w:szCs w:val="24"/>
+                <w:lang w:eastAsia="ru-RU"/>
+              </w:rPr>
+            </w:pPr>
+            <w:r>
+              <w:rPr>
+                <w:rFonts w:eastAsia="Times New Roman"/>
+                <w:color w:val="0F1115"/>
+                <w:sz w:val="24"/>
+                <w:szCs w:val="24"/>
+                <w:lang w:eastAsia="ru-RU"/>
+              </w:rPr>
+              <w:t>003</w:t>
+            </w:r>
+          </w:p>
+        </w:tc>
+        <w:tc>
+          <w:tcPr>
+            <w:tcW w:w="0" w:type="auto"/>
+            <w:hideMark/>
+          </w:tcPr>
+          <w:p>
+            <w:pPr>
+              <w:spacing w:line="375" w:lineRule="atLeast"/>
+              <w:ind w:firstLine="0"/>
+              <w:rPr>
+                <w:rFonts w:eastAsia="Times New Roman"/>
+                <w:color w:val="0F1115"/>
+                <w:sz w:val="24"/>
+                <w:szCs w:val="24"/>
+                <w:lang w:eastAsia="ru-RU"/>
+              </w:rPr>
+            </w:pPr>
+            <w:r>
+              <w:rPr>
+                <w:rFonts w:eastAsia="Times New Roman"/>
+                <w:color w:val="0F1115"/>
+                <w:sz w:val="24"/>
+                <w:szCs w:val="24"/>
+                <w:lang w:eastAsia="ru-RU"/>
+              </w:rPr>
+              <w:t>222016</w:t>
+            </w:r>
+          </w:p>
+        </w:tc>
+        <w:tc>
+          <w:tcPr>
+            <w:tcW w:w="0" w:type="auto"/>
+            <w:hideMark/>
+          </w:tcPr>
+          <w:p>
+            <w:pPr>
+              <w:spacing w:line="375" w:lineRule="atLeast"/>
+              <w:ind w:firstLine="0"/>
+              <w:rPr>
+                <w:rFonts w:eastAsia="Times New Roman"/>
+                <w:color w:val="0F1115"/>
+                <w:sz w:val="24"/>
+                <w:szCs w:val="24"/>
+                <w:lang w:eastAsia="ru-RU"/>
+              </w:rPr>
+            </w:pPr>
+            <w:r>
+              <w:rPr>
+                <w:rFonts w:eastAsia="Times New Roman"/>
+                <w:color w:val="0F1115"/>
+                <w:sz w:val="24"/>
+                <w:szCs w:val="24"/>
+                <w:lang w:eastAsia="ru-RU"/>
+              </w:rPr>
+              <w:t>Чтение команды</w:t>
+            </w:r>
+          </w:p>
+        </w:tc>
+      </w:tr>
+      <w:tr>
+        <w:tc>
+          <w:tcPr>
+            <w:tcW w:w="0" w:type="auto"/>
+            <w:hideMark/>
+          </w:tcPr>
+          <w:p>
+            <w:pPr>
+              <w:spacing w:line="375" w:lineRule="atLeast"/>
+              <w:ind w:firstLine="0"/>
+              <w:rPr>
+                <w:rFonts w:eastAsia="Times New Roman"/>
+                <w:color w:val="0F1115"/>
+                <w:sz w:val="24"/>
+                <w:szCs w:val="24"/>
+                <w:lang w:eastAsia="ru-RU"/>
+              </w:rPr>
+            </w:pPr>
+            <w:r>
+              <w:rPr>
+                <w:rFonts w:eastAsia="Times New Roman"/>
+                <w:color w:val="0F1115"/>
+                <w:sz w:val="24"/>
+                <w:szCs w:val="24"/>
+                <w:lang w:eastAsia="ru-RU"/>
+              </w:rPr>
+              <w:t>20</w:t>
+            </w:r>
+          </w:p>
+        </w:tc>
+        <w:tc>
+          <w:tcPr>
+            <w:tcW w:w="0" w:type="auto"/>
+            <w:hideMark/>
+          </w:tcPr>
+          <w:p>
+            <w:pPr>
+              <w:spacing w:line="375" w:lineRule="atLeast"/>
+              <w:ind w:firstLine="0"/>
+              <w:rPr>
+                <w:rFonts w:eastAsia="Times New Roman"/>
+                <w:color w:val="0F1115"/>
+                <w:sz w:val="24"/>
+                <w:szCs w:val="24"/>
+                <w:lang w:eastAsia="ru-RU"/>
+              </w:rPr>
+            </w:pPr>
+            <w:r>
+              <w:rPr>
+                <w:rFonts w:eastAsia="Times New Roman"/>
+                <w:color w:val="0F1115"/>
+                <w:sz w:val="24"/>
+                <w:szCs w:val="24"/>
+                <w:lang w:eastAsia="ru-RU"/>
+              </w:rPr>
+              <w:t>PC ← PC + 1</w:t>
+            </w:r>
+          </w:p>
+        </w:tc>
+        <w:tc>
+          <w:tcPr>
+            <w:tcW w:w="0" w:type="auto"/>
+            <w:hideMark/>
+          </w:tcPr>
+          <w:p>
+            <w:pPr>
+              <w:spacing w:line="375" w:lineRule="atLeast"/>
+              <w:ind w:firstLine="0"/>
+              <w:rPr>
+                <w:rFonts w:eastAsia="Times New Roman"/>
+                <w:color w:val="0F1115"/>
+                <w:sz w:val="24"/>
+                <w:szCs w:val="24"/>
+                <w:lang w:eastAsia="ru-RU"/>
+              </w:rPr>
+            </w:pPr>
+            <w:r>
+              <w:rPr>
+                <w:rFonts w:eastAsia="Times New Roman"/>
+                <w:color w:val="0F1115"/>
+                <w:sz w:val="24"/>
+                <w:szCs w:val="24"/>
+                <w:lang w:eastAsia="ru-RU"/>
+              </w:rPr>
+              <w:t>004</w:t>
+            </w:r>
+          </w:p>
+        </w:tc>
+        <w:tc>
+          <w:tcPr>
+            <w:tcW w:w="0" w:type="auto"/>
+            <w:hideMark/>
+          </w:tcPr>
+          <w:p>
+            <w:pPr>
+              <w:spacing w:line="375" w:lineRule="atLeast"/>
+              <w:ind w:firstLine="0"/>
+              <w:rPr>
+                <w:rFonts w:eastAsia="Times New Roman"/>
+                <w:color w:val="0F1115"/>
+                <w:sz w:val="24"/>
+                <w:szCs w:val="24"/>
+                <w:lang w:eastAsia="ru-RU"/>
+              </w:rPr>
+            </w:pPr>
+            <w:r>
+              <w:rPr>
+                <w:rFonts w:eastAsia="Times New Roman"/>
+                <w:color w:val="0F1115"/>
+                <w:sz w:val="24"/>
+                <w:szCs w:val="24"/>
+                <w:lang w:eastAsia="ru-RU"/>
+              </w:rPr>
+              <w:t>000008</w:t>
+            </w:r>
+          </w:p>
+        </w:tc>
+        <w:tc>
+          <w:tcPr>
+            <w:tcW w:w="0" w:type="auto"/>
+            <w:hideMark/>
+          </w:tcPr>
+          <w:p>
+            <w:pPr>
+              <w:spacing w:line="375" w:lineRule="atLeast"/>
+              <w:ind w:firstLine="0"/>
+              <w:rPr>
+                <w:rFonts w:eastAsia="Times New Roman"/>
+                <w:color w:val="0F1115"/>
+                <w:sz w:val="24"/>
+                <w:szCs w:val="24"/>
+                <w:lang w:eastAsia="ru-RU"/>
+              </w:rPr>
+            </w:pPr>
+            <w:r>
+              <w:rPr>
+                <w:rFonts w:eastAsia="Times New Roman"/>
+                <w:color w:val="0F1115"/>
+                <w:sz w:val="24"/>
+                <w:szCs w:val="24"/>
+                <w:lang w:eastAsia="ru-RU"/>
+              </w:rPr>
+              <w:t>003</w:t>
+            </w:r>
+          </w:p>
+        </w:tc>
+        <w:tc>
+          <w:tcPr>
+            <w:tcW w:w="0" w:type="auto"/>
+            <w:hideMark/>
+          </w:tcPr>
+          <w:p>
+            <w:pPr>
+              <w:spacing w:line="375" w:lineRule="atLeast"/>
+              <w:ind w:firstLine="0"/>
+              <w:rPr>
+                <w:rFonts w:eastAsia="Times New Roman"/>
+                <w:color w:val="0F1115"/>
+                <w:sz w:val="24"/>
+                <w:szCs w:val="24"/>
+                <w:lang w:eastAsia="ru-RU"/>
+              </w:rPr>
+            </w:pPr>
+            <w:r>
+              <w:rPr>
+                <w:rFonts w:eastAsia="Times New Roman"/>
+                <w:color w:val="0F1115"/>
+                <w:sz w:val="24"/>
+                <w:szCs w:val="24"/>
+                <w:lang w:eastAsia="ru-RU"/>
+              </w:rPr>
+              <w:t>222016</w:t>
+            </w:r>
+          </w:p>
+        </w:tc>
+        <w:tc>
+          <w:tcPr>
+            <w:tcW w:w="0" w:type="auto"/>
+            <w:hideMark/>
+          </w:tcPr>
+          <w:p>
+            <w:pPr>
+              <w:spacing w:line="375" w:lineRule="atLeast"/>
+              <w:ind w:firstLine="0"/>
+              <w:rPr>
+                <w:rFonts w:eastAsia="Times New Roman"/>
+                <w:color w:val="0F1115"/>
+                <w:sz w:val="24"/>
+                <w:szCs w:val="24"/>
+                <w:lang w:eastAsia="ru-RU"/>
+              </w:rPr>
+            </w:pPr>
+            <w:r>
+              <w:rPr>
+                <w:rFonts w:eastAsia="Times New Roman"/>
+                <w:color w:val="0F1115"/>
+                <w:sz w:val="24"/>
+                <w:szCs w:val="24"/>
+                <w:lang w:eastAsia="ru-RU"/>
+              </w:rPr>
+              <w:t>Инкремент PC</w:t>
+            </w:r>
+          </w:p>
+        </w:tc>
+      </w:tr>
+      <w:tr>
+        <w:tc>
+          <w:tcPr>
+            <w:tcW w:w="0" w:type="auto"/>
+            <w:hideMark/>
+          </w:tcPr>
+          <w:p>
+            <w:pPr>
+              <w:spacing w:line="375" w:lineRule="atLeast"/>
+              <w:ind w:firstLine="0"/>
+              <w:rPr>
+                <w:rFonts w:eastAsia="Times New Roman"/>
+                <w:color w:val="0F1115"/>
+                <w:sz w:val="24"/>
+                <w:szCs w:val="24"/>
+                <w:lang w:eastAsia="ru-RU"/>
+              </w:rPr>
+            </w:pPr>
+            <w:r>
+              <w:rPr>
+                <w:rFonts w:eastAsia="Times New Roman"/>
+                <w:color w:val="0F1115"/>
+                <w:sz w:val="24"/>
+                <w:szCs w:val="24"/>
+                <w:lang w:eastAsia="ru-RU"/>
+              </w:rPr>
+              <w:t>21</w:t>
+            </w:r>
+          </w:p>
+        </w:tc>
+        <w:tc>
+          <w:tcPr>
+            <w:tcW w:w="0" w:type="auto"/>
+            <w:hideMark/>
+          </w:tcPr>
+          <w:p>
+            <w:pPr>
+              <w:spacing w:line="375" w:lineRule="atLeast"/>
+              <w:ind w:firstLine="0"/>
+              <w:rPr>
+                <w:rFonts w:eastAsia="Times New Roman"/>
+                <w:color w:val="0F1115"/>
+                <w:sz w:val="24"/>
+                <w:szCs w:val="24"/>
+                <w:lang w:eastAsia="ru-RU"/>
+              </w:rPr>
+            </w:pPr>
+            <w:r>
+              <w:rPr>
+                <w:rFonts w:eastAsia="Times New Roman"/>
+                <w:color w:val="0F1115"/>
+                <w:sz w:val="24"/>
+                <w:szCs w:val="24"/>
+                <w:lang w:eastAsia="ru-RU"/>
+              </w:rPr>
+              <w:t>CR ← MDR</w:t>
+            </w:r>
+          </w:p>
+        </w:tc>
+        <w:tc>
+          <w:tcPr>
+            <w:tcW w:w="0" w:type="auto"/>
+            <w:hideMark/>
+          </w:tcPr>
+          <w:p>
+            <w:pPr>
+              <w:spacing w:line="375" w:lineRule="atLeast"/>
+              <w:ind w:firstLine="0"/>
+              <w:rPr>
+                <w:rFonts w:eastAsia="Times New Roman"/>
+                <w:color w:val="0F1115"/>
+                <w:sz w:val="24"/>
+                <w:szCs w:val="24"/>
+                <w:lang w:eastAsia="ru-RU"/>
+              </w:rPr>
+            </w:pPr>
+            <w:r>
+              <w:rPr>
+                <w:rFonts w:eastAsia="Times New Roman"/>
+                <w:color w:val="0F1115"/>
+                <w:sz w:val="24"/>
+                <w:szCs w:val="24"/>
+                <w:lang w:eastAsia="ru-RU"/>
+              </w:rPr>
+              <w:t>004</w:t>
+            </w:r>
+          </w:p>
+        </w:tc>
+        <w:tc>
+          <w:tcPr>
+            <w:tcW w:w="0" w:type="auto"/>
+            <w:hideMark/>
+          </w:tcPr>
+          <w:p>
+            <w:pPr>
+              <w:spacing w:line="375" w:lineRule="atLeast"/>
+              <w:ind w:firstLine="0"/>
+              <w:rPr>
+                <w:rFonts w:eastAsia="Times New Roman"/>
+                <w:color w:val="0F1115"/>
+                <w:sz w:val="24"/>
+                <w:szCs w:val="24"/>
+                <w:lang w:eastAsia="ru-RU"/>
+              </w:rPr>
+            </w:pPr>
+            <w:r>
+              <w:rPr>
+                <w:rFonts w:eastAsia="Times New Roman"/>
+                <w:color w:val="0F1115"/>
+                <w:sz w:val="24"/>
+                <w:szCs w:val="24"/>
+                <w:lang w:eastAsia="ru-RU"/>
+              </w:rPr>
+              <w:t>000008</w:t>
+            </w:r>
+          </w:p>
+        </w:tc>
+        <w:tc>
+          <w:tcPr>
+            <w:tcW w:w="0" w:type="auto"/>
+            <w:hideMark/>
+          </w:tcPr>
+          <w:p>
+            <w:pPr>
+              <w:spacing w:line="375" w:lineRule="atLeast"/>
+              <w:ind w:firstLine="0"/>
+              <w:rPr>
+                <w:rFonts w:eastAsia="Times New Roman"/>
+                <w:color w:val="0F1115"/>
+                <w:sz w:val="24"/>
+                <w:szCs w:val="24"/>
+                <w:lang w:eastAsia="ru-RU"/>
+              </w:rPr>
+            </w:pPr>
+            <w:r>
+              <w:rPr>
+                <w:rFonts w:eastAsia="Times New Roman"/>
+                <w:color w:val="0F1115"/>
+                <w:sz w:val="24"/>
+                <w:szCs w:val="24"/>
+                <w:lang w:eastAsia="ru-RU"/>
+              </w:rPr>
+              <w:t>003</w:t>
+            </w:r>
+          </w:p>
+        </w:tc>
+        <w:tc>
+          <w:tcPr>
+            <w:tcW w:w="0" w:type="auto"/>
+            <w:hideMark/>
+          </w:tcPr>
+          <w:p>
+            <w:pPr>
+              <w:spacing w:line="375" w:lineRule="atLeast"/>
+              <w:ind w:firstLine="0"/>
+              <w:rPr>
+                <w:rFonts w:eastAsia="Times New Roman"/>
+                <w:color w:val="0F1115"/>
+                <w:sz w:val="24"/>
+                <w:szCs w:val="24"/>
+                <w:lang w:eastAsia="ru-RU"/>
+              </w:rPr>
+            </w:pPr>
+            <w:r>
+              <w:rPr>
+                <w:rFonts w:eastAsia="Times New Roman"/>
+                <w:color w:val="0F1115"/>
+                <w:sz w:val="24"/>
+                <w:szCs w:val="24"/>
+                <w:lang w:eastAsia="ru-RU"/>
+              </w:rPr>
+              <w:t>222016</w:t>
+            </w:r>
+          </w:p>
+        </w:tc>
+        <w:tc>
+          <w:tcPr>
+            <w:tcW w:w="0" w:type="auto"/>
+            <w:hideMark/>
+          </w:tcPr>
+          <w:p>
+            <w:pPr>
+              <w:spacing w:line="375" w:lineRule="atLeast"/>
+              <w:ind w:firstLine="0"/>
+              <w:rPr>
+                <w:rFonts w:eastAsia="Times New Roman"/>
+                <w:color w:val="0F1115"/>
+                <w:sz w:val="24"/>
+                <w:szCs w:val="24"/>
+                <w:lang w:eastAsia="ru-RU"/>
+              </w:rPr>
+            </w:pPr>
+            <w:r>
+              <w:rPr>
+                <w:rFonts w:eastAsia="Times New Roman"/>
+                <w:color w:val="0F1115"/>
+                <w:sz w:val="24"/>
+                <w:szCs w:val="24"/>
+                <w:lang w:eastAsia="ru-RU"/>
+              </w:rPr>
+              <w:t>Команда в CR</w:t>
+            </w:r>
+          </w:p>
+        </w:tc>
+      </w:tr>
+      <w:tr>
+        <w:tc>
+          <w:tcPr>
+            <w:tcW w:w="0" w:type="auto"/>
+            <w:hideMark/>
+          </w:tcPr>
+          <w:p>
+            <w:pPr>
+              <w:spacing w:line="375" w:lineRule="atLeast"/>
+              <w:ind w:firstLine="0"/>
+              <w:rPr>
+                <w:rFonts w:eastAsia="Times New Roman"/>
+                <w:color w:val="0F1115"/>
+                <w:sz w:val="24"/>
+                <w:szCs w:val="24"/>
+                <w:lang w:eastAsia="ru-RU"/>
+              </w:rPr>
+            </w:pPr>
+            <w:r>
+              <w:rPr>
+                <w:rFonts w:eastAsia="Times New Roman"/>
+                <w:color w:val="0F1115"/>
+                <w:sz w:val="24"/>
+                <w:szCs w:val="24"/>
+                <w:lang w:eastAsia="ru-RU"/>
+              </w:rPr>
+              <w:t>22</w:t>
+            </w:r>
+          </w:p>
+        </w:tc>
+        <w:tc>
+          <w:tcPr>
+            <w:tcW w:w="0" w:type="auto"/>
+            <w:hideMark/>
+          </w:tcPr>
+          <w:p>
+            <w:pPr>
+              <w:spacing w:line="375" w:lineRule="atLeast"/>
+              <w:ind w:firstLine="0"/>
+              <w:rPr>
+                <w:rFonts w:eastAsia="Times New Roman"/>
+                <w:color w:val="0F1115"/>
+                <w:sz w:val="24"/>
+                <w:szCs w:val="24"/>
+                <w:lang w:eastAsia="ru-RU"/>
+              </w:rPr>
+            </w:pPr>
+            <w:r>
+              <w:rPr>
+                <w:rFonts w:eastAsia="Times New Roman"/>
+                <w:color w:val="0F1115"/>
+                <w:sz w:val="24"/>
+                <w:szCs w:val="24"/>
+                <w:lang w:eastAsia="ru-RU"/>
+              </w:rPr>
+              <w:t>MAR ← ADR</w:t>
+            </w:r>
+          </w:p>
+        </w:tc>
+        <w:tc>
+          <w:tcPr>
+            <w:tcW w:w="0" w:type="auto"/>
+            <w:hideMark/>
+          </w:tcPr>
+          <w:p>
+            <w:pPr>
+              <w:spacing w:line="375" w:lineRule="atLeast"/>
+              <w:ind w:firstLine="0"/>
+              <w:rPr>
+                <w:rFonts w:eastAsia="Times New Roman"/>
+                <w:color w:val="0F1115"/>
+                <w:sz w:val="24"/>
+                <w:szCs w:val="24"/>
+                <w:lang w:eastAsia="ru-RU"/>
+              </w:rPr>
+            </w:pPr>
+            <w:r>
+              <w:rPr>
+                <w:rFonts w:eastAsia="Times New Roman"/>
+                <w:color w:val="0F1115"/>
+                <w:sz w:val="24"/>
+                <w:szCs w:val="24"/>
+                <w:lang w:eastAsia="ru-RU"/>
+              </w:rPr>
+              <w:t>004</w:t>
+            </w:r>
+          </w:p>
+        </w:tc>
+        <w:tc>
+          <w:tcPr>
+            <w:tcW w:w="0" w:type="auto"/>
+            <w:hideMark/>
+          </w:tcPr>
+          <w:p>
+            <w:pPr>
+              <w:spacing w:line="375" w:lineRule="atLeast"/>
+              <w:ind w:firstLine="0"/>
+              <w:rPr>
+                <w:rFonts w:eastAsia="Times New Roman"/>
+                <w:color w:val="0F1115"/>
+                <w:sz w:val="24"/>
+                <w:szCs w:val="24"/>
+                <w:lang w:eastAsia="ru-RU"/>
+              </w:rPr>
+            </w:pPr>
+            <w:r>
+              <w:rPr>
+                <w:rFonts w:eastAsia="Times New Roman"/>
+                <w:color w:val="0F1115"/>
+                <w:sz w:val="24"/>
+                <w:szCs w:val="24"/>
+                <w:lang w:eastAsia="ru-RU"/>
+              </w:rPr>
+              <w:t>000008</w:t>
+            </w:r>
+          </w:p>
+        </w:tc>
+        <w:tc>
+          <w:tcPr>
+            <w:tcW w:w="0" w:type="auto"/>
+            <w:hideMark/>
+          </w:tcPr>
+          <w:p>
+            <w:pPr>
+              <w:spacing w:line="375" w:lineRule="atLeast"/>
+              <w:ind w:firstLine="0"/>
+              <w:rPr>
+                <w:rFonts w:eastAsia="Times New Roman"/>
+                <w:color w:val="0F1115"/>
+                <w:sz w:val="24"/>
+                <w:szCs w:val="24"/>
+                <w:lang w:eastAsia="ru-RU"/>
+              </w:rPr>
+            </w:pPr>
+            <w:r>
+              <w:rPr>
+                <w:rFonts w:eastAsia="Times New Roman"/>
+                <w:color w:val="0F1115"/>
+                <w:sz w:val="24"/>
+                <w:szCs w:val="24"/>
+                <w:lang w:eastAsia="ru-RU"/>
+              </w:rPr>
+              <w:t>016</w:t>
+            </w:r>
+          </w:p>
+        </w:tc>
+        <w:tc>
+          <w:tcPr>
+            <w:tcW w:w="0" w:type="auto"/>
+            <w:hideMark/>
+          </w:tcPr>
+          <w:p>
+            <w:pPr>
+              <w:spacing w:line="375" w:lineRule="atLeast"/>
+              <w:ind w:firstLine="0"/>
+              <w:rPr>
+                <w:rFonts w:eastAsia="Times New Roman"/>
+                <w:color w:val="0F1115"/>
+                <w:sz w:val="24"/>
+                <w:szCs w:val="24"/>
+                <w:lang w:eastAsia="ru-RU"/>
+              </w:rPr>
+            </w:pPr>
+            <w:r>
+              <w:rPr>
+                <w:rFonts w:eastAsia="Times New Roman"/>
+                <w:color w:val="0F1115"/>
+                <w:sz w:val="24"/>
+                <w:szCs w:val="24"/>
+                <w:lang w:eastAsia="ru-RU"/>
+              </w:rPr>
+              <w:t>222016</w:t>
+            </w:r>
+          </w:p>
+        </w:tc>
+        <w:tc>
+          <w:tcPr>
+            <w:tcW w:w="0" w:type="auto"/>
+            <w:hideMark/>
+          </w:tcPr>
+          <w:p>
+            <w:pPr>
+              <w:spacing w:line="375" w:lineRule="atLeast"/>
+              <w:ind w:firstLine="0"/>
+              <w:rPr>
+                <w:rFonts w:eastAsia="Times New Roman"/>
+                <w:color w:val="0F1115"/>
+                <w:sz w:val="24"/>
+                <w:szCs w:val="24"/>
+                <w:lang w:eastAsia="ru-RU"/>
+              </w:rPr>
+            </w:pPr>
+            <w:r>
+              <w:rPr>
+                <w:rFonts w:eastAsia="Times New Roman"/>
+                <w:color w:val="0F1115"/>
+                <w:sz w:val="24"/>
+                <w:szCs w:val="24"/>
+                <w:lang w:eastAsia="ru-RU"/>
+              </w:rPr>
+              <w:t>Косвенный адрес</w:t>
+            </w:r>
+          </w:p>
+        </w:tc>
+      </w:tr>
+      <w:tr>
+        <w:tc>
+          <w:tcPr>
+            <w:tcW w:w="0" w:type="auto"/>
+            <w:hideMark/>
+          </w:tcPr>
+          <w:p>
+            <w:pPr>
+              <w:spacing w:line="375" w:lineRule="atLeast"/>
+              <w:ind w:firstLine="0"/>
+              <w:rPr>
+                <w:rFonts w:eastAsia="Times New Roman"/>
+                <w:color w:val="0F1115"/>
+                <w:sz w:val="24"/>
+                <w:szCs w:val="24"/>
+                <w:lang w:eastAsia="ru-RU"/>
+              </w:rPr>
+            </w:pPr>
+            <w:r>
+              <w:rPr>
+                <w:rFonts w:eastAsia="Times New Roman"/>
+                <w:color w:val="0F1115"/>
+                <w:sz w:val="24"/>
+                <w:szCs w:val="24"/>
+                <w:lang w:eastAsia="ru-RU"/>
+              </w:rPr>
+              <w:t>23</w:t>
+            </w:r>
+          </w:p>
+        </w:tc>
+        <w:tc>
+          <w:tcPr>
+            <w:tcW w:w="0" w:type="auto"/>
+            <w:hideMark/>
+          </w:tcPr>
+          <w:p>
+            <w:pPr>
+              <w:spacing w:line="375" w:lineRule="atLeast"/>
+              <w:ind w:firstLine="0"/>
+              <w:rPr>
+                <w:rFonts w:eastAsia="Times New Roman"/>
+                <w:color w:val="0F1115"/>
+                <w:sz w:val="24"/>
+                <w:szCs w:val="24"/>
+                <w:lang w:eastAsia="ru-RU"/>
+              </w:rPr>
+            </w:pPr>
+            <w:r>
+              <w:rPr>
+                <w:rFonts w:eastAsia="Times New Roman"/>
+                <w:color w:val="0F1115"/>
+                <w:sz w:val="24"/>
+                <w:szCs w:val="24"/>
+                <w:lang w:eastAsia="ru-RU"/>
+              </w:rPr>
+              <w:t>MDR ← M(MAR)</w:t>
+            </w:r>
+          </w:p>
+        </w:tc>
+        <w:tc>
+          <w:tcPr>
+            <w:tcW w:w="0" w:type="auto"/>
+            <w:hideMark/>
+          </w:tcPr>
+          <w:p>
+            <w:pPr>
+              <w:spacing w:line="375" w:lineRule="atLeast"/>
+              <w:ind w:firstLine="0"/>
+              <w:rPr>
+                <w:rFonts w:eastAsia="Times New Roman"/>
+                <w:color w:val="0F1115"/>
+                <w:sz w:val="24"/>
+                <w:szCs w:val="24"/>
+                <w:lang w:eastAsia="ru-RU"/>
+              </w:rPr>
+            </w:pPr>
+            <w:r>
+              <w:rPr>
+                <w:rFonts w:eastAsia="Times New Roman"/>
+                <w:color w:val="0F1115"/>
+                <w:sz w:val="24"/>
+                <w:szCs w:val="24"/>
+                <w:lang w:eastAsia="ru-RU"/>
+              </w:rPr>
+              <w:t>004</w:t>
+            </w:r>
+          </w:p>
+        </w:tc>
+        <w:tc>
+          <w:tcPr>
+            <w:tcW w:w="0" w:type="auto"/>
+            <w:hideMark/>
+          </w:tcPr>
+          <w:p>
+            <w:pPr>
+              <w:spacing w:line="375" w:lineRule="atLeast"/>
+              <w:ind w:firstLine="0"/>
+              <w:rPr>
+                <w:rFonts w:eastAsia="Times New Roman"/>
+                <w:color w:val="0F1115"/>
+                <w:sz w:val="24"/>
+                <w:szCs w:val="24"/>
+                <w:lang w:eastAsia="ru-RU"/>
+              </w:rPr>
+            </w:pPr>
+            <w:r>
+              <w:rPr>
+                <w:rFonts w:eastAsia="Times New Roman"/>
+                <w:color w:val="0F1115"/>
+                <w:sz w:val="24"/>
+                <w:szCs w:val="24"/>
+                <w:lang w:eastAsia="ru-RU"/>
+              </w:rPr>
+              <w:t>000008</w:t>
+            </w:r>
+          </w:p>
+        </w:tc>
+        <w:tc>
+          <w:tcPr>
+            <w:tcW w:w="0" w:type="auto"/>
+            <w:hideMark/>
+          </w:tcPr>
+          <w:p>
+            <w:pPr>
+              <w:spacing w:line="375" w:lineRule="atLeast"/>
+              <w:ind w:firstLine="0"/>
+              <w:rPr>
+                <w:rFonts w:eastAsia="Times New Roman"/>
+                <w:color w:val="0F1115"/>
+                <w:sz w:val="24"/>
+                <w:szCs w:val="24"/>
+                <w:lang w:eastAsia="ru-RU"/>
+              </w:rPr>
+            </w:pPr>
+            <w:r>
+              <w:rPr>
+                <w:rFonts w:eastAsia="Times New Roman"/>
+                <w:color w:val="0F1115"/>
+                <w:sz w:val="24"/>
+                <w:szCs w:val="24"/>
+                <w:lang w:eastAsia="ru-RU"/>
+              </w:rPr>
+              <w:t>016</w:t>
+            </w:r>
+          </w:p>
+        </w:tc>
+        <w:tc>
+          <w:tcPr>
+            <w:tcW w:w="0" w:type="auto"/>
+            <w:hideMark/>
+          </w:tcPr>
+          <w:p>
+            <w:pPr>
+              <w:spacing w:line="375" w:lineRule="atLeast"/>
+              <w:ind w:firstLine="0"/>
+              <w:rPr>
+                <w:rFonts w:eastAsia="Times New Roman"/>
+                <w:color w:val="0F1115"/>
+                <w:sz w:val="24"/>
+                <w:szCs w:val="24"/>
+                <w:lang w:eastAsia="ru-RU"/>
+              </w:rPr>
+            </w:pPr>
+            <w:r>
+              <w:rPr>
+                <w:rFonts w:eastAsia="Times New Roman"/>
+                <w:color w:val="0F1115"/>
+                <w:sz w:val="24"/>
+                <w:szCs w:val="24"/>
+                <w:lang w:eastAsia="ru-RU"/>
+              </w:rPr>
+              <w:t>000008</w:t>
+            </w:r>
+          </w:p>
+        </w:tc>
+        <w:tc>
+          <w:tcPr>
+            <w:tcW w:w="0" w:type="auto"/>
+            <w:hideMark/>
+          </w:tcPr>
+          <w:p>
+            <w:pPr>
+              <w:spacing w:line="375" w:lineRule="atLeast"/>
+              <w:ind w:firstLine="0"/>
+              <w:rPr>
+                <w:rFonts w:eastAsia="Times New Roman"/>
+                <w:color w:val="0F1115"/>
+                <w:sz w:val="24"/>
+                <w:szCs w:val="24"/>
+                <w:lang w:eastAsia="ru-RU"/>
+              </w:rPr>
+            </w:pPr>
+            <w:r>
+              <w:rPr>
+                <w:rFonts w:eastAsia="Times New Roman"/>
+                <w:color w:val="0F1115"/>
+                <w:sz w:val="24"/>
+                <w:szCs w:val="24"/>
+                <w:lang w:eastAsia="ru-RU"/>
+              </w:rPr>
+              <w:t>Чтение адреса из M(16)</w:t>
+            </w:r>
+          </w:p>
+        </w:tc>
+      </w:tr>
+      <w:tr>
+        <w:tc>
+          <w:tcPr>
+            <w:tcW w:w="0" w:type="auto"/>
+            <w:hideMark/>
+          </w:tcPr>
+          <w:p>
+            <w:pPr>
+              <w:spacing w:line="375" w:lineRule="atLeast"/>
+              <w:ind w:firstLine="0"/>
+              <w:rPr>
+                <w:rFonts w:eastAsia="Times New Roman"/>
+                <w:color w:val="0F1115"/>
+                <w:sz w:val="24"/>
+                <w:szCs w:val="24"/>
+                <w:lang w:eastAsia="ru-RU"/>
+              </w:rPr>
+            </w:pPr>
+            <w:r>
+              <w:rPr>
+                <w:rFonts w:eastAsia="Times New Roman"/>
+                <w:color w:val="0F1115"/>
+                <w:sz w:val="24"/>
+                <w:szCs w:val="24"/>
+                <w:lang w:eastAsia="ru-RU"/>
+              </w:rPr>
+              <w:t>24</w:t>
+            </w:r>
+          </w:p>
+        </w:tc>
+        <w:tc>
+          <w:tcPr>
+            <w:tcW w:w="0" w:type="auto"/>
+            <w:hideMark/>
+          </w:tcPr>
+          <w:p>
+            <w:pPr>
+              <w:spacing w:line="375" w:lineRule="atLeast"/>
+              <w:ind w:firstLine="0"/>
+              <w:rPr>
+                <w:rFonts w:eastAsia="Times New Roman"/>
+                <w:color w:val="0F1115"/>
+                <w:sz w:val="24"/>
+                <w:szCs w:val="24"/>
+                <w:lang w:eastAsia="ru-RU"/>
+              </w:rPr>
+            </w:pPr>
+            <w:r>
+              <w:rPr>
+                <w:rFonts w:eastAsia="Times New Roman"/>
+                <w:color w:val="0F1115"/>
+                <w:sz w:val="24"/>
+                <w:szCs w:val="24"/>
+                <w:lang w:eastAsia="ru-RU"/>
+              </w:rPr>
+              <w:t>MAR ← MDR</w:t>
+            </w:r>
+          </w:p>
+        </w:tc>
+        <w:tc>
+          <w:tcPr>
+            <w:tcW w:w="0" w:type="auto"/>
+            <w:hideMark/>
+          </w:tcPr>
+          <w:p>
+            <w:pPr>
+              <w:spacing w:line="375" w:lineRule="atLeast"/>
+              <w:ind w:firstLine="0"/>
+              <w:rPr>
+                <w:rFonts w:eastAsia="Times New Roman"/>
+                <w:color w:val="0F1115"/>
+                <w:sz w:val="24"/>
+                <w:szCs w:val="24"/>
+                <w:lang w:eastAsia="ru-RU"/>
+              </w:rPr>
+            </w:pPr>
+            <w:r>
+              <w:rPr>
+                <w:rFonts w:eastAsia="Times New Roman"/>
+                <w:color w:val="0F1115"/>
+                <w:sz w:val="24"/>
+                <w:szCs w:val="24"/>
+                <w:lang w:eastAsia="ru-RU"/>
+              </w:rPr>
+              <w:t>004</w:t>
+            </w:r>
+          </w:p>
+        </w:tc>
+        <w:tc>
+          <w:tcPr>
+            <w:tcW w:w="0" w:type="auto"/>
+            <w:hideMark/>
+          </w:tcPr>
+          <w:p>
+            <w:pPr>
+              <w:spacing w:line="375" w:lineRule="atLeast"/>
+              <w:ind w:firstLine="0"/>
+              <w:rPr>
+                <w:rFonts w:eastAsia="Times New Roman"/>
+                <w:color w:val="0F1115"/>
+                <w:sz w:val="24"/>
+                <w:szCs w:val="24"/>
+                <w:lang w:eastAsia="ru-RU"/>
+              </w:rPr>
+            </w:pPr>
+            <w:r>
+              <w:rPr>
+                <w:rFonts w:eastAsia="Times New Roman"/>
+                <w:color w:val="0F1115"/>
+                <w:sz w:val="24"/>
+                <w:szCs w:val="24"/>
+                <w:lang w:eastAsia="ru-RU"/>
+              </w:rPr>
+              <w:t>000008</w:t>
+            </w:r>
+          </w:p>
+        </w:tc>
+        <w:tc>
+          <w:tcPr>
+            <w:tcW w:w="0" w:type="auto"/>
+            <w:hideMark/>
+          </w:tcPr>
+          <w:p>
+            <w:pPr>
+              <w:spacing w:line="375" w:lineRule="atLeast"/>
+              <w:ind w:firstLine="0"/>
+              <w:rPr>
+                <w:rFonts w:eastAsia="Times New Roman"/>
+                <w:color w:val="0F1115"/>
+                <w:sz w:val="24"/>
+                <w:szCs w:val="24"/>
+                <w:lang w:eastAsia="ru-RU"/>
+              </w:rPr>
+            </w:pPr>
+            <w:r>
+              <w:rPr>
+                <w:rFonts w:eastAsia="Times New Roman"/>
+                <w:color w:val="0F1115"/>
+                <w:sz w:val="24"/>
+                <w:szCs w:val="24"/>
+                <w:lang w:eastAsia="ru-RU"/>
+              </w:rPr>
+              <w:t>008</w:t>
+            </w:r>
+          </w:p>
+        </w:tc>
+        <w:tc>
+          <w:tcPr>
+            <w:tcW w:w="0" w:type="auto"/>
+            <w:hideMark/>
+          </w:tcPr>
+          <w:p>
+            <w:pPr>
+              <w:spacing w:line="375" w:lineRule="atLeast"/>
+              <w:ind w:firstLine="0"/>
+              <w:rPr>
+                <w:rFonts w:eastAsia="Times New Roman"/>
+                <w:color w:val="0F1115"/>
+                <w:sz w:val="24"/>
+                <w:szCs w:val="24"/>
+                <w:lang w:eastAsia="ru-RU"/>
+              </w:rPr>
+            </w:pPr>
+            <w:r>
+              <w:rPr>
+                <w:rFonts w:eastAsia="Times New Roman"/>
+                <w:color w:val="0F1115"/>
+                <w:sz w:val="24"/>
+                <w:szCs w:val="24"/>
+                <w:lang w:eastAsia="ru-RU"/>
+              </w:rPr>
+              <w:t>000008</w:t>
+            </w:r>
+          </w:p>
+        </w:tc>
+        <w:tc>
+          <w:tcPr>
+            <w:tcW w:w="0" w:type="auto"/>
+            <w:hideMark/>
+          </w:tcPr>
+          <w:p>
+            <w:pPr>
+              <w:spacing w:line="375" w:lineRule="atLeast"/>
+              <w:ind w:firstLine="0"/>
+              <w:rPr>
+                <w:rFonts w:eastAsia="Times New Roman"/>
+                <w:color w:val="0F1115"/>
+                <w:sz w:val="24"/>
+                <w:szCs w:val="24"/>
+                <w:lang w:eastAsia="ru-RU"/>
+              </w:rPr>
+            </w:pPr>
+            <w:r>
+              <w:rPr>
+                <w:rFonts w:eastAsia="Times New Roman"/>
+                <w:color w:val="0F1115"/>
+                <w:sz w:val="24"/>
+                <w:szCs w:val="24"/>
+                <w:lang w:eastAsia="ru-RU"/>
+              </w:rPr>
+              <w:t>Адрес = 8</w:t>
+            </w:r>
+          </w:p>
+        </w:tc>
+      </w:tr>
+      <w:tr>
+        <w:tc>
+          <w:tcPr>
+            <w:tcW w:w="0" w:type="auto"/>
+            <w:hideMark/>
+          </w:tcPr>
+          <w:p>
+            <w:pPr>
+              <w:spacing w:line="375" w:lineRule="atLeast"/>
+              <w:ind w:firstLine="0"/>
+              <w:rPr>
+                <w:rFonts w:eastAsia="Times New Roman"/>
+                <w:color w:val="0F1115"/>
+                <w:sz w:val="24"/>
+                <w:szCs w:val="24"/>
+                <w:lang w:eastAsia="ru-RU"/>
+              </w:rPr>
+            </w:pPr>
+            <w:r>
+              <w:rPr>
+                <w:rFonts w:eastAsia="Times New Roman"/>
+                <w:color w:val="0F1115"/>
+                <w:sz w:val="24"/>
+                <w:szCs w:val="24"/>
+                <w:lang w:eastAsia="ru-RU"/>
+              </w:rPr>
+              <w:t>25</w:t>
+            </w:r>
+          </w:p>
+        </w:tc>
+        <w:tc>
+          <w:tcPr>
+            <w:tcW w:w="0" w:type="auto"/>
+            <w:hideMark/>
+          </w:tcPr>
+          <w:p>
+            <w:pPr>
+              <w:spacing w:line="375" w:lineRule="atLeast"/>
+              <w:ind w:firstLine="0"/>
+              <w:rPr>
+                <w:rFonts w:eastAsia="Times New Roman"/>
+                <w:color w:val="0F1115"/>
+                <w:sz w:val="24"/>
+                <w:szCs w:val="24"/>
+                <w:lang w:eastAsia="ru-RU"/>
+              </w:rPr>
+            </w:pPr>
+            <w:r>
+              <w:rPr>
+                <w:rFonts w:eastAsia="Times New Roman"/>
+                <w:color w:val="0F1115"/>
+                <w:sz w:val="24"/>
+                <w:szCs w:val="24"/>
+                <w:lang w:eastAsia="ru-RU"/>
+              </w:rPr>
+              <w:t xml:space="preserve">MDR ← </w:t>
+            </w:r>
+            <w:proofErr w:type="spellStart"/>
+            <w:r>
+              <w:rPr>
+                <w:rFonts w:eastAsia="Times New Roman"/>
+                <w:color w:val="0F1115"/>
+                <w:sz w:val="24"/>
+                <w:szCs w:val="24"/>
+                <w:lang w:eastAsia="ru-RU"/>
+              </w:rPr>
+              <w:t>Acc</w:t>
+            </w:r>
+            <w:proofErr w:type="spellEnd"/>
+          </w:p>
+        </w:tc>
+        <w:tc>
+          <w:tcPr>
+            <w:tcW w:w="0" w:type="auto"/>
+            <w:hideMark/>
+          </w:tcPr>
+          <w:p>
+            <w:pPr>
+              <w:spacing w:line="375" w:lineRule="atLeast"/>
+              <w:ind w:firstLine="0"/>
+              <w:rPr>
+                <w:rFonts w:eastAsia="Times New Roman"/>
+                <w:color w:val="0F1115"/>
+                <w:sz w:val="24"/>
+                <w:szCs w:val="24"/>
+                <w:lang w:eastAsia="ru-RU"/>
+              </w:rPr>
+            </w:pPr>
+            <w:r>
+              <w:rPr>
+                <w:rFonts w:eastAsia="Times New Roman"/>
+                <w:color w:val="0F1115"/>
+                <w:sz w:val="24"/>
+                <w:szCs w:val="24"/>
+                <w:lang w:eastAsia="ru-RU"/>
+              </w:rPr>
+              <w:t>004</w:t>
+            </w:r>
+          </w:p>
+        </w:tc>
+        <w:tc>
+          <w:tcPr>
+            <w:tcW w:w="0" w:type="auto"/>
+            <w:hideMark/>
+          </w:tcPr>
+          <w:p>
+            <w:pPr>
+              <w:spacing w:line="375" w:lineRule="atLeast"/>
+              <w:ind w:firstLine="0"/>
+              <w:rPr>
+                <w:rFonts w:eastAsia="Times New Roman"/>
+                <w:color w:val="0F1115"/>
+                <w:sz w:val="24"/>
+                <w:szCs w:val="24"/>
+                <w:lang w:eastAsia="ru-RU"/>
+              </w:rPr>
+            </w:pPr>
+            <w:r>
+              <w:rPr>
+                <w:rFonts w:eastAsia="Times New Roman"/>
+                <w:color w:val="0F1115"/>
+                <w:sz w:val="24"/>
+                <w:szCs w:val="24"/>
+                <w:lang w:eastAsia="ru-RU"/>
+              </w:rPr>
+              <w:t>000008</w:t>
+            </w:r>
+          </w:p>
+        </w:tc>
+        <w:tc>
+          <w:tcPr>
+            <w:tcW w:w="0" w:type="auto"/>
+            <w:hideMark/>
+          </w:tcPr>
+          <w:p>
+            <w:pPr>
+              <w:spacing w:line="375" w:lineRule="atLeast"/>
+              <w:ind w:firstLine="0"/>
+              <w:rPr>
+                <w:rFonts w:eastAsia="Times New Roman"/>
+                <w:color w:val="0F1115"/>
+                <w:sz w:val="24"/>
+                <w:szCs w:val="24"/>
+                <w:lang w:eastAsia="ru-RU"/>
+              </w:rPr>
+            </w:pPr>
+            <w:r>
+              <w:rPr>
+                <w:rFonts w:eastAsia="Times New Roman"/>
+                <w:color w:val="0F1115"/>
+                <w:sz w:val="24"/>
+                <w:szCs w:val="24"/>
+                <w:lang w:eastAsia="ru-RU"/>
+              </w:rPr>
+              <w:t>008</w:t>
+            </w:r>
+          </w:p>
+        </w:tc>
+        <w:tc>
+          <w:tcPr>
+            <w:tcW w:w="0" w:type="auto"/>
+            <w:hideMark/>
+          </w:tcPr>
+          <w:p>
+            <w:pPr>
+              <w:spacing w:line="375" w:lineRule="atLeast"/>
+              <w:ind w:firstLine="0"/>
+              <w:rPr>
+                <w:rFonts w:eastAsia="Times New Roman"/>
+                <w:color w:val="0F1115"/>
+                <w:sz w:val="24"/>
+                <w:szCs w:val="24"/>
+                <w:lang w:eastAsia="ru-RU"/>
+              </w:rPr>
+            </w:pPr>
+            <w:r>
+              <w:rPr>
+                <w:rFonts w:eastAsia="Times New Roman"/>
+                <w:color w:val="0F1115"/>
+                <w:sz w:val="24"/>
+                <w:szCs w:val="24"/>
+                <w:lang w:eastAsia="ru-RU"/>
+              </w:rPr>
+              <w:t>000008</w:t>
+            </w:r>
+          </w:p>
+        </w:tc>
+        <w:tc>
+          <w:tcPr>
+            <w:tcW w:w="0" w:type="auto"/>
+            <w:hideMark/>
+          </w:tcPr>
+          <w:p>
+            <w:pPr>
+              <w:spacing w:line="375" w:lineRule="atLeast"/>
+              <w:ind w:firstLine="0"/>
+              <w:rPr>
+                <w:rFonts w:eastAsia="Times New Roman"/>
+                <w:color w:val="0F1115"/>
+                <w:sz w:val="24"/>
+                <w:szCs w:val="24"/>
+                <w:lang w:eastAsia="ru-RU"/>
+              </w:rPr>
+            </w:pPr>
+            <w:r>
+              <w:rPr>
+                <w:rFonts w:eastAsia="Times New Roman"/>
+                <w:color w:val="0F1115"/>
+                <w:sz w:val="24"/>
+                <w:szCs w:val="24"/>
+                <w:lang w:eastAsia="ru-RU"/>
+              </w:rPr>
+              <w:t>Подготовка данных</w:t>
+            </w:r>
+          </w:p>
+        </w:tc>
+      </w:tr>
+      <w:tr>
+        <w:tc>
+          <w:tcPr>
+            <w:tcW w:w="0" w:type="auto"/>
+            <w:hideMark/>
+          </w:tcPr>
+          <w:p>
+            <w:pPr>
+              <w:spacing w:line="375" w:lineRule="atLeast"/>
+              <w:ind w:firstLine="0"/>
+              <w:rPr>
+                <w:rFonts w:eastAsia="Times New Roman"/>
+                <w:color w:val="0F1115"/>
+                <w:sz w:val="24"/>
+                <w:szCs w:val="24"/>
+                <w:lang w:eastAsia="ru-RU"/>
+              </w:rPr>
+            </w:pPr>
+            <w:r>
+              <w:rPr>
+                <w:rFonts w:eastAsia="Times New Roman"/>
+                <w:color w:val="0F1115"/>
+                <w:sz w:val="24"/>
+                <w:szCs w:val="24"/>
+                <w:lang w:eastAsia="ru-RU"/>
+              </w:rPr>
+              <w:t>26</w:t>
+            </w:r>
+          </w:p>
+        </w:tc>
+        <w:tc>
+          <w:tcPr>
+            <w:tcW w:w="0" w:type="auto"/>
+            <w:hideMark/>
+          </w:tcPr>
+          <w:p>
+            <w:pPr>
+              <w:spacing w:line="375" w:lineRule="atLeast"/>
+              <w:ind w:firstLine="0"/>
+              <w:rPr>
+                <w:rFonts w:eastAsia="Times New Roman"/>
+                <w:color w:val="0F1115"/>
+                <w:sz w:val="24"/>
+                <w:szCs w:val="24"/>
+                <w:lang w:eastAsia="ru-RU"/>
+              </w:rPr>
+            </w:pPr>
+            <w:proofErr w:type="spellStart"/>
+            <w:r>
+              <w:rPr>
+                <w:rFonts w:eastAsia="Times New Roman"/>
+                <w:color w:val="0F1115"/>
+                <w:sz w:val="24"/>
+                <w:szCs w:val="24"/>
+                <w:lang w:eastAsia="ru-RU"/>
+              </w:rPr>
+              <w:t>MWr</w:t>
+            </w:r>
+            <w:proofErr w:type="spellEnd"/>
+          </w:p>
+        </w:tc>
+        <w:tc>
+          <w:tcPr>
+            <w:tcW w:w="0" w:type="auto"/>
+            <w:hideMark/>
+          </w:tcPr>
+          <w:p>
+            <w:pPr>
+              <w:spacing w:line="375" w:lineRule="atLeast"/>
+              <w:ind w:firstLine="0"/>
+              <w:rPr>
+                <w:rFonts w:eastAsia="Times New Roman"/>
+                <w:color w:val="0F1115"/>
+                <w:sz w:val="24"/>
+                <w:szCs w:val="24"/>
+                <w:lang w:eastAsia="ru-RU"/>
+              </w:rPr>
+            </w:pPr>
+            <w:r>
+              <w:rPr>
+                <w:rFonts w:eastAsia="Times New Roman"/>
+                <w:color w:val="0F1115"/>
+                <w:sz w:val="24"/>
+                <w:szCs w:val="24"/>
+                <w:lang w:eastAsia="ru-RU"/>
+              </w:rPr>
+              <w:t>004</w:t>
+            </w:r>
+          </w:p>
+        </w:tc>
+        <w:tc>
+          <w:tcPr>
+            <w:tcW w:w="0" w:type="auto"/>
+            <w:hideMark/>
+          </w:tcPr>
+          <w:p>
+            <w:pPr>
+              <w:spacing w:line="375" w:lineRule="atLeast"/>
+              <w:ind w:firstLine="0"/>
+              <w:rPr>
+                <w:rFonts w:eastAsia="Times New Roman"/>
+                <w:color w:val="0F1115"/>
+                <w:sz w:val="24"/>
+                <w:szCs w:val="24"/>
+                <w:lang w:eastAsia="ru-RU"/>
+              </w:rPr>
+            </w:pPr>
+            <w:r>
+              <w:rPr>
+                <w:rFonts w:eastAsia="Times New Roman"/>
+                <w:color w:val="0F1115"/>
+                <w:sz w:val="24"/>
+                <w:szCs w:val="24"/>
+                <w:lang w:eastAsia="ru-RU"/>
+              </w:rPr>
+              <w:t>000008</w:t>
+            </w:r>
+          </w:p>
+        </w:tc>
+        <w:tc>
+          <w:tcPr>
+            <w:tcW w:w="0" w:type="auto"/>
+            <w:hideMark/>
+          </w:tcPr>
+          <w:p>
+            <w:pPr>
+              <w:spacing w:line="375" w:lineRule="atLeast"/>
+              <w:ind w:firstLine="0"/>
+              <w:rPr>
+                <w:rFonts w:eastAsia="Times New Roman"/>
+                <w:color w:val="0F1115"/>
+                <w:sz w:val="24"/>
+                <w:szCs w:val="24"/>
+                <w:lang w:eastAsia="ru-RU"/>
+              </w:rPr>
+            </w:pPr>
+            <w:r>
+              <w:rPr>
+                <w:rFonts w:eastAsia="Times New Roman"/>
+                <w:color w:val="0F1115"/>
+                <w:sz w:val="24"/>
+                <w:szCs w:val="24"/>
+                <w:lang w:eastAsia="ru-RU"/>
+              </w:rPr>
+              <w:t>008</w:t>
+            </w:r>
+          </w:p>
+        </w:tc>
+        <w:tc>
+          <w:tcPr>
+            <w:tcW w:w="0" w:type="auto"/>
+            <w:hideMark/>
+          </w:tcPr>
+          <w:p>
+            <w:pPr>
+              <w:spacing w:line="375" w:lineRule="atLeast"/>
+              <w:ind w:firstLine="0"/>
+              <w:rPr>
+                <w:rFonts w:eastAsia="Times New Roman"/>
+                <w:color w:val="0F1115"/>
+                <w:sz w:val="24"/>
+                <w:szCs w:val="24"/>
+                <w:lang w:eastAsia="ru-RU"/>
+              </w:rPr>
+            </w:pPr>
+            <w:r>
+              <w:rPr>
+                <w:rFonts w:eastAsia="Times New Roman"/>
+                <w:color w:val="0F1115"/>
+                <w:sz w:val="24"/>
+                <w:szCs w:val="24"/>
+                <w:lang w:eastAsia="ru-RU"/>
+              </w:rPr>
+              <w:t>000008</w:t>
+            </w:r>
+          </w:p>
+        </w:tc>
+        <w:tc>
+          <w:tcPr>
+            <w:tcW w:w="0" w:type="auto"/>
+            <w:hideMark/>
+          </w:tcPr>
+          <w:p>
+            <w:pPr>
+              <w:spacing w:line="375" w:lineRule="atLeast"/>
+              <w:ind w:firstLine="0"/>
+              <w:rPr>
+                <w:rFonts w:eastAsia="Times New Roman"/>
+                <w:color w:val="0F1115"/>
+                <w:sz w:val="24"/>
+                <w:szCs w:val="24"/>
+                <w:lang w:eastAsia="ru-RU"/>
+              </w:rPr>
+            </w:pPr>
+            <w:r>
+              <w:rPr>
+                <w:rFonts w:eastAsia="Times New Roman"/>
+                <w:bCs/>
+                <w:color w:val="0F1115"/>
+                <w:sz w:val="24"/>
+                <w:szCs w:val="24"/>
+                <w:lang w:eastAsia="ru-RU"/>
+              </w:rPr>
+              <w:t>WR @16</w:t>
+            </w:r>
+            <w:r>
+              <w:rPr>
+                <w:rFonts w:eastAsia="Times New Roman"/>
+                <w:color w:val="0F1115"/>
+                <w:sz w:val="24"/>
+                <w:szCs w:val="24"/>
+                <w:lang w:eastAsia="ru-RU"/>
+              </w:rPr>
+              <w:t xml:space="preserve"> (M(8) = 8)</w:t>
+            </w:r>
+          </w:p>
+        </w:tc>
+      </w:tr>
+      <w:tr>
+        <w:tc>
+          <w:tcPr>
+            <w:tcW w:w="0" w:type="auto"/>
+            <w:hideMark/>
+          </w:tcPr>
+          <w:p>
+            <w:pPr>
+              <w:spacing w:line="375" w:lineRule="atLeast"/>
+              <w:ind w:firstLine="0"/>
+              <w:rPr>
+                <w:rFonts w:eastAsia="Times New Roman"/>
+                <w:color w:val="0F1115"/>
+                <w:sz w:val="24"/>
+                <w:szCs w:val="24"/>
+                <w:lang w:eastAsia="ru-RU"/>
+              </w:rPr>
+            </w:pPr>
+            <w:r>
+              <w:rPr>
+                <w:rFonts w:eastAsia="Times New Roman"/>
+                <w:color w:val="0F1115"/>
+                <w:sz w:val="24"/>
+                <w:szCs w:val="24"/>
+                <w:lang w:eastAsia="ru-RU"/>
+              </w:rPr>
+              <w:t>27</w:t>
+            </w:r>
+          </w:p>
+        </w:tc>
+        <w:tc>
+          <w:tcPr>
+            <w:tcW w:w="0" w:type="auto"/>
+            <w:hideMark/>
+          </w:tcPr>
+          <w:p>
+            <w:pPr>
+              <w:spacing w:line="375" w:lineRule="atLeast"/>
+              <w:ind w:firstLine="0"/>
+              <w:rPr>
+                <w:rFonts w:eastAsia="Times New Roman"/>
+                <w:color w:val="0F1115"/>
+                <w:sz w:val="24"/>
+                <w:szCs w:val="24"/>
+                <w:lang w:eastAsia="ru-RU"/>
+              </w:rPr>
+            </w:pPr>
+            <w:r>
+              <w:rPr>
+                <w:rFonts w:eastAsia="Times New Roman"/>
+                <w:color w:val="0F1115"/>
+                <w:sz w:val="24"/>
+                <w:szCs w:val="24"/>
+                <w:lang w:eastAsia="ru-RU"/>
+              </w:rPr>
+              <w:t>MAR ← PC</w:t>
+            </w:r>
+          </w:p>
+        </w:tc>
+        <w:tc>
+          <w:tcPr>
+            <w:tcW w:w="0" w:type="auto"/>
+            <w:hideMark/>
+          </w:tcPr>
+          <w:p>
+            <w:pPr>
+              <w:spacing w:line="375" w:lineRule="atLeast"/>
+              <w:ind w:firstLine="0"/>
+              <w:rPr>
+                <w:rFonts w:eastAsia="Times New Roman"/>
+                <w:color w:val="0F1115"/>
+                <w:sz w:val="24"/>
+                <w:szCs w:val="24"/>
+                <w:lang w:eastAsia="ru-RU"/>
+              </w:rPr>
+            </w:pPr>
+            <w:r>
+              <w:rPr>
+                <w:rFonts w:eastAsia="Times New Roman"/>
+                <w:color w:val="0F1115"/>
+                <w:sz w:val="24"/>
+                <w:szCs w:val="24"/>
+                <w:lang w:eastAsia="ru-RU"/>
+              </w:rPr>
+              <w:t>004</w:t>
+            </w:r>
+          </w:p>
+        </w:tc>
+        <w:tc>
+          <w:tcPr>
+            <w:tcW w:w="0" w:type="auto"/>
+            <w:hideMark/>
+          </w:tcPr>
+          <w:p>
+            <w:pPr>
+              <w:spacing w:line="375" w:lineRule="atLeast"/>
+              <w:ind w:firstLine="0"/>
+              <w:rPr>
+                <w:rFonts w:eastAsia="Times New Roman"/>
+                <w:color w:val="0F1115"/>
+                <w:sz w:val="24"/>
+                <w:szCs w:val="24"/>
+                <w:lang w:eastAsia="ru-RU"/>
+              </w:rPr>
+            </w:pPr>
+            <w:r>
+              <w:rPr>
+                <w:rFonts w:eastAsia="Times New Roman"/>
+                <w:color w:val="0F1115"/>
+                <w:sz w:val="24"/>
+                <w:szCs w:val="24"/>
+                <w:lang w:eastAsia="ru-RU"/>
+              </w:rPr>
+              <w:t>000008</w:t>
+            </w:r>
+          </w:p>
+        </w:tc>
+        <w:tc>
+          <w:tcPr>
+            <w:tcW w:w="0" w:type="auto"/>
+            <w:hideMark/>
+          </w:tcPr>
+          <w:p>
+            <w:pPr>
+              <w:spacing w:line="375" w:lineRule="atLeast"/>
+              <w:ind w:firstLine="0"/>
+              <w:rPr>
+                <w:rFonts w:eastAsia="Times New Roman"/>
+                <w:color w:val="0F1115"/>
+                <w:sz w:val="24"/>
+                <w:szCs w:val="24"/>
+                <w:lang w:eastAsia="ru-RU"/>
+              </w:rPr>
+            </w:pPr>
+            <w:r>
+              <w:rPr>
+                <w:rFonts w:eastAsia="Times New Roman"/>
+                <w:color w:val="0F1115"/>
+                <w:sz w:val="24"/>
+                <w:szCs w:val="24"/>
+                <w:lang w:eastAsia="ru-RU"/>
+              </w:rPr>
+              <w:t>004</w:t>
+            </w:r>
+          </w:p>
+        </w:tc>
+        <w:tc>
+          <w:tcPr>
+            <w:tcW w:w="0" w:type="auto"/>
+            <w:hideMark/>
+          </w:tcPr>
+          <w:p>
+            <w:pPr>
+              <w:spacing w:line="375" w:lineRule="atLeast"/>
+              <w:ind w:firstLine="0"/>
+              <w:rPr>
+                <w:rFonts w:eastAsia="Times New Roman"/>
+                <w:color w:val="0F1115"/>
+                <w:sz w:val="24"/>
+                <w:szCs w:val="24"/>
+                <w:lang w:eastAsia="ru-RU"/>
+              </w:rPr>
+            </w:pPr>
+            <w:r>
+              <w:rPr>
+                <w:rFonts w:eastAsia="Times New Roman"/>
+                <w:color w:val="0F1115"/>
+                <w:sz w:val="24"/>
+                <w:szCs w:val="24"/>
+                <w:lang w:eastAsia="ru-RU"/>
+              </w:rPr>
+              <w:t>222016</w:t>
+            </w:r>
+          </w:p>
+        </w:tc>
+        <w:tc>
+          <w:tcPr>
+            <w:tcW w:w="0" w:type="auto"/>
+            <w:hideMark/>
+          </w:tcPr>
+          <w:p>
+            <w:pPr>
+              <w:spacing w:line="375" w:lineRule="atLeast"/>
+              <w:ind w:firstLine="0"/>
+              <w:rPr>
+                <w:rFonts w:eastAsia="Times New Roman"/>
+                <w:color w:val="0F1115"/>
+                <w:sz w:val="24"/>
+                <w:szCs w:val="24"/>
+                <w:lang w:eastAsia="ru-RU"/>
+              </w:rPr>
+            </w:pPr>
+            <w:r>
+              <w:rPr>
+                <w:rFonts w:eastAsia="Times New Roman"/>
+                <w:color w:val="0F1115"/>
+                <w:sz w:val="24"/>
+                <w:szCs w:val="24"/>
+                <w:lang w:eastAsia="ru-RU"/>
+              </w:rPr>
+              <w:t>Начало выборки JNS 001</w:t>
+            </w:r>
+          </w:p>
+        </w:tc>
+      </w:tr>
+      <w:tr>
+        <w:tc>
+          <w:tcPr>
+            <w:tcW w:w="0" w:type="auto"/>
+            <w:hideMark/>
+          </w:tcPr>
+          <w:p>
+            <w:pPr>
+              <w:spacing w:line="375" w:lineRule="atLeast"/>
+              <w:ind w:firstLine="0"/>
+              <w:rPr>
+                <w:rFonts w:eastAsia="Times New Roman"/>
+                <w:color w:val="0F1115"/>
+                <w:sz w:val="24"/>
+                <w:szCs w:val="24"/>
+                <w:lang w:eastAsia="ru-RU"/>
+              </w:rPr>
+            </w:pPr>
+            <w:r>
+              <w:rPr>
+                <w:rFonts w:eastAsia="Times New Roman"/>
+                <w:color w:val="0F1115"/>
+                <w:sz w:val="24"/>
+                <w:szCs w:val="24"/>
+                <w:lang w:eastAsia="ru-RU"/>
+              </w:rPr>
+              <w:t>28</w:t>
+            </w:r>
+          </w:p>
+        </w:tc>
+        <w:tc>
+          <w:tcPr>
+            <w:tcW w:w="0" w:type="auto"/>
+            <w:hideMark/>
+          </w:tcPr>
+          <w:p>
+            <w:pPr>
+              <w:spacing w:line="375" w:lineRule="atLeast"/>
+              <w:ind w:firstLine="0"/>
+              <w:rPr>
+                <w:rFonts w:eastAsia="Times New Roman"/>
+                <w:color w:val="0F1115"/>
+                <w:sz w:val="24"/>
+                <w:szCs w:val="24"/>
+                <w:lang w:eastAsia="ru-RU"/>
+              </w:rPr>
+            </w:pPr>
+            <w:r>
+              <w:rPr>
+                <w:rFonts w:eastAsia="Times New Roman"/>
+                <w:color w:val="0F1115"/>
+                <w:sz w:val="24"/>
+                <w:szCs w:val="24"/>
+                <w:lang w:eastAsia="ru-RU"/>
+              </w:rPr>
+              <w:t>MDR ← M(MAR)</w:t>
+            </w:r>
+          </w:p>
+        </w:tc>
+        <w:tc>
+          <w:tcPr>
+            <w:tcW w:w="0" w:type="auto"/>
+            <w:hideMark/>
+          </w:tcPr>
+          <w:p>
+            <w:pPr>
+              <w:spacing w:line="375" w:lineRule="atLeast"/>
+              <w:ind w:firstLine="0"/>
+              <w:rPr>
+                <w:rFonts w:eastAsia="Times New Roman"/>
+                <w:color w:val="0F1115"/>
+                <w:sz w:val="24"/>
+                <w:szCs w:val="24"/>
+                <w:lang w:eastAsia="ru-RU"/>
+              </w:rPr>
+            </w:pPr>
+            <w:r>
+              <w:rPr>
+                <w:rFonts w:eastAsia="Times New Roman"/>
+                <w:color w:val="0F1115"/>
+                <w:sz w:val="24"/>
+                <w:szCs w:val="24"/>
+                <w:lang w:eastAsia="ru-RU"/>
+              </w:rPr>
+              <w:t>004</w:t>
+            </w:r>
+          </w:p>
+        </w:tc>
+        <w:tc>
+          <w:tcPr>
+            <w:tcW w:w="0" w:type="auto"/>
+            <w:hideMark/>
+          </w:tcPr>
+          <w:p>
+            <w:pPr>
+              <w:spacing w:line="375" w:lineRule="atLeast"/>
+              <w:ind w:firstLine="0"/>
+              <w:rPr>
+                <w:rFonts w:eastAsia="Times New Roman"/>
+                <w:color w:val="0F1115"/>
+                <w:sz w:val="24"/>
+                <w:szCs w:val="24"/>
+                <w:lang w:eastAsia="ru-RU"/>
+              </w:rPr>
+            </w:pPr>
+            <w:r>
+              <w:rPr>
+                <w:rFonts w:eastAsia="Times New Roman"/>
+                <w:color w:val="0F1115"/>
+                <w:sz w:val="24"/>
+                <w:szCs w:val="24"/>
+                <w:lang w:eastAsia="ru-RU"/>
+              </w:rPr>
+              <w:t>000008</w:t>
+            </w:r>
+          </w:p>
+        </w:tc>
+        <w:tc>
+          <w:tcPr>
+            <w:tcW w:w="0" w:type="auto"/>
+            <w:hideMark/>
+          </w:tcPr>
+          <w:p>
+            <w:pPr>
+              <w:spacing w:line="375" w:lineRule="atLeast"/>
+              <w:ind w:firstLine="0"/>
+              <w:rPr>
+                <w:rFonts w:eastAsia="Times New Roman"/>
+                <w:color w:val="0F1115"/>
+                <w:sz w:val="24"/>
+                <w:szCs w:val="24"/>
+                <w:lang w:eastAsia="ru-RU"/>
+              </w:rPr>
+            </w:pPr>
+            <w:r>
+              <w:rPr>
+                <w:rFonts w:eastAsia="Times New Roman"/>
+                <w:color w:val="0F1115"/>
+                <w:sz w:val="24"/>
+                <w:szCs w:val="24"/>
+                <w:lang w:eastAsia="ru-RU"/>
+              </w:rPr>
+              <w:t>004</w:t>
+            </w:r>
+          </w:p>
+        </w:tc>
+        <w:tc>
+          <w:tcPr>
+            <w:tcW w:w="0" w:type="auto"/>
+            <w:hideMark/>
+          </w:tcPr>
+          <w:p>
+            <w:pPr>
+              <w:spacing w:line="375" w:lineRule="atLeast"/>
+              <w:ind w:firstLine="0"/>
+              <w:rPr>
+                <w:rFonts w:eastAsia="Times New Roman"/>
+                <w:color w:val="0F1115"/>
+                <w:sz w:val="24"/>
+                <w:szCs w:val="24"/>
+                <w:lang w:eastAsia="ru-RU"/>
+              </w:rPr>
+            </w:pPr>
+            <w:r>
+              <w:rPr>
+                <w:rFonts w:eastAsia="Times New Roman"/>
+                <w:color w:val="0F1115"/>
+                <w:sz w:val="24"/>
+                <w:szCs w:val="24"/>
+                <w:lang w:eastAsia="ru-RU"/>
+              </w:rPr>
+              <w:t>140001</w:t>
+            </w:r>
+          </w:p>
+        </w:tc>
+        <w:tc>
+          <w:tcPr>
+            <w:tcW w:w="0" w:type="auto"/>
+            <w:hideMark/>
+          </w:tcPr>
+          <w:p>
+            <w:pPr>
+              <w:spacing w:line="375" w:lineRule="atLeast"/>
+              <w:ind w:firstLine="0"/>
+              <w:rPr>
+                <w:rFonts w:eastAsia="Times New Roman"/>
+                <w:color w:val="0F1115"/>
+                <w:sz w:val="24"/>
+                <w:szCs w:val="24"/>
+                <w:lang w:eastAsia="ru-RU"/>
+              </w:rPr>
+            </w:pPr>
+            <w:r>
+              <w:rPr>
+                <w:rFonts w:eastAsia="Times New Roman"/>
+                <w:color w:val="0F1115"/>
+                <w:sz w:val="24"/>
+                <w:szCs w:val="24"/>
+                <w:lang w:eastAsia="ru-RU"/>
+              </w:rPr>
+              <w:t>Чтение команды</w:t>
+            </w:r>
+          </w:p>
+        </w:tc>
+      </w:tr>
+      <w:tr>
+        <w:tc>
+          <w:tcPr>
+            <w:tcW w:w="0" w:type="auto"/>
+            <w:hideMark/>
+          </w:tcPr>
+          <w:p>
+            <w:pPr>
+              <w:spacing w:line="375" w:lineRule="atLeast"/>
+              <w:ind w:firstLine="0"/>
+              <w:rPr>
+                <w:rFonts w:eastAsia="Times New Roman"/>
+                <w:color w:val="0F1115"/>
+                <w:sz w:val="24"/>
+                <w:szCs w:val="24"/>
+                <w:lang w:eastAsia="ru-RU"/>
+              </w:rPr>
+            </w:pPr>
+            <w:r>
+              <w:rPr>
+                <w:rFonts w:eastAsia="Times New Roman"/>
+                <w:color w:val="0F1115"/>
+                <w:sz w:val="24"/>
+                <w:szCs w:val="24"/>
+                <w:lang w:eastAsia="ru-RU"/>
+              </w:rPr>
+              <w:t>29</w:t>
+            </w:r>
+          </w:p>
+        </w:tc>
+        <w:tc>
+          <w:tcPr>
+            <w:tcW w:w="0" w:type="auto"/>
+            <w:hideMark/>
+          </w:tcPr>
+          <w:p>
+            <w:pPr>
+              <w:spacing w:line="375" w:lineRule="atLeast"/>
+              <w:ind w:firstLine="0"/>
+              <w:rPr>
+                <w:rFonts w:eastAsia="Times New Roman"/>
+                <w:color w:val="0F1115"/>
+                <w:sz w:val="24"/>
+                <w:szCs w:val="24"/>
+                <w:lang w:eastAsia="ru-RU"/>
+              </w:rPr>
+            </w:pPr>
+            <w:r>
+              <w:rPr>
+                <w:rFonts w:eastAsia="Times New Roman"/>
+                <w:color w:val="0F1115"/>
+                <w:sz w:val="24"/>
+                <w:szCs w:val="24"/>
+                <w:lang w:eastAsia="ru-RU"/>
+              </w:rPr>
+              <w:t>PC ← PC + 1</w:t>
+            </w:r>
+          </w:p>
+        </w:tc>
+        <w:tc>
+          <w:tcPr>
+            <w:tcW w:w="0" w:type="auto"/>
+            <w:hideMark/>
+          </w:tcPr>
+          <w:p>
+            <w:pPr>
+              <w:spacing w:line="375" w:lineRule="atLeast"/>
+              <w:ind w:firstLine="0"/>
+              <w:rPr>
+                <w:rFonts w:eastAsia="Times New Roman"/>
+                <w:color w:val="0F1115"/>
+                <w:sz w:val="24"/>
+                <w:szCs w:val="24"/>
+                <w:lang w:eastAsia="ru-RU"/>
+              </w:rPr>
+            </w:pPr>
+            <w:r>
+              <w:rPr>
+                <w:rFonts w:eastAsia="Times New Roman"/>
+                <w:color w:val="0F1115"/>
+                <w:sz w:val="24"/>
+                <w:szCs w:val="24"/>
+                <w:lang w:eastAsia="ru-RU"/>
+              </w:rPr>
+              <w:t>005</w:t>
+            </w:r>
+          </w:p>
+        </w:tc>
+        <w:tc>
+          <w:tcPr>
+            <w:tcW w:w="0" w:type="auto"/>
+            <w:hideMark/>
+          </w:tcPr>
+          <w:p>
+            <w:pPr>
+              <w:spacing w:line="375" w:lineRule="atLeast"/>
+              <w:ind w:firstLine="0"/>
+              <w:rPr>
+                <w:rFonts w:eastAsia="Times New Roman"/>
+                <w:color w:val="0F1115"/>
+                <w:sz w:val="24"/>
+                <w:szCs w:val="24"/>
+                <w:lang w:eastAsia="ru-RU"/>
+              </w:rPr>
+            </w:pPr>
+            <w:r>
+              <w:rPr>
+                <w:rFonts w:eastAsia="Times New Roman"/>
+                <w:color w:val="0F1115"/>
+                <w:sz w:val="24"/>
+                <w:szCs w:val="24"/>
+                <w:lang w:eastAsia="ru-RU"/>
+              </w:rPr>
+              <w:t>000008</w:t>
+            </w:r>
+          </w:p>
+        </w:tc>
+        <w:tc>
+          <w:tcPr>
+            <w:tcW w:w="0" w:type="auto"/>
+            <w:hideMark/>
+          </w:tcPr>
+          <w:p>
+            <w:pPr>
+              <w:spacing w:line="375" w:lineRule="atLeast"/>
+              <w:ind w:firstLine="0"/>
+              <w:rPr>
+                <w:rFonts w:eastAsia="Times New Roman"/>
+                <w:color w:val="0F1115"/>
+                <w:sz w:val="24"/>
+                <w:szCs w:val="24"/>
+                <w:lang w:eastAsia="ru-RU"/>
+              </w:rPr>
+            </w:pPr>
+            <w:r>
+              <w:rPr>
+                <w:rFonts w:eastAsia="Times New Roman"/>
+                <w:color w:val="0F1115"/>
+                <w:sz w:val="24"/>
+                <w:szCs w:val="24"/>
+                <w:lang w:eastAsia="ru-RU"/>
+              </w:rPr>
+              <w:t>004</w:t>
+            </w:r>
+          </w:p>
+        </w:tc>
+        <w:tc>
+          <w:tcPr>
+            <w:tcW w:w="0" w:type="auto"/>
+            <w:hideMark/>
+          </w:tcPr>
+          <w:p>
+            <w:pPr>
+              <w:spacing w:line="375" w:lineRule="atLeast"/>
+              <w:ind w:firstLine="0"/>
+              <w:rPr>
+                <w:rFonts w:eastAsia="Times New Roman"/>
+                <w:color w:val="0F1115"/>
+                <w:sz w:val="24"/>
+                <w:szCs w:val="24"/>
+                <w:lang w:eastAsia="ru-RU"/>
+              </w:rPr>
+            </w:pPr>
+            <w:r>
+              <w:rPr>
+                <w:rFonts w:eastAsia="Times New Roman"/>
+                <w:color w:val="0F1115"/>
+                <w:sz w:val="24"/>
+                <w:szCs w:val="24"/>
+                <w:lang w:eastAsia="ru-RU"/>
+              </w:rPr>
+              <w:t>140001</w:t>
+            </w:r>
+          </w:p>
+        </w:tc>
+        <w:tc>
+          <w:tcPr>
+            <w:tcW w:w="0" w:type="auto"/>
+            <w:hideMark/>
+          </w:tcPr>
+          <w:p>
+            <w:pPr>
+              <w:spacing w:line="375" w:lineRule="atLeast"/>
+              <w:ind w:firstLine="0"/>
+              <w:rPr>
+                <w:rFonts w:eastAsia="Times New Roman"/>
+                <w:color w:val="0F1115"/>
+                <w:sz w:val="24"/>
+                <w:szCs w:val="24"/>
+                <w:lang w:eastAsia="ru-RU"/>
+              </w:rPr>
+            </w:pPr>
+            <w:r>
+              <w:rPr>
+                <w:rFonts w:eastAsia="Times New Roman"/>
+                <w:color w:val="0F1115"/>
+                <w:sz w:val="24"/>
+                <w:szCs w:val="24"/>
+                <w:lang w:eastAsia="ru-RU"/>
+              </w:rPr>
+              <w:t>Инкремент PC</w:t>
+            </w:r>
+          </w:p>
+        </w:tc>
+      </w:tr>
+      <w:tr>
+        <w:tc>
+          <w:tcPr>
+            <w:tcW w:w="0" w:type="auto"/>
+            <w:hideMark/>
+          </w:tcPr>
+          <w:p>
+            <w:pPr>
+              <w:spacing w:line="375" w:lineRule="atLeast"/>
+              <w:ind w:firstLine="0"/>
+              <w:rPr>
+                <w:rFonts w:eastAsia="Times New Roman"/>
+                <w:color w:val="0F1115"/>
+                <w:sz w:val="24"/>
+                <w:szCs w:val="24"/>
+                <w:lang w:eastAsia="ru-RU"/>
+              </w:rPr>
+            </w:pPr>
+            <w:r>
+              <w:rPr>
+                <w:rFonts w:eastAsia="Times New Roman"/>
+                <w:color w:val="0F1115"/>
+                <w:sz w:val="24"/>
+                <w:szCs w:val="24"/>
+                <w:lang w:eastAsia="ru-RU"/>
+              </w:rPr>
+              <w:t>30</w:t>
+            </w:r>
+          </w:p>
+        </w:tc>
+        <w:tc>
+          <w:tcPr>
+            <w:tcW w:w="0" w:type="auto"/>
+            <w:hideMark/>
+          </w:tcPr>
+          <w:p>
+            <w:pPr>
+              <w:spacing w:line="375" w:lineRule="atLeast"/>
+              <w:ind w:firstLine="0"/>
+              <w:rPr>
+                <w:rFonts w:eastAsia="Times New Roman"/>
+                <w:color w:val="0F1115"/>
+                <w:sz w:val="24"/>
+                <w:szCs w:val="24"/>
+                <w:lang w:eastAsia="ru-RU"/>
+              </w:rPr>
+            </w:pPr>
+            <w:r>
+              <w:rPr>
+                <w:rFonts w:eastAsia="Times New Roman"/>
+                <w:color w:val="0F1115"/>
+                <w:sz w:val="24"/>
+                <w:szCs w:val="24"/>
+                <w:lang w:eastAsia="ru-RU"/>
+              </w:rPr>
+              <w:t>CR ← MDR</w:t>
+            </w:r>
+          </w:p>
+        </w:tc>
+        <w:tc>
+          <w:tcPr>
+            <w:tcW w:w="0" w:type="auto"/>
+            <w:hideMark/>
+          </w:tcPr>
+          <w:p>
+            <w:pPr>
+              <w:spacing w:line="375" w:lineRule="atLeast"/>
+              <w:ind w:firstLine="0"/>
+              <w:rPr>
+                <w:rFonts w:eastAsia="Times New Roman"/>
+                <w:color w:val="0F1115"/>
+                <w:sz w:val="24"/>
+                <w:szCs w:val="24"/>
+                <w:lang w:eastAsia="ru-RU"/>
+              </w:rPr>
+            </w:pPr>
+            <w:r>
+              <w:rPr>
+                <w:rFonts w:eastAsia="Times New Roman"/>
+                <w:color w:val="0F1115"/>
+                <w:sz w:val="24"/>
+                <w:szCs w:val="24"/>
+                <w:lang w:eastAsia="ru-RU"/>
+              </w:rPr>
+              <w:t>005</w:t>
+            </w:r>
+          </w:p>
+        </w:tc>
+        <w:tc>
+          <w:tcPr>
+            <w:tcW w:w="0" w:type="auto"/>
+            <w:hideMark/>
+          </w:tcPr>
+          <w:p>
+            <w:pPr>
+              <w:spacing w:line="375" w:lineRule="atLeast"/>
+              <w:ind w:firstLine="0"/>
+              <w:rPr>
+                <w:rFonts w:eastAsia="Times New Roman"/>
+                <w:color w:val="0F1115"/>
+                <w:sz w:val="24"/>
+                <w:szCs w:val="24"/>
+                <w:lang w:eastAsia="ru-RU"/>
+              </w:rPr>
+            </w:pPr>
+            <w:r>
+              <w:rPr>
+                <w:rFonts w:eastAsia="Times New Roman"/>
+                <w:color w:val="0F1115"/>
+                <w:sz w:val="24"/>
+                <w:szCs w:val="24"/>
+                <w:lang w:eastAsia="ru-RU"/>
+              </w:rPr>
+              <w:t>000008</w:t>
+            </w:r>
+          </w:p>
+        </w:tc>
+        <w:tc>
+          <w:tcPr>
+            <w:tcW w:w="0" w:type="auto"/>
+            <w:hideMark/>
+          </w:tcPr>
+          <w:p>
+            <w:pPr>
+              <w:spacing w:line="375" w:lineRule="atLeast"/>
+              <w:ind w:firstLine="0"/>
+              <w:rPr>
+                <w:rFonts w:eastAsia="Times New Roman"/>
+                <w:color w:val="0F1115"/>
+                <w:sz w:val="24"/>
+                <w:szCs w:val="24"/>
+                <w:lang w:eastAsia="ru-RU"/>
+              </w:rPr>
+            </w:pPr>
+            <w:r>
+              <w:rPr>
+                <w:rFonts w:eastAsia="Times New Roman"/>
+                <w:color w:val="0F1115"/>
+                <w:sz w:val="24"/>
+                <w:szCs w:val="24"/>
+                <w:lang w:eastAsia="ru-RU"/>
+              </w:rPr>
+              <w:t>004</w:t>
+            </w:r>
+          </w:p>
+        </w:tc>
+        <w:tc>
+          <w:tcPr>
+            <w:tcW w:w="0" w:type="auto"/>
+            <w:hideMark/>
+          </w:tcPr>
+          <w:p>
+            <w:pPr>
+              <w:spacing w:line="375" w:lineRule="atLeast"/>
+              <w:ind w:firstLine="0"/>
+              <w:rPr>
+                <w:rFonts w:eastAsia="Times New Roman"/>
+                <w:color w:val="0F1115"/>
+                <w:sz w:val="24"/>
+                <w:szCs w:val="24"/>
+                <w:lang w:eastAsia="ru-RU"/>
+              </w:rPr>
+            </w:pPr>
+            <w:r>
+              <w:rPr>
+                <w:rFonts w:eastAsia="Times New Roman"/>
+                <w:color w:val="0F1115"/>
+                <w:sz w:val="24"/>
+                <w:szCs w:val="24"/>
+                <w:lang w:eastAsia="ru-RU"/>
+              </w:rPr>
+              <w:t>140001</w:t>
+            </w:r>
+          </w:p>
+        </w:tc>
+        <w:tc>
+          <w:tcPr>
+            <w:tcW w:w="0" w:type="auto"/>
+            <w:hideMark/>
+          </w:tcPr>
+          <w:p>
+            <w:pPr>
+              <w:spacing w:line="375" w:lineRule="atLeast"/>
+              <w:ind w:firstLine="0"/>
+              <w:rPr>
+                <w:rFonts w:eastAsia="Times New Roman"/>
+                <w:color w:val="0F1115"/>
+                <w:sz w:val="24"/>
+                <w:szCs w:val="24"/>
+                <w:lang w:eastAsia="ru-RU"/>
+              </w:rPr>
+            </w:pPr>
+            <w:r>
+              <w:rPr>
+                <w:rFonts w:eastAsia="Times New Roman"/>
+                <w:color w:val="0F1115"/>
+                <w:sz w:val="24"/>
+                <w:szCs w:val="24"/>
+                <w:lang w:eastAsia="ru-RU"/>
+              </w:rPr>
+              <w:t>Команда в CR</w:t>
+            </w:r>
+          </w:p>
+        </w:tc>
+      </w:tr>
+      <w:tr>
+        <w:tc>
+          <w:tcPr>
+            <w:tcW w:w="0" w:type="auto"/>
+            <w:hideMark/>
+          </w:tcPr>
+          <w:p>
+            <w:pPr>
+              <w:spacing w:line="375" w:lineRule="atLeast"/>
+              <w:ind w:firstLine="0"/>
+              <w:rPr>
+                <w:rFonts w:eastAsia="Times New Roman"/>
+                <w:color w:val="0F1115"/>
+                <w:sz w:val="24"/>
+                <w:szCs w:val="24"/>
+                <w:lang w:eastAsia="ru-RU"/>
+              </w:rPr>
+            </w:pPr>
+            <w:r>
+              <w:rPr>
+                <w:rFonts w:eastAsia="Times New Roman"/>
+                <w:color w:val="0F1115"/>
+                <w:sz w:val="24"/>
+                <w:szCs w:val="24"/>
+                <w:lang w:eastAsia="ru-RU"/>
+              </w:rPr>
+              <w:t>31</w:t>
+            </w:r>
+          </w:p>
+        </w:tc>
+        <w:tc>
+          <w:tcPr>
+            <w:tcW w:w="0" w:type="auto"/>
+            <w:hideMark/>
+          </w:tcPr>
+          <w:p>
+            <w:pPr>
+              <w:spacing w:line="375" w:lineRule="atLeast"/>
+              <w:ind w:firstLine="0"/>
+              <w:rPr>
+                <w:rFonts w:eastAsia="Times New Roman"/>
+                <w:color w:val="0F1115"/>
+                <w:sz w:val="24"/>
+                <w:szCs w:val="24"/>
+                <w:lang w:eastAsia="ru-RU"/>
+              </w:rPr>
+            </w:pPr>
+            <w:r>
+              <w:rPr>
+                <w:rFonts w:eastAsia="Times New Roman"/>
+                <w:color w:val="0F1115"/>
+                <w:sz w:val="24"/>
+                <w:szCs w:val="24"/>
+                <w:lang w:eastAsia="ru-RU"/>
+              </w:rPr>
+              <w:t>PC ← ADR</w:t>
+            </w:r>
+          </w:p>
+        </w:tc>
+        <w:tc>
+          <w:tcPr>
+            <w:tcW w:w="0" w:type="auto"/>
+            <w:hideMark/>
+          </w:tcPr>
+          <w:p>
+            <w:pPr>
+              <w:spacing w:line="375" w:lineRule="atLeast"/>
+              <w:ind w:firstLine="0"/>
+              <w:rPr>
+                <w:rFonts w:eastAsia="Times New Roman"/>
+                <w:color w:val="0F1115"/>
+                <w:sz w:val="24"/>
+                <w:szCs w:val="24"/>
+                <w:lang w:eastAsia="ru-RU"/>
+              </w:rPr>
+            </w:pPr>
+            <w:r>
+              <w:rPr>
+                <w:rFonts w:eastAsia="Times New Roman"/>
+                <w:color w:val="0F1115"/>
+                <w:sz w:val="24"/>
+                <w:szCs w:val="24"/>
+                <w:lang w:eastAsia="ru-RU"/>
+              </w:rPr>
+              <w:t>001</w:t>
+            </w:r>
+          </w:p>
+        </w:tc>
+        <w:tc>
+          <w:tcPr>
+            <w:tcW w:w="0" w:type="auto"/>
+            <w:hideMark/>
+          </w:tcPr>
+          <w:p>
+            <w:pPr>
+              <w:spacing w:line="375" w:lineRule="atLeast"/>
+              <w:ind w:firstLine="0"/>
+              <w:rPr>
+                <w:rFonts w:eastAsia="Times New Roman"/>
+                <w:color w:val="0F1115"/>
+                <w:sz w:val="24"/>
+                <w:szCs w:val="24"/>
+                <w:lang w:eastAsia="ru-RU"/>
+              </w:rPr>
+            </w:pPr>
+            <w:r>
+              <w:rPr>
+                <w:rFonts w:eastAsia="Times New Roman"/>
+                <w:color w:val="0F1115"/>
+                <w:sz w:val="24"/>
+                <w:szCs w:val="24"/>
+                <w:lang w:eastAsia="ru-RU"/>
+              </w:rPr>
+              <w:t>000008</w:t>
+            </w:r>
+          </w:p>
+        </w:tc>
+        <w:tc>
+          <w:tcPr>
+            <w:tcW w:w="0" w:type="auto"/>
+            <w:hideMark/>
+          </w:tcPr>
+          <w:p>
+            <w:pPr>
+              <w:spacing w:line="375" w:lineRule="atLeast"/>
+              <w:ind w:firstLine="0"/>
+              <w:rPr>
+                <w:rFonts w:eastAsia="Times New Roman"/>
+                <w:color w:val="0F1115"/>
+                <w:sz w:val="24"/>
+                <w:szCs w:val="24"/>
+                <w:lang w:eastAsia="ru-RU"/>
+              </w:rPr>
+            </w:pPr>
+            <w:r>
+              <w:rPr>
+                <w:rFonts w:eastAsia="Times New Roman"/>
+                <w:color w:val="0F1115"/>
+                <w:sz w:val="24"/>
+                <w:szCs w:val="24"/>
+                <w:lang w:eastAsia="ru-RU"/>
+              </w:rPr>
+              <w:t>004</w:t>
+            </w:r>
+          </w:p>
+        </w:tc>
+        <w:tc>
+          <w:tcPr>
+            <w:tcW w:w="0" w:type="auto"/>
+            <w:hideMark/>
+          </w:tcPr>
+          <w:p>
+            <w:pPr>
+              <w:spacing w:line="375" w:lineRule="atLeast"/>
+              <w:ind w:firstLine="0"/>
+              <w:rPr>
+                <w:rFonts w:eastAsia="Times New Roman"/>
+                <w:color w:val="0F1115"/>
+                <w:sz w:val="24"/>
+                <w:szCs w:val="24"/>
+                <w:lang w:eastAsia="ru-RU"/>
+              </w:rPr>
+            </w:pPr>
+            <w:r>
+              <w:rPr>
+                <w:rFonts w:eastAsia="Times New Roman"/>
+                <w:color w:val="0F1115"/>
+                <w:sz w:val="24"/>
+                <w:szCs w:val="24"/>
+                <w:lang w:eastAsia="ru-RU"/>
+              </w:rPr>
+              <w:t>140001</w:t>
+            </w:r>
+          </w:p>
+        </w:tc>
+        <w:tc>
+          <w:tcPr>
+            <w:tcW w:w="0" w:type="auto"/>
+            <w:hideMark/>
+          </w:tcPr>
+          <w:p>
+            <w:pPr>
+              <w:spacing w:line="375" w:lineRule="atLeast"/>
+              <w:ind w:firstLine="0"/>
+              <w:rPr>
+                <w:rFonts w:eastAsia="Times New Roman"/>
+                <w:color w:val="0F1115"/>
+                <w:sz w:val="24"/>
+                <w:szCs w:val="24"/>
+                <w:lang w:eastAsia="ru-RU"/>
+              </w:rPr>
+            </w:pPr>
+            <w:r>
+              <w:rPr>
+                <w:rFonts w:eastAsia="Times New Roman"/>
+                <w:bCs/>
+                <w:color w:val="0F1115"/>
+                <w:sz w:val="24"/>
+                <w:szCs w:val="24"/>
+                <w:lang w:eastAsia="ru-RU"/>
+              </w:rPr>
+              <w:t>JNS 001</w:t>
+            </w:r>
+            <w:r>
+              <w:rPr>
+                <w:rFonts w:eastAsia="Times New Roman"/>
+                <w:color w:val="0F1115"/>
+                <w:sz w:val="24"/>
+                <w:szCs w:val="24"/>
+                <w:lang w:eastAsia="ru-RU"/>
+              </w:rPr>
+              <w:t xml:space="preserve"> (переход)</w:t>
+            </w:r>
+          </w:p>
+        </w:tc>
+      </w:tr>
+    </w:tbl>
+    <w:p>
+      <w:r>
+        <w:t xml:space="preserve">После 31 </w:t>
+      </w:r>
+      <w:proofErr w:type="gramStart"/>
+      <w:r>
+        <w:t>микро команды</w:t>
+      </w:r>
+      <w:proofErr w:type="gramEnd"/>
+      <w:r>
+        <w:t xml:space="preserve"> цикл</w:t>
+      </w:r>
+      <w:r>
+        <w:t xml:space="preserve"> повторяется: SUB #9, </w:t>
+      </w:r>
+      <w:proofErr w:type="spellStart"/>
+      <w:r>
+        <w:t>Acc</w:t>
+      </w:r>
+      <w:proofErr w:type="spellEnd"/>
+      <w:r>
+        <w:t xml:space="preserve"> становится -1, переход JNS не вы</w:t>
+      </w:r>
+      <w:r>
+        <w:t>полняется, PC = 005, остановка.</w:t>
+      </w:r>
+    </w:p>
+    <w:p>
+      <w:r>
+        <w:t>Вывод: каждая команда состоит из обязательной фазы выборки (4 такта) и исполнительной фазы. Косвенная адресация (WR @16) требует дополнительного такта на чтение адреса из памяти.</w:t>
+      </w:r>
+    </w:p>
+    <w:p>
+      <w:pPr>
+        <w:spacing w:line="240" w:lineRule="auto"/>
+        <w:ind w:firstLine="0"/>
+      </w:pPr>
+      <w:r>
         <w:br w:type="page"/>
+      </w:r>
+    </w:p>
+    <w:p>
+      <w:pPr>
+        <w:pStyle w:val="1"/>
+      </w:pPr>
+      <w:r>
+        <w:lastRenderedPageBreak/>
+        <w:t>Задан</w:t>
+      </w:r>
+      <w:r>
+        <w:t>ие 2</w:t>
+      </w:r>
+    </w:p>
+    <w:p>
+      <w:pPr>
+        <w:rPr>
+          <w:bCs/>
+        </w:rPr>
+      </w:pPr>
+      <w:r>
+        <w:rPr>
+          <w:bCs/>
+        </w:rPr>
+        <w:t>ADD R3 (прямая регистровая)</w:t>
+      </w:r>
+    </w:p>
+    <w:p>
+      <w:pPr>
+        <w:numPr>
+          <w:ilvl w:val="0"/>
+          <w:numId w:val="11"/>
+        </w:numPr>
+        <w:ind w:left="0" w:firstLine="709"/>
+      </w:pPr>
+      <w:r>
+        <w:t>MAR ← PC</w:t>
+      </w:r>
+    </w:p>
+    <w:p>
+      <w:pPr>
+        <w:numPr>
+          <w:ilvl w:val="0"/>
+          <w:numId w:val="11"/>
+        </w:numPr>
+        <w:ind w:left="0" w:firstLine="709"/>
+      </w:pPr>
+      <w:r>
+        <w:t>MDR ← M(MAR)</w:t>
+      </w:r>
+    </w:p>
+    <w:p>
+      <w:pPr>
+        <w:numPr>
+          <w:ilvl w:val="0"/>
+          <w:numId w:val="11"/>
+        </w:numPr>
+        <w:ind w:left="0" w:firstLine="709"/>
+      </w:pPr>
+      <w:r>
+        <w:t>PC ← PC + 1</w:t>
+      </w:r>
+    </w:p>
+    <w:p>
+      <w:pPr>
+        <w:numPr>
+          <w:ilvl w:val="0"/>
+          <w:numId w:val="11"/>
+        </w:numPr>
+        <w:ind w:left="0" w:firstLine="709"/>
+      </w:pPr>
+      <w:r>
+        <w:t>CR ← MDR</w:t>
+      </w:r>
+    </w:p>
+    <w:p>
+      <w:pPr>
+        <w:numPr>
+          <w:ilvl w:val="0"/>
+          <w:numId w:val="11"/>
+        </w:numPr>
+        <w:ind w:left="0" w:firstLine="709"/>
+      </w:pPr>
+      <w:proofErr w:type="spellStart"/>
+      <w:r>
+        <w:t>Acc</w:t>
+      </w:r>
+      <w:proofErr w:type="spellEnd"/>
+      <w:r>
+        <w:t xml:space="preserve"> ← </w:t>
+      </w:r>
+      <w:proofErr w:type="spellStart"/>
+      <w:r>
+        <w:t>Acc</w:t>
+      </w:r>
+      <w:proofErr w:type="spellEnd"/>
+      <w:r>
+        <w:t xml:space="preserve"> + R3</w:t>
+      </w:r>
+    </w:p>
+    <w:p>
+      <w:pPr>
+        <w:rPr>
+          <w:bCs/>
+        </w:rPr>
+      </w:pPr>
+      <w:r>
+        <w:rPr>
+          <w:bCs/>
+        </w:rPr>
+        <w:t>ADD @R3 (косвенно-регистровая)</w:t>
+      </w:r>
+    </w:p>
+    <w:p>
+      <w:pPr>
+        <w:numPr>
+          <w:ilvl w:val="0"/>
+          <w:numId w:val="12"/>
+        </w:numPr>
+        <w:ind w:left="0" w:firstLine="709"/>
+      </w:pPr>
+      <w:r>
+        <w:t>MAR ← PC</w:t>
+      </w:r>
+    </w:p>
+    <w:p>
+      <w:pPr>
+        <w:numPr>
+          <w:ilvl w:val="0"/>
+          <w:numId w:val="12"/>
+        </w:numPr>
+        <w:ind w:left="0" w:firstLine="709"/>
+      </w:pPr>
+      <w:r>
+        <w:t>MDR ← M(MAR)</w:t>
+      </w:r>
+    </w:p>
+    <w:p>
+      <w:pPr>
+        <w:numPr>
+          <w:ilvl w:val="0"/>
+          <w:numId w:val="12"/>
+        </w:numPr>
+        <w:ind w:left="0" w:firstLine="709"/>
+      </w:pPr>
+      <w:r>
+        <w:t>PC ← PC + 1</w:t>
+      </w:r>
+    </w:p>
+    <w:p>
+      <w:pPr>
+        <w:numPr>
+          <w:ilvl w:val="0"/>
+          <w:numId w:val="12"/>
+        </w:numPr>
+        <w:ind w:left="0" w:firstLine="709"/>
+      </w:pPr>
+      <w:r>
+        <w:t>CR ← MDR</w:t>
+      </w:r>
+    </w:p>
+    <w:p>
+      <w:pPr>
+        <w:numPr>
+          <w:ilvl w:val="0"/>
+          <w:numId w:val="12"/>
+        </w:numPr>
+        <w:ind w:left="0" w:firstLine="709"/>
+      </w:pPr>
+      <w:r>
+        <w:t>MAR ← R3</w:t>
+      </w:r>
+    </w:p>
+    <w:p>
+      <w:pPr>
+        <w:numPr>
+          <w:ilvl w:val="0"/>
+          <w:numId w:val="12"/>
+        </w:numPr>
+        <w:ind w:left="0" w:firstLine="709"/>
+      </w:pPr>
+      <w:r>
+        <w:t>MDR ← M(MAR)</w:t>
+      </w:r>
+    </w:p>
+    <w:p>
+      <w:pPr>
+        <w:numPr>
+          <w:ilvl w:val="0"/>
+          <w:numId w:val="12"/>
+        </w:numPr>
+        <w:ind w:left="0" w:firstLine="709"/>
+      </w:pPr>
+      <w:proofErr w:type="spellStart"/>
+      <w:r>
+        <w:t>Acc</w:t>
+      </w:r>
+      <w:proofErr w:type="spellEnd"/>
+      <w:r>
+        <w:t xml:space="preserve"> ← </w:t>
+      </w:r>
+      <w:proofErr w:type="spellStart"/>
+      <w:r>
+        <w:t>Acc</w:t>
+      </w:r>
+      <w:proofErr w:type="spellEnd"/>
+      <w:r>
+        <w:t xml:space="preserve"> + MDR</w:t>
+      </w:r>
+    </w:p>
+    <w:p>
+      <w:pPr>
+        <w:rPr>
+          <w:bCs/>
+        </w:rPr>
+      </w:pPr>
+      <w:r>
+        <w:rPr>
+          <w:bCs/>
+        </w:rPr>
+        <w:t xml:space="preserve">ADD @R3+ (индексная с </w:t>
+      </w:r>
+      <w:proofErr w:type="spellStart"/>
+      <w:r>
+        <w:rPr>
+          <w:bCs/>
+        </w:rPr>
+        <w:t>постинкрементом</w:t>
+      </w:r>
+      <w:proofErr w:type="spellEnd"/>
+      <w:r>
+        <w:rPr>
+          <w:bCs/>
+        </w:rPr>
+        <w:t>)</w:t>
+      </w:r>
+    </w:p>
+    <w:p>
+      <w:pPr>
+        <w:numPr>
+          <w:ilvl w:val="0"/>
+          <w:numId w:val="13"/>
+        </w:numPr>
+        <w:ind w:left="0" w:firstLine="709"/>
+      </w:pPr>
+      <w:r>
+        <w:t>MAR ← PC</w:t>
+      </w:r>
+    </w:p>
+    <w:p>
+      <w:pPr>
+        <w:numPr>
+          <w:ilvl w:val="0"/>
+          <w:numId w:val="13"/>
+        </w:numPr>
+        <w:ind w:left="0" w:firstLine="709"/>
+      </w:pPr>
+      <w:r>
+        <w:t>MDR ← M(MAR)</w:t>
+      </w:r>
+    </w:p>
+    <w:p>
+      <w:pPr>
+        <w:numPr>
+          <w:ilvl w:val="0"/>
+          <w:numId w:val="13"/>
+        </w:numPr>
+        <w:ind w:left="0" w:firstLine="709"/>
+      </w:pPr>
+      <w:r>
+        <w:t>PC ← PC + 1</w:t>
+      </w:r>
+    </w:p>
+    <w:p>
+      <w:pPr>
+        <w:numPr>
+          <w:ilvl w:val="0"/>
+          <w:numId w:val="13"/>
+        </w:numPr>
+        <w:ind w:left="0" w:firstLine="709"/>
+      </w:pPr>
+      <w:r>
+        <w:t>CR ← MDR</w:t>
+      </w:r>
+    </w:p>
+    <w:p>
+      <w:pPr>
+        <w:numPr>
+          <w:ilvl w:val="0"/>
+          <w:numId w:val="13"/>
+        </w:numPr>
+        <w:ind w:left="0" w:firstLine="709"/>
+      </w:pPr>
+      <w:r>
+        <w:t>MAR ← R3</w:t>
+      </w:r>
+    </w:p>
+    <w:p>
+      <w:pPr>
+        <w:numPr>
+          <w:ilvl w:val="0"/>
+          <w:numId w:val="13"/>
+        </w:numPr>
+        <w:ind w:left="0" w:firstLine="709"/>
+      </w:pPr>
+      <w:r>
+        <w:t>MDR ← M(MAR)</w:t>
+      </w:r>
+    </w:p>
+    <w:p>
+      <w:pPr>
+        <w:numPr>
+          <w:ilvl w:val="0"/>
+          <w:numId w:val="13"/>
+        </w:numPr>
+        <w:ind w:left="0" w:firstLine="709"/>
+      </w:pPr>
+      <w:r>
+        <w:t>R3 ← R3 + 1</w:t>
+      </w:r>
+    </w:p>
+    <w:p>
+      <w:pPr>
+        <w:numPr>
+          <w:ilvl w:val="0"/>
+          <w:numId w:val="13"/>
+        </w:numPr>
+        <w:ind w:left="0" w:firstLine="709"/>
+      </w:pPr>
+      <w:proofErr w:type="spellStart"/>
+      <w:r>
+        <w:t>Acc</w:t>
+      </w:r>
+      <w:proofErr w:type="spellEnd"/>
+      <w:r>
+        <w:t xml:space="preserve"> ← </w:t>
+      </w:r>
+      <w:proofErr w:type="spellStart"/>
+      <w:r>
+        <w:t>Acc</w:t>
+      </w:r>
+      <w:proofErr w:type="spellEnd"/>
+      <w:r>
+        <w:t xml:space="preserve"> + MDR</w:t>
+      </w:r>
+    </w:p>
+    <w:p>
+      <w:pPr>
+        <w:rPr>
+          <w:bCs/>
+        </w:rPr>
+      </w:pPr>
+      <w:r>
+        <w:rPr>
+          <w:bCs/>
+        </w:rPr>
+        <w:t xml:space="preserve">ADD –@R3 (индексная с </w:t>
+      </w:r>
+      <w:proofErr w:type="spellStart"/>
+      <w:r>
+        <w:rPr>
+          <w:bCs/>
+        </w:rPr>
+        <w:t>преддекрементом</w:t>
+      </w:r>
+      <w:proofErr w:type="spellEnd"/>
+      <w:r>
+        <w:rPr>
+          <w:bCs/>
+        </w:rPr>
+        <w:t>)</w:t>
+      </w:r>
+    </w:p>
+    <w:p>
+      <w:pPr>
+        <w:numPr>
+          <w:ilvl w:val="0"/>
+          <w:numId w:val="14"/>
+        </w:numPr>
+        <w:ind w:left="0" w:firstLine="709"/>
+      </w:pPr>
+      <w:r>
+        <w:t>MAR ← PC</w:t>
+      </w:r>
+    </w:p>
+    <w:p>
+      <w:pPr>
+        <w:numPr>
+          <w:ilvl w:val="0"/>
+          <w:numId w:val="14"/>
+        </w:numPr>
+        <w:ind w:left="0" w:firstLine="709"/>
+      </w:pPr>
+      <w:r>
+        <w:t>MDR ← M(MAR)</w:t>
+      </w:r>
+    </w:p>
+    <w:p>
+      <w:pPr>
+        <w:numPr>
+          <w:ilvl w:val="0"/>
+          <w:numId w:val="14"/>
+        </w:numPr>
+        <w:ind w:left="0" w:firstLine="709"/>
+      </w:pPr>
+      <w:r>
+        <w:t>PC ← PC + 1</w:t>
+      </w:r>
+    </w:p>
+    <w:p>
+      <w:pPr>
+        <w:numPr>
+          <w:ilvl w:val="0"/>
+          <w:numId w:val="14"/>
+        </w:numPr>
+        <w:ind w:left="0" w:firstLine="709"/>
+      </w:pPr>
+      <w:r>
+        <w:t>CR ← MDR</w:t>
+      </w:r>
+    </w:p>
+    <w:p>
+      <w:pPr>
+        <w:numPr>
+          <w:ilvl w:val="0"/>
+          <w:numId w:val="14"/>
+        </w:numPr>
+        <w:ind w:left="0" w:firstLine="709"/>
+      </w:pPr>
+      <w:r>
+        <w:t>R3 ← R3 − 1</w:t>
+      </w:r>
+    </w:p>
+    <w:p>
+      <w:pPr>
+        <w:numPr>
+          <w:ilvl w:val="0"/>
+          <w:numId w:val="14"/>
+        </w:numPr>
+        <w:ind w:left="0" w:firstLine="709"/>
+      </w:pPr>
+      <w:r>
+        <w:lastRenderedPageBreak/>
+        <w:t>MAR ← R3</w:t>
+      </w:r>
+    </w:p>
+    <w:p>
+      <w:pPr>
+        <w:numPr>
+          <w:ilvl w:val="0"/>
+          <w:numId w:val="14"/>
+        </w:numPr>
+        <w:ind w:left="0" w:firstLine="709"/>
+      </w:pPr>
+      <w:r>
+        <w:t>MDR ← M(MAR)</w:t>
+      </w:r>
+    </w:p>
+    <w:p>
+      <w:pPr>
+        <w:numPr>
+          <w:ilvl w:val="0"/>
+          <w:numId w:val="14"/>
+        </w:numPr>
+        <w:ind w:left="0" w:firstLine="709"/>
+      </w:pPr>
+      <w:proofErr w:type="spellStart"/>
+      <w:r>
+        <w:t>Acc</w:t>
+      </w:r>
+      <w:proofErr w:type="spellEnd"/>
+      <w:r>
+        <w:t xml:space="preserve"> ← </w:t>
+      </w:r>
+      <w:proofErr w:type="spellStart"/>
+      <w:r>
+        <w:t>Acc</w:t>
+      </w:r>
+      <w:proofErr w:type="spellEnd"/>
+      <w:r>
+        <w:t xml:space="preserve"> + MDR</w:t>
+      </w:r>
+    </w:p>
+    <w:p>
+      <w:pPr>
+        <w:rPr>
+          <w:bCs/>
+        </w:rPr>
+      </w:pPr>
+      <w:r>
+        <w:rPr>
+          <w:bCs/>
+        </w:rPr>
+        <w:t>JRNZ R3, M (цикл)</w:t>
+      </w:r>
+    </w:p>
+    <w:p>
+      <w:pPr>
+        <w:numPr>
+          <w:ilvl w:val="0"/>
+          <w:numId w:val="15"/>
+        </w:numPr>
+        <w:ind w:left="0" w:firstLine="709"/>
+      </w:pPr>
+      <w:r>
+        <w:t>MAR ← PC</w:t>
+      </w:r>
+    </w:p>
+    <w:p>
+      <w:pPr>
+        <w:numPr>
+          <w:ilvl w:val="0"/>
+          <w:numId w:val="15"/>
+        </w:numPr>
+        <w:ind w:left="0" w:firstLine="709"/>
+      </w:pPr>
+      <w:r>
+        <w:t>MDR ← M(MAR)</w:t>
+      </w:r>
+    </w:p>
+    <w:p>
+      <w:pPr>
+        <w:numPr>
+          <w:ilvl w:val="0"/>
+          <w:numId w:val="15"/>
+        </w:numPr>
+        <w:ind w:left="0" w:firstLine="709"/>
+      </w:pPr>
+      <w:r>
+        <w:t>PC ← PC + 1</w:t>
+      </w:r>
+    </w:p>
+    <w:p>
+      <w:pPr>
+        <w:numPr>
+          <w:ilvl w:val="0"/>
+          <w:numId w:val="15"/>
+        </w:numPr>
+        <w:ind w:left="0" w:firstLine="709"/>
+      </w:pPr>
+      <w:r>
+        <w:t>CR ← MDR</w:t>
+      </w:r>
+    </w:p>
+    <w:p>
+      <w:pPr>
+        <w:numPr>
+          <w:ilvl w:val="0"/>
+          <w:numId w:val="15"/>
+        </w:numPr>
+        <w:ind w:left="0" w:firstLine="709"/>
+      </w:pPr>
+      <w:r>
+        <w:t>R3 ← R3 − 1</w:t>
+      </w:r>
+    </w:p>
+    <w:p>
+      <w:pPr>
+        <w:numPr>
+          <w:ilvl w:val="0"/>
+          <w:numId w:val="15"/>
+        </w:numPr>
+        <w:ind w:left="0" w:firstLine="709"/>
+      </w:pPr>
+      <w:r>
+        <w:t>Если R3 ≠ 0, то PC ← M</w:t>
+      </w:r>
+    </w:p>
+    <w:p>
+      <w:pPr>
+        <w:rPr>
+          <w:bCs/>
+        </w:rPr>
+      </w:pPr>
+      <w:r>
+        <w:rPr>
+          <w:bCs/>
+        </w:rPr>
+        <w:t>MOV R4, R2 (пересылка)</w:t>
+      </w:r>
+    </w:p>
+    <w:p>
+      <w:pPr>
+        <w:numPr>
+          <w:ilvl w:val="0"/>
+          <w:numId w:val="16"/>
+        </w:numPr>
+        <w:ind w:left="0" w:firstLine="709"/>
+      </w:pPr>
+      <w:r>
+        <w:t>MAR ← PC</w:t>
+      </w:r>
+    </w:p>
+    <w:p>
+      <w:pPr>
+        <w:numPr>
+          <w:ilvl w:val="0"/>
+          <w:numId w:val="16"/>
+        </w:numPr>
+        <w:ind w:left="0" w:firstLine="709"/>
+      </w:pPr>
+      <w:r>
+        <w:t>MDR ← M(MAR)</w:t>
+      </w:r>
+    </w:p>
+    <w:p>
+      <w:pPr>
+        <w:numPr>
+          <w:ilvl w:val="0"/>
+          <w:numId w:val="16"/>
+        </w:numPr>
+        <w:ind w:left="0" w:firstLine="709"/>
+      </w:pPr>
+      <w:r>
+        <w:t>PC ← PC + 1</w:t>
+      </w:r>
+    </w:p>
+    <w:p>
+      <w:pPr>
+        <w:numPr>
+          <w:ilvl w:val="0"/>
+          <w:numId w:val="16"/>
+        </w:numPr>
+        <w:ind w:left="0" w:firstLine="709"/>
+      </w:pPr>
+      <w:r>
+        <w:t>CR ← MDR</w:t>
+      </w:r>
+    </w:p>
+    <w:p>
+      <w:pPr>
+        <w:numPr>
+          <w:ilvl w:val="0"/>
+          <w:numId w:val="16"/>
+        </w:numPr>
+        <w:ind w:left="0" w:firstLine="709"/>
+      </w:pPr>
+      <w:r>
+        <w:t>R4 ← R2</w:t>
+      </w:r>
+    </w:p>
+    <w:p>
+      <w:pPr>
+        <w:rPr>
+          <w:bCs/>
+        </w:rPr>
+      </w:pPr>
+      <w:r>
+        <w:rPr>
+          <w:bCs/>
+        </w:rPr>
+        <w:t>JMP M (безусловный переход)</w:t>
+      </w:r>
+    </w:p>
+    <w:p>
+      <w:pPr>
+        <w:numPr>
+          <w:ilvl w:val="0"/>
+          <w:numId w:val="17"/>
+        </w:numPr>
+        <w:ind w:left="0" w:firstLine="709"/>
+      </w:pPr>
+      <w:r>
+        <w:t>MAR ← PC</w:t>
+      </w:r>
+    </w:p>
+    <w:p>
+      <w:pPr>
+        <w:numPr>
+          <w:ilvl w:val="0"/>
+          <w:numId w:val="17"/>
+        </w:numPr>
+        <w:ind w:left="0" w:firstLine="709"/>
+      </w:pPr>
+      <w:r>
+        <w:t>MDR ← M(MAR)</w:t>
+      </w:r>
+    </w:p>
+    <w:p>
+      <w:pPr>
+        <w:numPr>
+          <w:ilvl w:val="0"/>
+          <w:numId w:val="17"/>
+        </w:numPr>
+        <w:ind w:left="0" w:firstLine="709"/>
+      </w:pPr>
+      <w:r>
+        <w:t>PC ← PC + 1</w:t>
+      </w:r>
+    </w:p>
+    <w:p>
+      <w:pPr>
+        <w:numPr>
+          <w:ilvl w:val="0"/>
+          <w:numId w:val="17"/>
+        </w:numPr>
+        <w:ind w:left="0" w:firstLine="709"/>
+      </w:pPr>
+      <w:r>
+        <w:t>CR ← MDR</w:t>
+      </w:r>
+    </w:p>
+    <w:p>
+      <w:pPr>
+        <w:numPr>
+          <w:ilvl w:val="0"/>
+          <w:numId w:val="17"/>
+        </w:numPr>
+        <w:ind w:left="0" w:firstLine="709"/>
+      </w:pPr>
+      <w:r>
+        <w:t>PC ← M</w:t>
+      </w:r>
+    </w:p>
+    <w:p>
+      <w:pPr>
+        <w:rPr>
+          <w:bCs/>
+        </w:rPr>
+      </w:pPr>
+      <w:r>
+        <w:rPr>
+          <w:bCs/>
+        </w:rPr>
+        <w:t>CALL M (вызов подпрограммы)</w:t>
+      </w:r>
+    </w:p>
+    <w:p>
+      <w:pPr>
+        <w:numPr>
+          <w:ilvl w:val="0"/>
+          <w:numId w:val="18"/>
+        </w:numPr>
+        <w:ind w:left="0" w:firstLine="709"/>
+      </w:pPr>
+      <w:r>
+        <w:t>MAR ← PC</w:t>
+      </w:r>
+    </w:p>
+    <w:p>
+      <w:pPr>
+        <w:numPr>
+          <w:ilvl w:val="0"/>
+          <w:numId w:val="18"/>
+        </w:numPr>
+        <w:ind w:left="0" w:firstLine="709"/>
+      </w:pPr>
+      <w:r>
+        <w:t>MDR ← M(MAR)</w:t>
+      </w:r>
+    </w:p>
+    <w:p>
+      <w:pPr>
+        <w:numPr>
+          <w:ilvl w:val="0"/>
+          <w:numId w:val="18"/>
+        </w:numPr>
+        <w:ind w:left="0" w:firstLine="709"/>
+      </w:pPr>
+      <w:r>
+        <w:t>PC ← PC + 1</w:t>
+      </w:r>
+    </w:p>
+    <w:p>
+      <w:pPr>
+        <w:numPr>
+          <w:ilvl w:val="0"/>
+          <w:numId w:val="18"/>
+        </w:numPr>
+        <w:ind w:left="0" w:firstLine="709"/>
+      </w:pPr>
+      <w:r>
+        <w:t>CR ← MDR</w:t>
+      </w:r>
+    </w:p>
+    <w:p>
+      <w:pPr>
+        <w:numPr>
+          <w:ilvl w:val="0"/>
+          <w:numId w:val="18"/>
+        </w:numPr>
+        <w:ind w:left="0" w:firstLine="709"/>
+      </w:pPr>
+      <w:r>
+        <w:t>SP ← SP − 1</w:t>
+      </w:r>
+    </w:p>
+    <w:p>
+      <w:pPr>
+        <w:numPr>
+          <w:ilvl w:val="0"/>
+          <w:numId w:val="18"/>
+        </w:numPr>
+        <w:ind w:left="0" w:firstLine="709"/>
+      </w:pPr>
+      <w:r>
+        <w:t>M(SP) ← PC</w:t>
+      </w:r>
+    </w:p>
+    <w:p>
+      <w:pPr>
+        <w:numPr>
+          <w:ilvl w:val="0"/>
+          <w:numId w:val="18"/>
+        </w:numPr>
+        <w:ind w:left="0" w:firstLine="709"/>
+      </w:pPr>
+      <w:r>
+        <w:t>PC ← M</w:t>
+      </w:r>
+    </w:p>
+    <w:p>
+      <w:r>
+        <w:lastRenderedPageBreak/>
+        <w:t>PUSH R3</w:t>
+      </w:r>
+      <w:r>
+        <w:rPr>
+          <w:bCs/>
+        </w:rPr>
+        <w:t>:</w:t>
+      </w:r>
+    </w:p>
+    <w:p>
+      <w:pPr>
+        <w:numPr>
+          <w:ilvl w:val="0"/>
+          <w:numId w:val="19"/>
+        </w:numPr>
+        <w:ind w:left="0" w:firstLine="709"/>
+      </w:pPr>
+      <w:r>
+        <w:t>MAR ← PC</w:t>
+      </w:r>
+    </w:p>
+    <w:p>
+      <w:pPr>
+        <w:numPr>
+          <w:ilvl w:val="0"/>
+          <w:numId w:val="19"/>
+        </w:numPr>
+        <w:ind w:left="0" w:firstLine="709"/>
+      </w:pPr>
+      <w:r>
+        <w:t>MDR ← M(MAR)</w:t>
+      </w:r>
+    </w:p>
+    <w:p>
+      <w:pPr>
+        <w:numPr>
+          <w:ilvl w:val="0"/>
+          <w:numId w:val="19"/>
+        </w:numPr>
+        <w:ind w:left="0" w:firstLine="709"/>
+      </w:pPr>
+      <w:r>
+        <w:t>PC ← PC + 1</w:t>
+      </w:r>
+    </w:p>
+    <w:p>
+      <w:pPr>
+        <w:numPr>
+          <w:ilvl w:val="0"/>
+          <w:numId w:val="19"/>
+        </w:numPr>
+        <w:ind w:left="0" w:firstLine="709"/>
+      </w:pPr>
+      <w:r>
+        <w:t>CR ← MDR</w:t>
+      </w:r>
+    </w:p>
+    <w:p>
+      <w:pPr>
+        <w:numPr>
+          <w:ilvl w:val="0"/>
+          <w:numId w:val="19"/>
+        </w:numPr>
+        <w:ind w:left="0" w:firstLine="709"/>
+      </w:pPr>
+      <w:r>
+        <w:t>SP ← SP − 1</w:t>
+      </w:r>
+    </w:p>
+    <w:p>
+      <w:pPr>
+        <w:numPr>
+          <w:ilvl w:val="0"/>
+          <w:numId w:val="19"/>
+        </w:numPr>
+        <w:ind w:left="0" w:firstLine="709"/>
+      </w:pPr>
+      <w:r>
+        <w:t>M(SP) ← R3</w:t>
+      </w:r>
+    </w:p>
+    <w:p>
+      <w:r>
+        <w:t>RET</w:t>
+      </w:r>
+      <w:r>
+        <w:rPr>
+          <w:bCs/>
+        </w:rPr>
+        <w:t>:</w:t>
+      </w:r>
+    </w:p>
+    <w:p>
+      <w:pPr>
+        <w:numPr>
+          <w:ilvl w:val="0"/>
+          <w:numId w:val="20"/>
+        </w:numPr>
+        <w:ind w:left="0" w:firstLine="709"/>
+      </w:pPr>
+      <w:r>
+        <w:t>MAR ← PC</w:t>
+      </w:r>
+    </w:p>
+    <w:p>
+      <w:pPr>
+        <w:numPr>
+          <w:ilvl w:val="0"/>
+          <w:numId w:val="20"/>
+        </w:numPr>
+        <w:ind w:left="0" w:firstLine="709"/>
+      </w:pPr>
+      <w:r>
+        <w:t>MDR ← M(MAR)</w:t>
+      </w:r>
+    </w:p>
+    <w:p>
+      <w:pPr>
+        <w:numPr>
+          <w:ilvl w:val="0"/>
+          <w:numId w:val="20"/>
+        </w:numPr>
+        <w:ind w:left="0" w:firstLine="709"/>
+      </w:pPr>
+      <w:r>
+        <w:t>CR ← MDR (PC не увеличиваем, чтобы не нарушить логику)</w:t>
+      </w:r>
+    </w:p>
+    <w:p>
+      <w:pPr>
+        <w:numPr>
+          <w:ilvl w:val="0"/>
+          <w:numId w:val="20"/>
+        </w:numPr>
+        <w:ind w:left="0" w:firstLine="709"/>
+      </w:pPr>
+      <w:r>
+        <w:t>PC ← M(SP)</w:t>
+      </w:r>
+    </w:p>
+    <w:p>
+      <w:pPr>
+        <w:numPr>
+          <w:ilvl w:val="0"/>
+          <w:numId w:val="20"/>
+        </w:numPr>
+        <w:ind w:left="0" w:firstLine="709"/>
+      </w:pPr>
+      <w:r>
+        <w:t>SP ← SP + 1</w:t>
+      </w:r>
+    </w:p>
+    <w:p>
+      <w:pPr>
+        <w:rPr>
+          <w:bCs/>
+        </w:rPr>
+      </w:pPr>
+      <w:r>
+        <w:rPr>
+          <w:bCs/>
+        </w:rPr>
+        <w:t>POP R5 (извлечение из стека)</w:t>
+      </w:r>
+    </w:p>
+    <w:p>
+      <w:pPr>
+        <w:numPr>
+          <w:ilvl w:val="0"/>
+          <w:numId w:val="21"/>
+        </w:numPr>
+        <w:ind w:left="0" w:firstLine="709"/>
+      </w:pPr>
+      <w:r>
+        <w:t>MAR ← PC</w:t>
+      </w:r>
+    </w:p>
+    <w:p>
+      <w:pPr>
+        <w:numPr>
+          <w:ilvl w:val="0"/>
+          <w:numId w:val="21"/>
+        </w:numPr>
+        <w:ind w:left="0" w:firstLine="709"/>
+      </w:pPr>
+      <w:r>
+        <w:t>MDR ← M(MAR)</w:t>
+      </w:r>
+    </w:p>
+    <w:p>
+      <w:pPr>
+        <w:numPr>
+          <w:ilvl w:val="0"/>
+          <w:numId w:val="21"/>
+        </w:numPr>
+        <w:ind w:left="0" w:firstLine="709"/>
+      </w:pPr>
+      <w:r>
+        <w:t>PC ← PC + 1</w:t>
+      </w:r>
+    </w:p>
+    <w:p>
+      <w:pPr>
+        <w:numPr>
+          <w:ilvl w:val="0"/>
+          <w:numId w:val="21"/>
+        </w:numPr>
+        <w:ind w:left="0" w:firstLine="709"/>
+      </w:pPr>
+      <w:r>
+        <w:t>CR ← MDR</w:t>
+      </w:r>
+    </w:p>
+    <w:p>
+      <w:pPr>
+        <w:numPr>
+          <w:ilvl w:val="0"/>
+          <w:numId w:val="21"/>
+        </w:numPr>
+        <w:ind w:left="0" w:firstLine="709"/>
+      </w:pPr>
+      <w:r>
+        <w:t>R5 ← M(SP)</w:t>
+      </w:r>
+    </w:p>
+    <w:p>
+      <w:pPr>
+        <w:numPr>
+          <w:ilvl w:val="0"/>
+          <w:numId w:val="21"/>
+        </w:numPr>
+        <w:ind w:left="0" w:firstLine="709"/>
+      </w:pPr>
+      <w:r>
+        <w:t>SP ← SP + 1</w:t>
+      </w:r>
+    </w:p>
+    <w:p>
+      <w:pPr>
+        <w:spacing w:line="240" w:lineRule="auto"/>
+        <w:ind w:firstLine="0"/>
+      </w:pPr>
+      <w:r>
+        <w:br w:type="page"/>
+      </w:r>
+    </w:p>
+    <w:p>
+      <w:pPr>
+        <w:pStyle w:val="1"/>
+      </w:pPr>
+      <w:r>
+        <w:lastRenderedPageBreak/>
+        <w:t>Заключение</w:t>
+      </w:r>
+    </w:p>
+    <w:p>
+      <w:r>
+        <w:t>В ходе лабораторной работы изучен командный цикл процессора на уровне микрокоманд.</w:t>
       </w:r>
     </w:p>
     <w:p/>
@@ -855,7 +8819,7 @@
 </file>
 
 <file path=word/endnotes.xml><?xml version="1.0" encoding="utf-8"?>
-<w:endnotes xmlns:wpc="http://schemas.microsoft.com/office/word/2010/wordprocessingCanvas" xmlns:cx="http://schemas.microsoft.com/office/drawing/2014/chartex" xmlns:cx1="http://schemas.microsoft.com/office/drawing/2015/9/8/chartex" xmlns:cx2="http://schemas.microsoft.com/office/drawing/2015/10/21/chartex" xmlns:cx3="http://schemas.microsoft.com/office/drawing/2016/5/9/chartex" xmlns:cx4="http://schemas.microsoft.com/office/drawing/2016/5/10/chartex" xmlns:cx5="http://schemas.microsoft.com/office/drawing/2016/5/11/chartex" xmlns:cx6="http://schemas.microsoft.com/office/drawing/2016/5/12/chartex" xmlns:cx7="http://schemas.microsoft.com/office/drawing/2016/5/13/chartex" xmlns:cx8="http://schemas.microsoft.com/office/drawing/2016/5/14/chartex" xmlns:mc="http://schemas.openxmlformats.org/markup-compatibility/2006" xmlns:aink="http://schemas.microsoft.com/office/drawing/2016/ink" xmlns:am3d="http://schemas.microsoft.com/office/drawing/2017/model3d" xmlns:o="urn:schemas-microsoft-com:office:office" xmlns:r="http://schemas.openxmlformats.org/officeDocument/2006/relationships" xmlns:m="http://schemas.openxmlformats.org/officeDocument/2006/math" xmlns:v="urn:schemas-microsoft-com:vml" xmlns:wp14="http://schemas.microsoft.com/office/word/2010/wordprocessingDrawing" xmlns:wp="http://schemas.openxmlformats.org/drawingml/2006/wordprocessingDrawing" xmlns:w10="urn:schemas-microsoft-com:office:word" xmlns:w="http://schemas.openxmlformats.org/wordprocessingml/2006/main" xmlns:w14="http://schemas.microsoft.com/office/word/2010/wordml" xmlns:w15="http://schemas.microsoft.com/office/word/2012/wordml" xmlns:w16cex="http://schemas.microsoft.com/office/word/2018/wordml/cex" xmlns:w16cid="http://schemas.microsoft.com/office/word/2016/wordml/cid" xmlns:w16="http://schemas.microsoft.com/office/word/2018/wordml" xmlns:w16sdtdh="http://schemas.microsoft.com/office/word/2020/wordml/sdtdatahash" xmlns:w16se="http://schemas.microsoft.com/office/word/2015/wordml/symex" xmlns:wpg="http://schemas.microsoft.com/office/word/2010/wordprocessingGroup" xmlns:wpi="http://schemas.microsoft.com/office/word/2010/wordprocessingInk" xmlns:wne="http://schemas.microsoft.com/office/word/2006/wordml" xmlns:wps="http://schemas.microsoft.com/office/word/2010/wordprocessingShape" mc:Ignorable="w14 w15 w16se w16cid w16 w16cex w16sdtdh wp14">
+<w:endnotes xmlns:wpc="http://schemas.microsoft.com/office/word/2010/wordprocessingCanvas" xmlns:cx="http://schemas.microsoft.com/office/drawing/2014/chartex" xmlns:mc="http://schemas.openxmlformats.org/markup-compatibility/2006" xmlns:o="urn:schemas-microsoft-com:office:office" xmlns:r="http://schemas.openxmlformats.org/officeDocument/2006/relationships" xmlns:m="http://schemas.openxmlformats.org/officeDocument/2006/math" xmlns:v="urn:schemas-microsoft-com:vml" xmlns:wp14="http://schemas.microsoft.com/office/word/2010/wordprocessingDrawing" xmlns:wp="http://schemas.openxmlformats.org/drawingml/2006/wordprocessingDrawing" xmlns:w10="urn:schemas-microsoft-com:office:word" xmlns:w="http://schemas.openxmlformats.org/wordprocessingml/2006/main" xmlns:w14="http://schemas.microsoft.com/office/word/2010/wordml" xmlns:w15="http://schemas.microsoft.com/office/word/2012/wordml" xmlns:w16se="http://schemas.microsoft.com/office/word/2015/wordml/symex" xmlns:wpg="http://schemas.microsoft.com/office/word/2010/wordprocessingGroup" xmlns:wpi="http://schemas.microsoft.com/office/word/2010/wordprocessingInk" xmlns:wne="http://schemas.microsoft.com/office/word/2006/wordml" xmlns:wps="http://schemas.microsoft.com/office/word/2010/wordprocessingShape" mc:Ignorable="w14 w15 w16se wp14">
   <w:endnote w:type="separator" w:id="-1">
     <w:p>
       <w:r>
@@ -874,7 +8838,7 @@
 </file>
 
 <file path=word/footer1.xml><?xml version="1.0" encoding="utf-8"?>
-<w:ftr xmlns:wpc="http://schemas.microsoft.com/office/word/2010/wordprocessingCanvas" xmlns:cx="http://schemas.microsoft.com/office/drawing/2014/chartex" xmlns:cx1="http://schemas.microsoft.com/office/drawing/2015/9/8/chartex" xmlns:cx2="http://schemas.microsoft.com/office/drawing/2015/10/21/chartex" xmlns:cx3="http://schemas.microsoft.com/office/drawing/2016/5/9/chartex" xmlns:cx4="http://schemas.microsoft.com/office/drawing/2016/5/10/chartex" xmlns:cx5="http://schemas.microsoft.com/office/drawing/2016/5/11/chartex" xmlns:cx6="http://schemas.microsoft.com/office/drawing/2016/5/12/chartex" xmlns:cx7="http://schemas.microsoft.com/office/drawing/2016/5/13/chartex" xmlns:cx8="http://schemas.microsoft.com/office/drawing/2016/5/14/chartex" xmlns:mc="http://schemas.openxmlformats.org/markup-compatibility/2006" xmlns:aink="http://schemas.microsoft.com/office/drawing/2016/ink" xmlns:am3d="http://schemas.microsoft.com/office/drawing/2017/model3d" xmlns:o="urn:schemas-microsoft-com:office:office" xmlns:r="http://schemas.openxmlformats.org/officeDocument/2006/relationships" xmlns:m="http://schemas.openxmlformats.org/officeDocument/2006/math" xmlns:v="urn:schemas-microsoft-com:vml" xmlns:wp14="http://schemas.microsoft.com/office/word/2010/wordprocessingDrawing" xmlns:wp="http://schemas.openxmlformats.org/drawingml/2006/wordprocessingDrawing" xmlns:w10="urn:schemas-microsoft-com:office:word" xmlns:w="http://schemas.openxmlformats.org/wordprocessingml/2006/main" xmlns:w14="http://schemas.microsoft.com/office/word/2010/wordml" xmlns:w15="http://schemas.microsoft.com/office/word/2012/wordml" xmlns:w16cex="http://schemas.microsoft.com/office/word/2018/wordml/cex" xmlns:w16cid="http://schemas.microsoft.com/office/word/2016/wordml/cid" xmlns:w16="http://schemas.microsoft.com/office/word/2018/wordml" xmlns:w16sdtdh="http://schemas.microsoft.com/office/word/2020/wordml/sdtdatahash" xmlns:w16se="http://schemas.microsoft.com/office/word/2015/wordml/symex" xmlns:wpg="http://schemas.microsoft.com/office/word/2010/wordprocessingGroup" xmlns:wpi="http://schemas.microsoft.com/office/word/2010/wordprocessingInk" xmlns:wne="http://schemas.microsoft.com/office/word/2006/wordml" xmlns:wps="http://schemas.microsoft.com/office/word/2010/wordprocessingShape" mc:Ignorable="w14 w15 w16se w16cid w16 w16cex w16sdtdh wp14">
+<w:ftr xmlns:wpc="http://schemas.microsoft.com/office/word/2010/wordprocessingCanvas" xmlns:cx="http://schemas.microsoft.com/office/drawing/2014/chartex" xmlns:mc="http://schemas.openxmlformats.org/markup-compatibility/2006" xmlns:o="urn:schemas-microsoft-com:office:office" xmlns:r="http://schemas.openxmlformats.org/officeDocument/2006/relationships" xmlns:m="http://schemas.openxmlformats.org/officeDocument/2006/math" xmlns:v="urn:schemas-microsoft-com:vml" xmlns:wp14="http://schemas.microsoft.com/office/word/2010/wordprocessingDrawing" xmlns:wp="http://schemas.openxmlformats.org/drawingml/2006/wordprocessingDrawing" xmlns:w10="urn:schemas-microsoft-com:office:word" xmlns:w="http://schemas.openxmlformats.org/wordprocessingml/2006/main" xmlns:w14="http://schemas.microsoft.com/office/word/2010/wordml" xmlns:w15="http://schemas.microsoft.com/office/word/2012/wordml" xmlns:w16se="http://schemas.microsoft.com/office/word/2015/wordml/symex" xmlns:wpg="http://schemas.microsoft.com/office/word/2010/wordprocessingGroup" xmlns:wpi="http://schemas.microsoft.com/office/word/2010/wordprocessingInk" xmlns:wne="http://schemas.microsoft.com/office/word/2006/wordml" xmlns:wps="http://schemas.microsoft.com/office/word/2010/wordprocessingShape" mc:Ignorable="w14 w15 w16se wp14">
   <w:sdt>
     <w:sdtPr>
       <w:id w:val="-1396960856"/>
@@ -903,7 +8867,7 @@
           <w:rPr>
             <w:noProof/>
           </w:rPr>
-          <w:t>6</w:t>
+          <w:t>2</w:t>
         </w:r>
         <w:r>
           <w:fldChar w:fldCharType="end"/>
@@ -920,7 +8884,7 @@
 </file>
 
 <file path=word/footnotes.xml><?xml version="1.0" encoding="utf-8"?>
-<w:footnotes xmlns:wpc="http://schemas.microsoft.com/office/word/2010/wordprocessingCanvas" xmlns:cx="http://schemas.microsoft.com/office/drawing/2014/chartex" xmlns:cx1="http://schemas.microsoft.com/office/drawing/2015/9/8/chartex" xmlns:cx2="http://schemas.microsoft.com/office/drawing/2015/10/21/chartex" xmlns:cx3="http://schemas.microsoft.com/office/drawing/2016/5/9/chartex" xmlns:cx4="http://schemas.microsoft.com/office/drawing/2016/5/10/chartex" xmlns:cx5="http://schemas.microsoft.com/office/drawing/2016/5/11/chartex" xmlns:cx6="http://schemas.microsoft.com/office/drawing/2016/5/12/chartex" xmlns:cx7="http://schemas.microsoft.com/office/drawing/2016/5/13/chartex" xmlns:cx8="http://schemas.microsoft.com/office/drawing/2016/5/14/chartex" xmlns:mc="http://schemas.openxmlformats.org/markup-compatibility/2006" xmlns:aink="http://schemas.microsoft.com/office/drawing/2016/ink" xmlns:am3d="http://schemas.microsoft.com/office/drawing/2017/model3d" xmlns:o="urn:schemas-microsoft-com:office:office" xmlns:r="http://schemas.openxmlformats.org/officeDocument/2006/relationships" xmlns:m="http://schemas.openxmlformats.org/officeDocument/2006/math" xmlns:v="urn:schemas-microsoft-com:vml" xmlns:wp14="http://schemas.microsoft.com/office/word/2010/wordprocessingDrawing" xmlns:wp="http://schemas.openxmlformats.org/drawingml/2006/wordprocessingDrawing" xmlns:w10="urn:schemas-microsoft-com:office:word" xmlns:w="http://schemas.openxmlformats.org/wordprocessingml/2006/main" xmlns:w14="http://schemas.microsoft.com/office/word/2010/wordml" xmlns:w15="http://schemas.microsoft.com/office/word/2012/wordml" xmlns:w16cex="http://schemas.microsoft.com/office/word/2018/wordml/cex" xmlns:w16cid="http://schemas.microsoft.com/office/word/2016/wordml/cid" xmlns:w16="http://schemas.microsoft.com/office/word/2018/wordml" xmlns:w16sdtdh="http://schemas.microsoft.com/office/word/2020/wordml/sdtdatahash" xmlns:w16se="http://schemas.microsoft.com/office/word/2015/wordml/symex" xmlns:wpg="http://schemas.microsoft.com/office/word/2010/wordprocessingGroup" xmlns:wpi="http://schemas.microsoft.com/office/word/2010/wordprocessingInk" xmlns:wne="http://schemas.microsoft.com/office/word/2006/wordml" xmlns:wps="http://schemas.microsoft.com/office/word/2010/wordprocessingShape" mc:Ignorable="w14 w15 w16se w16cid w16 w16cex w16sdtdh wp14">
+<w:footnotes xmlns:wpc="http://schemas.microsoft.com/office/word/2010/wordprocessingCanvas" xmlns:cx="http://schemas.microsoft.com/office/drawing/2014/chartex" xmlns:mc="http://schemas.openxmlformats.org/markup-compatibility/2006" xmlns:o="urn:schemas-microsoft-com:office:office" xmlns:r="http://schemas.openxmlformats.org/officeDocument/2006/relationships" xmlns:m="http://schemas.openxmlformats.org/officeDocument/2006/math" xmlns:v="urn:schemas-microsoft-com:vml" xmlns:wp14="http://schemas.microsoft.com/office/word/2010/wordprocessingDrawing" xmlns:wp="http://schemas.openxmlformats.org/drawingml/2006/wordprocessingDrawing" xmlns:w10="urn:schemas-microsoft-com:office:word" xmlns:w="http://schemas.openxmlformats.org/wordprocessingml/2006/main" xmlns:w14="http://schemas.microsoft.com/office/word/2010/wordml" xmlns:w15="http://schemas.microsoft.com/office/word/2012/wordml" xmlns:w16se="http://schemas.microsoft.com/office/word/2015/wordml/symex" xmlns:wpg="http://schemas.microsoft.com/office/word/2010/wordprocessingGroup" xmlns:wpi="http://schemas.microsoft.com/office/word/2010/wordprocessingInk" xmlns:wne="http://schemas.microsoft.com/office/word/2006/wordml" xmlns:wps="http://schemas.microsoft.com/office/word/2010/wordprocessingShape" mc:Ignorable="w14 w15 w16se wp14">
   <w:footnote w:type="separator" w:id="-1">
     <w:p>
       <w:r>
@@ -939,7 +8903,7 @@
 </file>
 
 <file path=word/numbering.xml><?xml version="1.0" encoding="utf-8"?>
-<w:numbering xmlns:wpc="http://schemas.microsoft.com/office/word/2010/wordprocessingCanvas" xmlns:cx="http://schemas.microsoft.com/office/drawing/2014/chartex" xmlns:cx1="http://schemas.microsoft.com/office/drawing/2015/9/8/chartex" xmlns:cx2="http://schemas.microsoft.com/office/drawing/2015/10/21/chartex" xmlns:cx3="http://schemas.microsoft.com/office/drawing/2016/5/9/chartex" xmlns:cx4="http://schemas.microsoft.com/office/drawing/2016/5/10/chartex" xmlns:cx5="http://schemas.microsoft.com/office/drawing/2016/5/11/chartex" xmlns:cx6="http://schemas.microsoft.com/office/drawing/2016/5/12/chartex" xmlns:cx7="http://schemas.microsoft.com/office/drawing/2016/5/13/chartex" xmlns:cx8="http://schemas.microsoft.com/office/drawing/2016/5/14/chartex" xmlns:mc="http://schemas.openxmlformats.org/markup-compatibility/2006" xmlns:aink="http://schemas.microsoft.com/office/drawing/2016/ink" xmlns:am3d="http://schemas.microsoft.com/office/drawing/2017/model3d" xmlns:o="urn:schemas-microsoft-com:office:office" xmlns:r="http://schemas.openxmlformats.org/officeDocument/2006/relationships" xmlns:m="http://schemas.openxmlformats.org/officeDocument/2006/math" xmlns:v="urn:schemas-microsoft-com:vml" xmlns:wp14="http://schemas.microsoft.com/office/word/2010/wordprocessingDrawing" xmlns:wp="http://schemas.openxmlformats.org/drawingml/2006/wordprocessingDrawing" xmlns:w10="urn:schemas-microsoft-com:office:word" xmlns:w="http://schemas.openxmlformats.org/wordprocessingml/2006/main" xmlns:w14="http://schemas.microsoft.com/office/word/2010/wordml" xmlns:w15="http://schemas.microsoft.com/office/word/2012/wordml" xmlns:w16cex="http://schemas.microsoft.com/office/word/2018/wordml/cex" xmlns:w16cid="http://schemas.microsoft.com/office/word/2016/wordml/cid" xmlns:w16="http://schemas.microsoft.com/office/word/2018/wordml" xmlns:w16sdtdh="http://schemas.microsoft.com/office/word/2020/wordml/sdtdatahash" xmlns:w16se="http://schemas.microsoft.com/office/word/2015/wordml/symex" xmlns:wpg="http://schemas.microsoft.com/office/word/2010/wordprocessingGroup" xmlns:wpi="http://schemas.microsoft.com/office/word/2010/wordprocessingInk" xmlns:wne="http://schemas.microsoft.com/office/word/2006/wordml" xmlns:wps="http://schemas.microsoft.com/office/word/2010/wordprocessingShape" mc:Ignorable="w14 w15 w16se w16cid w16 w16cex w16sdtdh wp14">
+<w:numbering xmlns:wpc="http://schemas.microsoft.com/office/word/2010/wordprocessingCanvas" xmlns:cx="http://schemas.microsoft.com/office/drawing/2014/chartex" xmlns:mc="http://schemas.openxmlformats.org/markup-compatibility/2006" xmlns:o="urn:schemas-microsoft-com:office:office" xmlns:r="http://schemas.openxmlformats.org/officeDocument/2006/relationships" xmlns:m="http://schemas.openxmlformats.org/officeDocument/2006/math" xmlns:v="urn:schemas-microsoft-com:vml" xmlns:wp14="http://schemas.microsoft.com/office/word/2010/wordprocessingDrawing" xmlns:wp="http://schemas.openxmlformats.org/drawingml/2006/wordprocessingDrawing" xmlns:w10="urn:schemas-microsoft-com:office:word" xmlns:w="http://schemas.openxmlformats.org/wordprocessingml/2006/main" xmlns:w14="http://schemas.microsoft.com/office/word/2010/wordml" xmlns:w15="http://schemas.microsoft.com/office/word/2012/wordml" xmlns:w16se="http://schemas.microsoft.com/office/word/2015/wordml/symex" xmlns:wpg="http://schemas.microsoft.com/office/word/2010/wordprocessingGroup" xmlns:wpi="http://schemas.microsoft.com/office/word/2010/wordprocessingInk" xmlns:wne="http://schemas.microsoft.com/office/word/2006/wordml" xmlns:wps="http://schemas.microsoft.com/office/word/2010/wordprocessingShape" mc:Ignorable="w14 w15 w16se wp14">
   <w:abstractNum w:abstractNumId="0" w15:restartNumberingAfterBreak="0">
     <w:nsid w:val="06330B83"/>
     <w:multiLevelType w:val="hybridMultilevel"/>
@@ -1113,6 +9077,458 @@
     </w:lvl>
   </w:abstractNum>
   <w:abstractNum w:abstractNumId="2" w15:restartNumberingAfterBreak="0">
+    <w:nsid w:val="0C87415A"/>
+    <w:multiLevelType w:val="multilevel"/>
+    <w:tmpl w:val="D880597C"/>
+    <w:lvl w:ilvl="0">
+      <w:start w:val="1"/>
+      <w:numFmt w:val="decimal"/>
+      <w:lvlText w:val="%1."/>
+      <w:lvlJc w:val="left"/>
+      <w:pPr>
+        <w:tabs>
+          <w:tab w:val="num" w:pos="720"/>
+        </w:tabs>
+        <w:ind w:left="720" w:hanging="360"/>
+      </w:pPr>
+    </w:lvl>
+    <w:lvl w:ilvl="1" w:tentative="1">
+      <w:start w:val="1"/>
+      <w:numFmt w:val="decimal"/>
+      <w:lvlText w:val="%2."/>
+      <w:lvlJc w:val="left"/>
+      <w:pPr>
+        <w:tabs>
+          <w:tab w:val="num" w:pos="1440"/>
+        </w:tabs>
+        <w:ind w:left="1440" w:hanging="360"/>
+      </w:pPr>
+    </w:lvl>
+    <w:lvl w:ilvl="2" w:tentative="1">
+      <w:start w:val="1"/>
+      <w:numFmt w:val="decimal"/>
+      <w:lvlText w:val="%3."/>
+      <w:lvlJc w:val="left"/>
+      <w:pPr>
+        <w:tabs>
+          <w:tab w:val="num" w:pos="2160"/>
+        </w:tabs>
+        <w:ind w:left="2160" w:hanging="360"/>
+      </w:pPr>
+    </w:lvl>
+    <w:lvl w:ilvl="3" w:tentative="1">
+      <w:start w:val="1"/>
+      <w:numFmt w:val="decimal"/>
+      <w:lvlText w:val="%4."/>
+      <w:lvlJc w:val="left"/>
+      <w:pPr>
+        <w:tabs>
+          <w:tab w:val="num" w:pos="2880"/>
+        </w:tabs>
+        <w:ind w:left="2880" w:hanging="360"/>
+      </w:pPr>
+    </w:lvl>
+    <w:lvl w:ilvl="4" w:tentative="1">
+      <w:start w:val="1"/>
+      <w:numFmt w:val="decimal"/>
+      <w:lvlText w:val="%5."/>
+      <w:lvlJc w:val="left"/>
+      <w:pPr>
+        <w:tabs>
+          <w:tab w:val="num" w:pos="3600"/>
+        </w:tabs>
+        <w:ind w:left="3600" w:hanging="360"/>
+      </w:pPr>
+    </w:lvl>
+    <w:lvl w:ilvl="5" w:tentative="1">
+      <w:start w:val="1"/>
+      <w:numFmt w:val="decimal"/>
+      <w:lvlText w:val="%6."/>
+      <w:lvlJc w:val="left"/>
+      <w:pPr>
+        <w:tabs>
+          <w:tab w:val="num" w:pos="4320"/>
+        </w:tabs>
+        <w:ind w:left="4320" w:hanging="360"/>
+      </w:pPr>
+    </w:lvl>
+    <w:lvl w:ilvl="6" w:tentative="1">
+      <w:start w:val="1"/>
+      <w:numFmt w:val="decimal"/>
+      <w:lvlText w:val="%7."/>
+      <w:lvlJc w:val="left"/>
+      <w:pPr>
+        <w:tabs>
+          <w:tab w:val="num" w:pos="5040"/>
+        </w:tabs>
+        <w:ind w:left="5040" w:hanging="360"/>
+      </w:pPr>
+    </w:lvl>
+    <w:lvl w:ilvl="7" w:tentative="1">
+      <w:start w:val="1"/>
+      <w:numFmt w:val="decimal"/>
+      <w:lvlText w:val="%8."/>
+      <w:lvlJc w:val="left"/>
+      <w:pPr>
+        <w:tabs>
+          <w:tab w:val="num" w:pos="5760"/>
+        </w:tabs>
+        <w:ind w:left="5760" w:hanging="360"/>
+      </w:pPr>
+    </w:lvl>
+    <w:lvl w:ilvl="8" w:tentative="1">
+      <w:start w:val="1"/>
+      <w:numFmt w:val="decimal"/>
+      <w:lvlText w:val="%9."/>
+      <w:lvlJc w:val="left"/>
+      <w:pPr>
+        <w:tabs>
+          <w:tab w:val="num" w:pos="6480"/>
+        </w:tabs>
+        <w:ind w:left="6480" w:hanging="360"/>
+      </w:pPr>
+    </w:lvl>
+  </w:abstractNum>
+  <w:abstractNum w:abstractNumId="3" w15:restartNumberingAfterBreak="0">
+    <w:nsid w:val="165442D5"/>
+    <w:multiLevelType w:val="multilevel"/>
+    <w:tmpl w:val="4F8ABC5C"/>
+    <w:lvl w:ilvl="0">
+      <w:start w:val="1"/>
+      <w:numFmt w:val="decimal"/>
+      <w:lvlText w:val="%1."/>
+      <w:lvlJc w:val="left"/>
+      <w:pPr>
+        <w:tabs>
+          <w:tab w:val="num" w:pos="720"/>
+        </w:tabs>
+        <w:ind w:left="720" w:hanging="360"/>
+      </w:pPr>
+    </w:lvl>
+    <w:lvl w:ilvl="1" w:tentative="1">
+      <w:start w:val="1"/>
+      <w:numFmt w:val="decimal"/>
+      <w:lvlText w:val="%2."/>
+      <w:lvlJc w:val="left"/>
+      <w:pPr>
+        <w:tabs>
+          <w:tab w:val="num" w:pos="1440"/>
+        </w:tabs>
+        <w:ind w:left="1440" w:hanging="360"/>
+      </w:pPr>
+    </w:lvl>
+    <w:lvl w:ilvl="2" w:tentative="1">
+      <w:start w:val="1"/>
+      <w:numFmt w:val="decimal"/>
+      <w:lvlText w:val="%3."/>
+      <w:lvlJc w:val="left"/>
+      <w:pPr>
+        <w:tabs>
+          <w:tab w:val="num" w:pos="2160"/>
+        </w:tabs>
+        <w:ind w:left="2160" w:hanging="360"/>
+      </w:pPr>
+    </w:lvl>
+    <w:lvl w:ilvl="3" w:tentative="1">
+      <w:start w:val="1"/>
+      <w:numFmt w:val="decimal"/>
+      <w:lvlText w:val="%4."/>
+      <w:lvlJc w:val="left"/>
+      <w:pPr>
+        <w:tabs>
+          <w:tab w:val="num" w:pos="2880"/>
+        </w:tabs>
+        <w:ind w:left="2880" w:hanging="360"/>
+      </w:pPr>
+    </w:lvl>
+    <w:lvl w:ilvl="4" w:tentative="1">
+      <w:start w:val="1"/>
+      <w:numFmt w:val="decimal"/>
+      <w:lvlText w:val="%5."/>
+      <w:lvlJc w:val="left"/>
+      <w:pPr>
+        <w:tabs>
+          <w:tab w:val="num" w:pos="3600"/>
+        </w:tabs>
+        <w:ind w:left="3600" w:hanging="360"/>
+      </w:pPr>
+    </w:lvl>
+    <w:lvl w:ilvl="5" w:tentative="1">
+      <w:start w:val="1"/>
+      <w:numFmt w:val="decimal"/>
+      <w:lvlText w:val="%6."/>
+      <w:lvlJc w:val="left"/>
+      <w:pPr>
+        <w:tabs>
+          <w:tab w:val="num" w:pos="4320"/>
+        </w:tabs>
+        <w:ind w:left="4320" w:hanging="360"/>
+      </w:pPr>
+    </w:lvl>
+    <w:lvl w:ilvl="6" w:tentative="1">
+      <w:start w:val="1"/>
+      <w:numFmt w:val="decimal"/>
+      <w:lvlText w:val="%7."/>
+      <w:lvlJc w:val="left"/>
+      <w:pPr>
+        <w:tabs>
+          <w:tab w:val="num" w:pos="5040"/>
+        </w:tabs>
+        <w:ind w:left="5040" w:hanging="360"/>
+      </w:pPr>
+    </w:lvl>
+    <w:lvl w:ilvl="7" w:tentative="1">
+      <w:start w:val="1"/>
+      <w:numFmt w:val="decimal"/>
+      <w:lvlText w:val="%8."/>
+      <w:lvlJc w:val="left"/>
+      <w:pPr>
+        <w:tabs>
+          <w:tab w:val="num" w:pos="5760"/>
+        </w:tabs>
+        <w:ind w:left="5760" w:hanging="360"/>
+      </w:pPr>
+    </w:lvl>
+    <w:lvl w:ilvl="8" w:tentative="1">
+      <w:start w:val="1"/>
+      <w:numFmt w:val="decimal"/>
+      <w:lvlText w:val="%9."/>
+      <w:lvlJc w:val="left"/>
+      <w:pPr>
+        <w:tabs>
+          <w:tab w:val="num" w:pos="6480"/>
+        </w:tabs>
+        <w:ind w:left="6480" w:hanging="360"/>
+      </w:pPr>
+    </w:lvl>
+  </w:abstractNum>
+  <w:abstractNum w:abstractNumId="4" w15:restartNumberingAfterBreak="0">
+    <w:nsid w:val="1CBC1E98"/>
+    <w:multiLevelType w:val="multilevel"/>
+    <w:tmpl w:val="DAEAC1A4"/>
+    <w:lvl w:ilvl="0">
+      <w:start w:val="1"/>
+      <w:numFmt w:val="decimal"/>
+      <w:lvlText w:val="%1."/>
+      <w:lvlJc w:val="left"/>
+      <w:pPr>
+        <w:tabs>
+          <w:tab w:val="num" w:pos="720"/>
+        </w:tabs>
+        <w:ind w:left="720" w:hanging="360"/>
+      </w:pPr>
+    </w:lvl>
+    <w:lvl w:ilvl="1" w:tentative="1">
+      <w:start w:val="1"/>
+      <w:numFmt w:val="decimal"/>
+      <w:lvlText w:val="%2."/>
+      <w:lvlJc w:val="left"/>
+      <w:pPr>
+        <w:tabs>
+          <w:tab w:val="num" w:pos="1440"/>
+        </w:tabs>
+        <w:ind w:left="1440" w:hanging="360"/>
+      </w:pPr>
+    </w:lvl>
+    <w:lvl w:ilvl="2" w:tentative="1">
+      <w:start w:val="1"/>
+      <w:numFmt w:val="decimal"/>
+      <w:lvlText w:val="%3."/>
+      <w:lvlJc w:val="left"/>
+      <w:pPr>
+        <w:tabs>
+          <w:tab w:val="num" w:pos="2160"/>
+        </w:tabs>
+        <w:ind w:left="2160" w:hanging="360"/>
+      </w:pPr>
+    </w:lvl>
+    <w:lvl w:ilvl="3" w:tentative="1">
+      <w:start w:val="1"/>
+      <w:numFmt w:val="decimal"/>
+      <w:lvlText w:val="%4."/>
+      <w:lvlJc w:val="left"/>
+      <w:pPr>
+        <w:tabs>
+          <w:tab w:val="num" w:pos="2880"/>
+        </w:tabs>
+        <w:ind w:left="2880" w:hanging="360"/>
+      </w:pPr>
+    </w:lvl>
+    <w:lvl w:ilvl="4" w:tentative="1">
+      <w:start w:val="1"/>
+      <w:numFmt w:val="decimal"/>
+      <w:lvlText w:val="%5."/>
+      <w:lvlJc w:val="left"/>
+      <w:pPr>
+        <w:tabs>
+          <w:tab w:val="num" w:pos="3600"/>
+        </w:tabs>
+        <w:ind w:left="3600" w:hanging="360"/>
+      </w:pPr>
+    </w:lvl>
+    <w:lvl w:ilvl="5" w:tentative="1">
+      <w:start w:val="1"/>
+      <w:numFmt w:val="decimal"/>
+      <w:lvlText w:val="%6."/>
+      <w:lvlJc w:val="left"/>
+      <w:pPr>
+        <w:tabs>
+          <w:tab w:val="num" w:pos="4320"/>
+        </w:tabs>
+        <w:ind w:left="4320" w:hanging="360"/>
+      </w:pPr>
+    </w:lvl>
+    <w:lvl w:ilvl="6" w:tentative="1">
+      <w:start w:val="1"/>
+      <w:numFmt w:val="decimal"/>
+      <w:lvlText w:val="%7."/>
+      <w:lvlJc w:val="left"/>
+      <w:pPr>
+        <w:tabs>
+          <w:tab w:val="num" w:pos="5040"/>
+        </w:tabs>
+        <w:ind w:left="5040" w:hanging="360"/>
+      </w:pPr>
+    </w:lvl>
+    <w:lvl w:ilvl="7" w:tentative="1">
+      <w:start w:val="1"/>
+      <w:numFmt w:val="decimal"/>
+      <w:lvlText w:val="%8."/>
+      <w:lvlJc w:val="left"/>
+      <w:pPr>
+        <w:tabs>
+          <w:tab w:val="num" w:pos="5760"/>
+        </w:tabs>
+        <w:ind w:left="5760" w:hanging="360"/>
+      </w:pPr>
+    </w:lvl>
+    <w:lvl w:ilvl="8" w:tentative="1">
+      <w:start w:val="1"/>
+      <w:numFmt w:val="decimal"/>
+      <w:lvlText w:val="%9."/>
+      <w:lvlJc w:val="left"/>
+      <w:pPr>
+        <w:tabs>
+          <w:tab w:val="num" w:pos="6480"/>
+        </w:tabs>
+        <w:ind w:left="6480" w:hanging="360"/>
+      </w:pPr>
+    </w:lvl>
+  </w:abstractNum>
+  <w:abstractNum w:abstractNumId="5" w15:restartNumberingAfterBreak="0">
+    <w:nsid w:val="28CE1415"/>
+    <w:multiLevelType w:val="multilevel"/>
+    <w:tmpl w:val="4DB21668"/>
+    <w:lvl w:ilvl="0">
+      <w:start w:val="1"/>
+      <w:numFmt w:val="decimal"/>
+      <w:lvlText w:val="%1."/>
+      <w:lvlJc w:val="left"/>
+      <w:pPr>
+        <w:tabs>
+          <w:tab w:val="num" w:pos="720"/>
+        </w:tabs>
+        <w:ind w:left="720" w:hanging="360"/>
+      </w:pPr>
+    </w:lvl>
+    <w:lvl w:ilvl="1" w:tentative="1">
+      <w:start w:val="1"/>
+      <w:numFmt w:val="decimal"/>
+      <w:lvlText w:val="%2."/>
+      <w:lvlJc w:val="left"/>
+      <w:pPr>
+        <w:tabs>
+          <w:tab w:val="num" w:pos="1440"/>
+        </w:tabs>
+        <w:ind w:left="1440" w:hanging="360"/>
+      </w:pPr>
+    </w:lvl>
+    <w:lvl w:ilvl="2" w:tentative="1">
+      <w:start w:val="1"/>
+      <w:numFmt w:val="decimal"/>
+      <w:lvlText w:val="%3."/>
+      <w:lvlJc w:val="left"/>
+      <w:pPr>
+        <w:tabs>
+          <w:tab w:val="num" w:pos="2160"/>
+        </w:tabs>
+        <w:ind w:left="2160" w:hanging="360"/>
+      </w:pPr>
+    </w:lvl>
+    <w:lvl w:ilvl="3" w:tentative="1">
+      <w:start w:val="1"/>
+      <w:numFmt w:val="decimal"/>
+      <w:lvlText w:val="%4."/>
+      <w:lvlJc w:val="left"/>
+      <w:pPr>
+        <w:tabs>
+          <w:tab w:val="num" w:pos="2880"/>
+        </w:tabs>
+        <w:ind w:left="2880" w:hanging="360"/>
+      </w:pPr>
+    </w:lvl>
+    <w:lvl w:ilvl="4" w:tentative="1">
+      <w:start w:val="1"/>
+      <w:numFmt w:val="decimal"/>
+      <w:lvlText w:val="%5."/>
+      <w:lvlJc w:val="left"/>
+      <w:pPr>
+        <w:tabs>
+          <w:tab w:val="num" w:pos="3600"/>
+        </w:tabs>
+        <w:ind w:left="3600" w:hanging="360"/>
+      </w:pPr>
+    </w:lvl>
+    <w:lvl w:ilvl="5" w:tentative="1">
+      <w:start w:val="1"/>
+      <w:numFmt w:val="decimal"/>
+      <w:lvlText w:val="%6."/>
+      <w:lvlJc w:val="left"/>
+      <w:pPr>
+        <w:tabs>
+          <w:tab w:val="num" w:pos="4320"/>
+        </w:tabs>
+        <w:ind w:left="4320" w:hanging="360"/>
+      </w:pPr>
+    </w:lvl>
+    <w:lvl w:ilvl="6" w:tentative="1">
+      <w:start w:val="1"/>
+      <w:numFmt w:val="decimal"/>
+      <w:lvlText w:val="%7."/>
+      <w:lvlJc w:val="left"/>
+      <w:pPr>
+        <w:tabs>
+          <w:tab w:val="num" w:pos="5040"/>
+        </w:tabs>
+        <w:ind w:left="5040" w:hanging="360"/>
+      </w:pPr>
+    </w:lvl>
+    <w:lvl w:ilvl="7" w:tentative="1">
+      <w:start w:val="1"/>
+      <w:numFmt w:val="decimal"/>
+      <w:lvlText w:val="%8."/>
+      <w:lvlJc w:val="left"/>
+      <w:pPr>
+        <w:tabs>
+          <w:tab w:val="num" w:pos="5760"/>
+        </w:tabs>
+        <w:ind w:left="5760" w:hanging="360"/>
+      </w:pPr>
+    </w:lvl>
+    <w:lvl w:ilvl="8" w:tentative="1">
+      <w:start w:val="1"/>
+      <w:numFmt w:val="decimal"/>
+      <w:lvlText w:val="%9."/>
+      <w:lvlJc w:val="left"/>
+      <w:pPr>
+        <w:tabs>
+          <w:tab w:val="num" w:pos="6480"/>
+        </w:tabs>
+        <w:ind w:left="6480" w:hanging="360"/>
+      </w:pPr>
+    </w:lvl>
+  </w:abstractNum>
+  <w:abstractNum w:abstractNumId="6" w15:restartNumberingAfterBreak="0">
     <w:nsid w:val="2A2919F8"/>
     <w:multiLevelType w:val="hybridMultilevel"/>
     <w:tmpl w:val="E3B2BC72"/>
@@ -1198,7 +9614,346 @@
       </w:pPr>
     </w:lvl>
   </w:abstractNum>
-  <w:abstractNum w:abstractNumId="3" w15:restartNumberingAfterBreak="0">
+  <w:abstractNum w:abstractNumId="7" w15:restartNumberingAfterBreak="0">
+    <w:nsid w:val="2B935B01"/>
+    <w:multiLevelType w:val="multilevel"/>
+    <w:tmpl w:val="F5F8D15C"/>
+    <w:lvl w:ilvl="0">
+      <w:start w:val="1"/>
+      <w:numFmt w:val="decimal"/>
+      <w:lvlText w:val="%1."/>
+      <w:lvlJc w:val="left"/>
+      <w:pPr>
+        <w:tabs>
+          <w:tab w:val="num" w:pos="720"/>
+        </w:tabs>
+        <w:ind w:left="720" w:hanging="360"/>
+      </w:pPr>
+    </w:lvl>
+    <w:lvl w:ilvl="1" w:tentative="1">
+      <w:start w:val="1"/>
+      <w:numFmt w:val="decimal"/>
+      <w:lvlText w:val="%2."/>
+      <w:lvlJc w:val="left"/>
+      <w:pPr>
+        <w:tabs>
+          <w:tab w:val="num" w:pos="1440"/>
+        </w:tabs>
+        <w:ind w:left="1440" w:hanging="360"/>
+      </w:pPr>
+    </w:lvl>
+    <w:lvl w:ilvl="2" w:tentative="1">
+      <w:start w:val="1"/>
+      <w:numFmt w:val="decimal"/>
+      <w:lvlText w:val="%3."/>
+      <w:lvlJc w:val="left"/>
+      <w:pPr>
+        <w:tabs>
+          <w:tab w:val="num" w:pos="2160"/>
+        </w:tabs>
+        <w:ind w:left="2160" w:hanging="360"/>
+      </w:pPr>
+    </w:lvl>
+    <w:lvl w:ilvl="3" w:tentative="1">
+      <w:start w:val="1"/>
+      <w:numFmt w:val="decimal"/>
+      <w:lvlText w:val="%4."/>
+      <w:lvlJc w:val="left"/>
+      <w:pPr>
+        <w:tabs>
+          <w:tab w:val="num" w:pos="2880"/>
+        </w:tabs>
+        <w:ind w:left="2880" w:hanging="360"/>
+      </w:pPr>
+    </w:lvl>
+    <w:lvl w:ilvl="4" w:tentative="1">
+      <w:start w:val="1"/>
+      <w:numFmt w:val="decimal"/>
+      <w:lvlText w:val="%5."/>
+      <w:lvlJc w:val="left"/>
+      <w:pPr>
+        <w:tabs>
+          <w:tab w:val="num" w:pos="3600"/>
+        </w:tabs>
+        <w:ind w:left="3600" w:hanging="360"/>
+      </w:pPr>
+    </w:lvl>
+    <w:lvl w:ilvl="5" w:tentative="1">
+      <w:start w:val="1"/>
+      <w:numFmt w:val="decimal"/>
+      <w:lvlText w:val="%6."/>
+      <w:lvlJc w:val="left"/>
+      <w:pPr>
+        <w:tabs>
+          <w:tab w:val="num" w:pos="4320"/>
+        </w:tabs>
+        <w:ind w:left="4320" w:hanging="360"/>
+      </w:pPr>
+    </w:lvl>
+    <w:lvl w:ilvl="6" w:tentative="1">
+      <w:start w:val="1"/>
+      <w:numFmt w:val="decimal"/>
+      <w:lvlText w:val="%7."/>
+      <w:lvlJc w:val="left"/>
+      <w:pPr>
+        <w:tabs>
+          <w:tab w:val="num" w:pos="5040"/>
+        </w:tabs>
+        <w:ind w:left="5040" w:hanging="360"/>
+      </w:pPr>
+    </w:lvl>
+    <w:lvl w:ilvl="7" w:tentative="1">
+      <w:start w:val="1"/>
+      <w:numFmt w:val="decimal"/>
+      <w:lvlText w:val="%8."/>
+      <w:lvlJc w:val="left"/>
+      <w:pPr>
+        <w:tabs>
+          <w:tab w:val="num" w:pos="5760"/>
+        </w:tabs>
+        <w:ind w:left="5760" w:hanging="360"/>
+      </w:pPr>
+    </w:lvl>
+    <w:lvl w:ilvl="8" w:tentative="1">
+      <w:start w:val="1"/>
+      <w:numFmt w:val="decimal"/>
+      <w:lvlText w:val="%9."/>
+      <w:lvlJc w:val="left"/>
+      <w:pPr>
+        <w:tabs>
+          <w:tab w:val="num" w:pos="6480"/>
+        </w:tabs>
+        <w:ind w:left="6480" w:hanging="360"/>
+      </w:pPr>
+    </w:lvl>
+  </w:abstractNum>
+  <w:abstractNum w:abstractNumId="8" w15:restartNumberingAfterBreak="0">
+    <w:nsid w:val="31E435B9"/>
+    <w:multiLevelType w:val="multilevel"/>
+    <w:tmpl w:val="4BAC577E"/>
+    <w:lvl w:ilvl="0">
+      <w:start w:val="1"/>
+      <w:numFmt w:val="decimal"/>
+      <w:lvlText w:val="%1."/>
+      <w:lvlJc w:val="left"/>
+      <w:pPr>
+        <w:tabs>
+          <w:tab w:val="num" w:pos="720"/>
+        </w:tabs>
+        <w:ind w:left="720" w:hanging="360"/>
+      </w:pPr>
+    </w:lvl>
+    <w:lvl w:ilvl="1" w:tentative="1">
+      <w:start w:val="1"/>
+      <w:numFmt w:val="decimal"/>
+      <w:lvlText w:val="%2."/>
+      <w:lvlJc w:val="left"/>
+      <w:pPr>
+        <w:tabs>
+          <w:tab w:val="num" w:pos="1440"/>
+        </w:tabs>
+        <w:ind w:left="1440" w:hanging="360"/>
+      </w:pPr>
+    </w:lvl>
+    <w:lvl w:ilvl="2" w:tentative="1">
+      <w:start w:val="1"/>
+      <w:numFmt w:val="decimal"/>
+      <w:lvlText w:val="%3."/>
+      <w:lvlJc w:val="left"/>
+      <w:pPr>
+        <w:tabs>
+          <w:tab w:val="num" w:pos="2160"/>
+        </w:tabs>
+        <w:ind w:left="2160" w:hanging="360"/>
+      </w:pPr>
+    </w:lvl>
+    <w:lvl w:ilvl="3" w:tentative="1">
+      <w:start w:val="1"/>
+      <w:numFmt w:val="decimal"/>
+      <w:lvlText w:val="%4."/>
+      <w:lvlJc w:val="left"/>
+      <w:pPr>
+        <w:tabs>
+          <w:tab w:val="num" w:pos="2880"/>
+        </w:tabs>
+        <w:ind w:left="2880" w:hanging="360"/>
+      </w:pPr>
+    </w:lvl>
+    <w:lvl w:ilvl="4" w:tentative="1">
+      <w:start w:val="1"/>
+      <w:numFmt w:val="decimal"/>
+      <w:lvlText w:val="%5."/>
+      <w:lvlJc w:val="left"/>
+      <w:pPr>
+        <w:tabs>
+          <w:tab w:val="num" w:pos="3600"/>
+        </w:tabs>
+        <w:ind w:left="3600" w:hanging="360"/>
+      </w:pPr>
+    </w:lvl>
+    <w:lvl w:ilvl="5" w:tentative="1">
+      <w:start w:val="1"/>
+      <w:numFmt w:val="decimal"/>
+      <w:lvlText w:val="%6."/>
+      <w:lvlJc w:val="left"/>
+      <w:pPr>
+        <w:tabs>
+          <w:tab w:val="num" w:pos="4320"/>
+        </w:tabs>
+        <w:ind w:left="4320" w:hanging="360"/>
+      </w:pPr>
+    </w:lvl>
+    <w:lvl w:ilvl="6" w:tentative="1">
+      <w:start w:val="1"/>
+      <w:numFmt w:val="decimal"/>
+      <w:lvlText w:val="%7."/>
+      <w:lvlJc w:val="left"/>
+      <w:pPr>
+        <w:tabs>
+          <w:tab w:val="num" w:pos="5040"/>
+        </w:tabs>
+        <w:ind w:left="5040" w:hanging="360"/>
+      </w:pPr>
+    </w:lvl>
+    <w:lvl w:ilvl="7" w:tentative="1">
+      <w:start w:val="1"/>
+      <w:numFmt w:val="decimal"/>
+      <w:lvlText w:val="%8."/>
+      <w:lvlJc w:val="left"/>
+      <w:pPr>
+        <w:tabs>
+          <w:tab w:val="num" w:pos="5760"/>
+        </w:tabs>
+        <w:ind w:left="5760" w:hanging="360"/>
+      </w:pPr>
+    </w:lvl>
+    <w:lvl w:ilvl="8" w:tentative="1">
+      <w:start w:val="1"/>
+      <w:numFmt w:val="decimal"/>
+      <w:lvlText w:val="%9."/>
+      <w:lvlJc w:val="left"/>
+      <w:pPr>
+        <w:tabs>
+          <w:tab w:val="num" w:pos="6480"/>
+        </w:tabs>
+        <w:ind w:left="6480" w:hanging="360"/>
+      </w:pPr>
+    </w:lvl>
+  </w:abstractNum>
+  <w:abstractNum w:abstractNumId="9" w15:restartNumberingAfterBreak="0">
+    <w:nsid w:val="36DB2A91"/>
+    <w:multiLevelType w:val="multilevel"/>
+    <w:tmpl w:val="7BACDDE0"/>
+    <w:lvl w:ilvl="0">
+      <w:start w:val="1"/>
+      <w:numFmt w:val="decimal"/>
+      <w:lvlText w:val="%1."/>
+      <w:lvlJc w:val="left"/>
+      <w:pPr>
+        <w:tabs>
+          <w:tab w:val="num" w:pos="720"/>
+        </w:tabs>
+        <w:ind w:left="720" w:hanging="360"/>
+      </w:pPr>
+    </w:lvl>
+    <w:lvl w:ilvl="1" w:tentative="1">
+      <w:start w:val="1"/>
+      <w:numFmt w:val="decimal"/>
+      <w:lvlText w:val="%2."/>
+      <w:lvlJc w:val="left"/>
+      <w:pPr>
+        <w:tabs>
+          <w:tab w:val="num" w:pos="1440"/>
+        </w:tabs>
+        <w:ind w:left="1440" w:hanging="360"/>
+      </w:pPr>
+    </w:lvl>
+    <w:lvl w:ilvl="2" w:tentative="1">
+      <w:start w:val="1"/>
+      <w:numFmt w:val="decimal"/>
+      <w:lvlText w:val="%3."/>
+      <w:lvlJc w:val="left"/>
+      <w:pPr>
+        <w:tabs>
+          <w:tab w:val="num" w:pos="2160"/>
+        </w:tabs>
+        <w:ind w:left="2160" w:hanging="360"/>
+      </w:pPr>
+    </w:lvl>
+    <w:lvl w:ilvl="3" w:tentative="1">
+      <w:start w:val="1"/>
+      <w:numFmt w:val="decimal"/>
+      <w:lvlText w:val="%4."/>
+      <w:lvlJc w:val="left"/>
+      <w:pPr>
+        <w:tabs>
+          <w:tab w:val="num" w:pos="2880"/>
+        </w:tabs>
+        <w:ind w:left="2880" w:hanging="360"/>
+      </w:pPr>
+    </w:lvl>
+    <w:lvl w:ilvl="4" w:tentative="1">
+      <w:start w:val="1"/>
+      <w:numFmt w:val="decimal"/>
+      <w:lvlText w:val="%5."/>
+      <w:lvlJc w:val="left"/>
+      <w:pPr>
+        <w:tabs>
+          <w:tab w:val="num" w:pos="3600"/>
+        </w:tabs>
+        <w:ind w:left="3600" w:hanging="360"/>
+      </w:pPr>
+    </w:lvl>
+    <w:lvl w:ilvl="5" w:tentative="1">
+      <w:start w:val="1"/>
+      <w:numFmt w:val="decimal"/>
+      <w:lvlText w:val="%6."/>
+      <w:lvlJc w:val="left"/>
+      <w:pPr>
+        <w:tabs>
+          <w:tab w:val="num" w:pos="4320"/>
+        </w:tabs>
+        <w:ind w:left="4320" w:hanging="360"/>
+      </w:pPr>
+    </w:lvl>
+    <w:lvl w:ilvl="6" w:tentative="1">
+      <w:start w:val="1"/>
+      <w:numFmt w:val="decimal"/>
+      <w:lvlText w:val="%7."/>
+      <w:lvlJc w:val="left"/>
+      <w:pPr>
+        <w:tabs>
+          <w:tab w:val="num" w:pos="5040"/>
+        </w:tabs>
+        <w:ind w:left="5040" w:hanging="360"/>
+      </w:pPr>
+    </w:lvl>
+    <w:lvl w:ilvl="7" w:tentative="1">
+      <w:start w:val="1"/>
+      <w:numFmt w:val="decimal"/>
+      <w:lvlText w:val="%8."/>
+      <w:lvlJc w:val="left"/>
+      <w:pPr>
+        <w:tabs>
+          <w:tab w:val="num" w:pos="5760"/>
+        </w:tabs>
+        <w:ind w:left="5760" w:hanging="360"/>
+      </w:pPr>
+    </w:lvl>
+    <w:lvl w:ilvl="8" w:tentative="1">
+      <w:start w:val="1"/>
+      <w:numFmt w:val="decimal"/>
+      <w:lvlText w:val="%9."/>
+      <w:lvlJc w:val="left"/>
+      <w:pPr>
+        <w:tabs>
+          <w:tab w:val="num" w:pos="6480"/>
+        </w:tabs>
+        <w:ind w:left="6480" w:hanging="360"/>
+      </w:pPr>
+    </w:lvl>
+  </w:abstractNum>
+  <w:abstractNum w:abstractNumId="10" w15:restartNumberingAfterBreak="0">
     <w:nsid w:val="3AFD4B76"/>
     <w:multiLevelType w:val="hybridMultilevel"/>
     <w:tmpl w:val="753A8E86"/>
@@ -1311,7 +10066,7 @@
       </w:rPr>
     </w:lvl>
   </w:abstractNum>
-  <w:abstractNum w:abstractNumId="4" w15:restartNumberingAfterBreak="0">
+  <w:abstractNum w:abstractNumId="11" w15:restartNumberingAfterBreak="0">
     <w:nsid w:val="41D55752"/>
     <w:multiLevelType w:val="hybridMultilevel"/>
     <w:tmpl w:val="190C4D1C"/>
@@ -1425,7 +10180,7 @@
       </w:rPr>
     </w:lvl>
   </w:abstractNum>
-  <w:abstractNum w:abstractNumId="5" w15:restartNumberingAfterBreak="0">
+  <w:abstractNum w:abstractNumId="12" w15:restartNumberingAfterBreak="0">
     <w:nsid w:val="496A2750"/>
     <w:multiLevelType w:val="multilevel"/>
     <w:tmpl w:val="496A2750"/>
@@ -1511,7 +10266,120 @@
       </w:pPr>
     </w:lvl>
   </w:abstractNum>
-  <w:abstractNum w:abstractNumId="6" w15:restartNumberingAfterBreak="0">
+  <w:abstractNum w:abstractNumId="13" w15:restartNumberingAfterBreak="0">
+    <w:nsid w:val="52053F68"/>
+    <w:multiLevelType w:val="multilevel"/>
+    <w:tmpl w:val="4F503762"/>
+    <w:lvl w:ilvl="0">
+      <w:start w:val="1"/>
+      <w:numFmt w:val="decimal"/>
+      <w:lvlText w:val="%1."/>
+      <w:lvlJc w:val="left"/>
+      <w:pPr>
+        <w:tabs>
+          <w:tab w:val="num" w:pos="720"/>
+        </w:tabs>
+        <w:ind w:left="720" w:hanging="360"/>
+      </w:pPr>
+    </w:lvl>
+    <w:lvl w:ilvl="1" w:tentative="1">
+      <w:start w:val="1"/>
+      <w:numFmt w:val="decimal"/>
+      <w:lvlText w:val="%2."/>
+      <w:lvlJc w:val="left"/>
+      <w:pPr>
+        <w:tabs>
+          <w:tab w:val="num" w:pos="1440"/>
+        </w:tabs>
+        <w:ind w:left="1440" w:hanging="360"/>
+      </w:pPr>
+    </w:lvl>
+    <w:lvl w:ilvl="2" w:tentative="1">
+      <w:start w:val="1"/>
+      <w:numFmt w:val="decimal"/>
+      <w:lvlText w:val="%3."/>
+      <w:lvlJc w:val="left"/>
+      <w:pPr>
+        <w:tabs>
+          <w:tab w:val="num" w:pos="2160"/>
+        </w:tabs>
+        <w:ind w:left="2160" w:hanging="360"/>
+      </w:pPr>
+    </w:lvl>
+    <w:lvl w:ilvl="3" w:tentative="1">
+      <w:start w:val="1"/>
+      <w:numFmt w:val="decimal"/>
+      <w:lvlText w:val="%4."/>
+      <w:lvlJc w:val="left"/>
+      <w:pPr>
+        <w:tabs>
+          <w:tab w:val="num" w:pos="2880"/>
+        </w:tabs>
+        <w:ind w:left="2880" w:hanging="360"/>
+      </w:pPr>
+    </w:lvl>
+    <w:lvl w:ilvl="4" w:tentative="1">
+      <w:start w:val="1"/>
+      <w:numFmt w:val="decimal"/>
+      <w:lvlText w:val="%5."/>
+      <w:lvlJc w:val="left"/>
+      <w:pPr>
+        <w:tabs>
+          <w:tab w:val="num" w:pos="3600"/>
+        </w:tabs>
+        <w:ind w:left="3600" w:hanging="360"/>
+      </w:pPr>
+    </w:lvl>
+    <w:lvl w:ilvl="5" w:tentative="1">
+      <w:start w:val="1"/>
+      <w:numFmt w:val="decimal"/>
+      <w:lvlText w:val="%6."/>
+      <w:lvlJc w:val="left"/>
+      <w:pPr>
+        <w:tabs>
+          <w:tab w:val="num" w:pos="4320"/>
+        </w:tabs>
+        <w:ind w:left="4320" w:hanging="360"/>
+      </w:pPr>
+    </w:lvl>
+    <w:lvl w:ilvl="6" w:tentative="1">
+      <w:start w:val="1"/>
+      <w:numFmt w:val="decimal"/>
+      <w:lvlText w:val="%7."/>
+      <w:lvlJc w:val="left"/>
+      <w:pPr>
+        <w:tabs>
+          <w:tab w:val="num" w:pos="5040"/>
+        </w:tabs>
+        <w:ind w:left="5040" w:hanging="360"/>
+      </w:pPr>
+    </w:lvl>
+    <w:lvl w:ilvl="7" w:tentative="1">
+      <w:start w:val="1"/>
+      <w:numFmt w:val="decimal"/>
+      <w:lvlText w:val="%8."/>
+      <w:lvlJc w:val="left"/>
+      <w:pPr>
+        <w:tabs>
+          <w:tab w:val="num" w:pos="5760"/>
+        </w:tabs>
+        <w:ind w:left="5760" w:hanging="360"/>
+      </w:pPr>
+    </w:lvl>
+    <w:lvl w:ilvl="8" w:tentative="1">
+      <w:start w:val="1"/>
+      <w:numFmt w:val="decimal"/>
+      <w:lvlText w:val="%9."/>
+      <w:lvlJc w:val="left"/>
+      <w:pPr>
+        <w:tabs>
+          <w:tab w:val="num" w:pos="6480"/>
+        </w:tabs>
+        <w:ind w:left="6480" w:hanging="360"/>
+      </w:pPr>
+    </w:lvl>
+  </w:abstractNum>
+  <w:abstractNum w:abstractNumId="14" w15:restartNumberingAfterBreak="0">
     <w:nsid w:val="52E72DB6"/>
     <w:multiLevelType w:val="multilevel"/>
     <w:tmpl w:val="52E72DB6"/>
@@ -1600,7 +10468,7 @@
       </w:pPr>
     </w:lvl>
   </w:abstractNum>
-  <w:abstractNum w:abstractNumId="7" w15:restartNumberingAfterBreak="0">
+  <w:abstractNum w:abstractNumId="15" w15:restartNumberingAfterBreak="0">
     <w:nsid w:val="607E12B4"/>
     <w:multiLevelType w:val="hybridMultilevel"/>
     <w:tmpl w:val="92D8DA12"/>
@@ -1686,7 +10554,233 @@
       </w:pPr>
     </w:lvl>
   </w:abstractNum>
-  <w:abstractNum w:abstractNumId="8" w15:restartNumberingAfterBreak="0">
+  <w:abstractNum w:abstractNumId="16" w15:restartNumberingAfterBreak="0">
+    <w:nsid w:val="6748712E"/>
+    <w:multiLevelType w:val="multilevel"/>
+    <w:tmpl w:val="88E8A406"/>
+    <w:lvl w:ilvl="0">
+      <w:start w:val="1"/>
+      <w:numFmt w:val="decimal"/>
+      <w:lvlText w:val="%1."/>
+      <w:lvlJc w:val="left"/>
+      <w:pPr>
+        <w:tabs>
+          <w:tab w:val="num" w:pos="720"/>
+        </w:tabs>
+        <w:ind w:left="720" w:hanging="360"/>
+      </w:pPr>
+    </w:lvl>
+    <w:lvl w:ilvl="1" w:tentative="1">
+      <w:start w:val="1"/>
+      <w:numFmt w:val="decimal"/>
+      <w:lvlText w:val="%2."/>
+      <w:lvlJc w:val="left"/>
+      <w:pPr>
+        <w:tabs>
+          <w:tab w:val="num" w:pos="1440"/>
+        </w:tabs>
+        <w:ind w:left="1440" w:hanging="360"/>
+      </w:pPr>
+    </w:lvl>
+    <w:lvl w:ilvl="2" w:tentative="1">
+      <w:start w:val="1"/>
+      <w:numFmt w:val="decimal"/>
+      <w:lvlText w:val="%3."/>
+      <w:lvlJc w:val="left"/>
+      <w:pPr>
+        <w:tabs>
+          <w:tab w:val="num" w:pos="2160"/>
+        </w:tabs>
+        <w:ind w:left="2160" w:hanging="360"/>
+      </w:pPr>
+    </w:lvl>
+    <w:lvl w:ilvl="3" w:tentative="1">
+      <w:start w:val="1"/>
+      <w:numFmt w:val="decimal"/>
+      <w:lvlText w:val="%4."/>
+      <w:lvlJc w:val="left"/>
+      <w:pPr>
+        <w:tabs>
+          <w:tab w:val="num" w:pos="2880"/>
+        </w:tabs>
+        <w:ind w:left="2880" w:hanging="360"/>
+      </w:pPr>
+    </w:lvl>
+    <w:lvl w:ilvl="4" w:tentative="1">
+      <w:start w:val="1"/>
+      <w:numFmt w:val="decimal"/>
+      <w:lvlText w:val="%5."/>
+      <w:lvlJc w:val="left"/>
+      <w:pPr>
+        <w:tabs>
+          <w:tab w:val="num" w:pos="3600"/>
+        </w:tabs>
+        <w:ind w:left="3600" w:hanging="360"/>
+      </w:pPr>
+    </w:lvl>
+    <w:lvl w:ilvl="5" w:tentative="1">
+      <w:start w:val="1"/>
+      <w:numFmt w:val="decimal"/>
+      <w:lvlText w:val="%6."/>
+      <w:lvlJc w:val="left"/>
+      <w:pPr>
+        <w:tabs>
+          <w:tab w:val="num" w:pos="4320"/>
+        </w:tabs>
+        <w:ind w:left="4320" w:hanging="360"/>
+      </w:pPr>
+    </w:lvl>
+    <w:lvl w:ilvl="6" w:tentative="1">
+      <w:start w:val="1"/>
+      <w:numFmt w:val="decimal"/>
+      <w:lvlText w:val="%7."/>
+      <w:lvlJc w:val="left"/>
+      <w:pPr>
+        <w:tabs>
+          <w:tab w:val="num" w:pos="5040"/>
+        </w:tabs>
+        <w:ind w:left="5040" w:hanging="360"/>
+      </w:pPr>
+    </w:lvl>
+    <w:lvl w:ilvl="7" w:tentative="1">
+      <w:start w:val="1"/>
+      <w:numFmt w:val="decimal"/>
+      <w:lvlText w:val="%8."/>
+      <w:lvlJc w:val="left"/>
+      <w:pPr>
+        <w:tabs>
+          <w:tab w:val="num" w:pos="5760"/>
+        </w:tabs>
+        <w:ind w:left="5760" w:hanging="360"/>
+      </w:pPr>
+    </w:lvl>
+    <w:lvl w:ilvl="8" w:tentative="1">
+      <w:start w:val="1"/>
+      <w:numFmt w:val="decimal"/>
+      <w:lvlText w:val="%9."/>
+      <w:lvlJc w:val="left"/>
+      <w:pPr>
+        <w:tabs>
+          <w:tab w:val="num" w:pos="6480"/>
+        </w:tabs>
+        <w:ind w:left="6480" w:hanging="360"/>
+      </w:pPr>
+    </w:lvl>
+  </w:abstractNum>
+  <w:abstractNum w:abstractNumId="17" w15:restartNumberingAfterBreak="0">
+    <w:nsid w:val="697C7C59"/>
+    <w:multiLevelType w:val="multilevel"/>
+    <w:tmpl w:val="8F7ABB92"/>
+    <w:lvl w:ilvl="0">
+      <w:start w:val="1"/>
+      <w:numFmt w:val="decimal"/>
+      <w:lvlText w:val="%1."/>
+      <w:lvlJc w:val="left"/>
+      <w:pPr>
+        <w:tabs>
+          <w:tab w:val="num" w:pos="720"/>
+        </w:tabs>
+        <w:ind w:left="720" w:hanging="360"/>
+      </w:pPr>
+    </w:lvl>
+    <w:lvl w:ilvl="1" w:tentative="1">
+      <w:start w:val="1"/>
+      <w:numFmt w:val="decimal"/>
+      <w:lvlText w:val="%2."/>
+      <w:lvlJc w:val="left"/>
+      <w:pPr>
+        <w:tabs>
+          <w:tab w:val="num" w:pos="1440"/>
+        </w:tabs>
+        <w:ind w:left="1440" w:hanging="360"/>
+      </w:pPr>
+    </w:lvl>
+    <w:lvl w:ilvl="2" w:tentative="1">
+      <w:start w:val="1"/>
+      <w:numFmt w:val="decimal"/>
+      <w:lvlText w:val="%3."/>
+      <w:lvlJc w:val="left"/>
+      <w:pPr>
+        <w:tabs>
+          <w:tab w:val="num" w:pos="2160"/>
+        </w:tabs>
+        <w:ind w:left="2160" w:hanging="360"/>
+      </w:pPr>
+    </w:lvl>
+    <w:lvl w:ilvl="3" w:tentative="1">
+      <w:start w:val="1"/>
+      <w:numFmt w:val="decimal"/>
+      <w:lvlText w:val="%4."/>
+      <w:lvlJc w:val="left"/>
+      <w:pPr>
+        <w:tabs>
+          <w:tab w:val="num" w:pos="2880"/>
+        </w:tabs>
+        <w:ind w:left="2880" w:hanging="360"/>
+      </w:pPr>
+    </w:lvl>
+    <w:lvl w:ilvl="4" w:tentative="1">
+      <w:start w:val="1"/>
+      <w:numFmt w:val="decimal"/>
+      <w:lvlText w:val="%5."/>
+      <w:lvlJc w:val="left"/>
+      <w:pPr>
+        <w:tabs>
+          <w:tab w:val="num" w:pos="3600"/>
+        </w:tabs>
+        <w:ind w:left="3600" w:hanging="360"/>
+      </w:pPr>
+    </w:lvl>
+    <w:lvl w:ilvl="5" w:tentative="1">
+      <w:start w:val="1"/>
+      <w:numFmt w:val="decimal"/>
+      <w:lvlText w:val="%6."/>
+      <w:lvlJc w:val="left"/>
+      <w:pPr>
+        <w:tabs>
+          <w:tab w:val="num" w:pos="4320"/>
+        </w:tabs>
+        <w:ind w:left="4320" w:hanging="360"/>
+      </w:pPr>
+    </w:lvl>
+    <w:lvl w:ilvl="6" w:tentative="1">
+      <w:start w:val="1"/>
+      <w:numFmt w:val="decimal"/>
+      <w:lvlText w:val="%7."/>
+      <w:lvlJc w:val="left"/>
+      <w:pPr>
+        <w:tabs>
+          <w:tab w:val="num" w:pos="5040"/>
+        </w:tabs>
+        <w:ind w:left="5040" w:hanging="360"/>
+      </w:pPr>
+    </w:lvl>
+    <w:lvl w:ilvl="7" w:tentative="1">
+      <w:start w:val="1"/>
+      <w:numFmt w:val="decimal"/>
+      <w:lvlText w:val="%8."/>
+      <w:lvlJc w:val="left"/>
+      <w:pPr>
+        <w:tabs>
+          <w:tab w:val="num" w:pos="5760"/>
+        </w:tabs>
+        <w:ind w:left="5760" w:hanging="360"/>
+      </w:pPr>
+    </w:lvl>
+    <w:lvl w:ilvl="8" w:tentative="1">
+      <w:start w:val="1"/>
+      <w:numFmt w:val="decimal"/>
+      <w:lvlText w:val="%9."/>
+      <w:lvlJc w:val="left"/>
+      <w:pPr>
+        <w:tabs>
+          <w:tab w:val="num" w:pos="6480"/>
+        </w:tabs>
+        <w:ind w:left="6480" w:hanging="360"/>
+      </w:pPr>
+    </w:lvl>
+  </w:abstractNum>
+  <w:abstractNum w:abstractNumId="18" w15:restartNumberingAfterBreak="0">
     <w:nsid w:val="70A06B3B"/>
     <w:multiLevelType w:val="hybridMultilevel"/>
     <w:tmpl w:val="E8B62F74"/>
@@ -1772,7 +10866,7 @@
       </w:pPr>
     </w:lvl>
   </w:abstractNum>
-  <w:abstractNum w:abstractNumId="9" w15:restartNumberingAfterBreak="0">
+  <w:abstractNum w:abstractNumId="19" w15:restartNumberingAfterBreak="0">
     <w:nsid w:val="76BE2B83"/>
     <w:multiLevelType w:val="hybridMultilevel"/>
     <w:tmpl w:val="07465D82"/>
@@ -1885,29 +10979,142 @@
       </w:rPr>
     </w:lvl>
   </w:abstractNum>
+  <w:abstractNum w:abstractNumId="20" w15:restartNumberingAfterBreak="0">
+    <w:nsid w:val="789A01C7"/>
+    <w:multiLevelType w:val="multilevel"/>
+    <w:tmpl w:val="AA74B7E2"/>
+    <w:lvl w:ilvl="0">
+      <w:start w:val="1"/>
+      <w:numFmt w:val="decimal"/>
+      <w:lvlText w:val="%1."/>
+      <w:lvlJc w:val="left"/>
+      <w:pPr>
+        <w:tabs>
+          <w:tab w:val="num" w:pos="720"/>
+        </w:tabs>
+        <w:ind w:left="720" w:hanging="360"/>
+      </w:pPr>
+    </w:lvl>
+    <w:lvl w:ilvl="1" w:tentative="1">
+      <w:start w:val="1"/>
+      <w:numFmt w:val="decimal"/>
+      <w:lvlText w:val="%2."/>
+      <w:lvlJc w:val="left"/>
+      <w:pPr>
+        <w:tabs>
+          <w:tab w:val="num" w:pos="1440"/>
+        </w:tabs>
+        <w:ind w:left="1440" w:hanging="360"/>
+      </w:pPr>
+    </w:lvl>
+    <w:lvl w:ilvl="2" w:tentative="1">
+      <w:start w:val="1"/>
+      <w:numFmt w:val="decimal"/>
+      <w:lvlText w:val="%3."/>
+      <w:lvlJc w:val="left"/>
+      <w:pPr>
+        <w:tabs>
+          <w:tab w:val="num" w:pos="2160"/>
+        </w:tabs>
+        <w:ind w:left="2160" w:hanging="360"/>
+      </w:pPr>
+    </w:lvl>
+    <w:lvl w:ilvl="3" w:tentative="1">
+      <w:start w:val="1"/>
+      <w:numFmt w:val="decimal"/>
+      <w:lvlText w:val="%4."/>
+      <w:lvlJc w:val="left"/>
+      <w:pPr>
+        <w:tabs>
+          <w:tab w:val="num" w:pos="2880"/>
+        </w:tabs>
+        <w:ind w:left="2880" w:hanging="360"/>
+      </w:pPr>
+    </w:lvl>
+    <w:lvl w:ilvl="4" w:tentative="1">
+      <w:start w:val="1"/>
+      <w:numFmt w:val="decimal"/>
+      <w:lvlText w:val="%5."/>
+      <w:lvlJc w:val="left"/>
+      <w:pPr>
+        <w:tabs>
+          <w:tab w:val="num" w:pos="3600"/>
+        </w:tabs>
+        <w:ind w:left="3600" w:hanging="360"/>
+      </w:pPr>
+    </w:lvl>
+    <w:lvl w:ilvl="5" w:tentative="1">
+      <w:start w:val="1"/>
+      <w:numFmt w:val="decimal"/>
+      <w:lvlText w:val="%6."/>
+      <w:lvlJc w:val="left"/>
+      <w:pPr>
+        <w:tabs>
+          <w:tab w:val="num" w:pos="4320"/>
+        </w:tabs>
+        <w:ind w:left="4320" w:hanging="360"/>
+      </w:pPr>
+    </w:lvl>
+    <w:lvl w:ilvl="6" w:tentative="1">
+      <w:start w:val="1"/>
+      <w:numFmt w:val="decimal"/>
+      <w:lvlText w:val="%7."/>
+      <w:lvlJc w:val="left"/>
+      <w:pPr>
+        <w:tabs>
+          <w:tab w:val="num" w:pos="5040"/>
+        </w:tabs>
+        <w:ind w:left="5040" w:hanging="360"/>
+      </w:pPr>
+    </w:lvl>
+    <w:lvl w:ilvl="7" w:tentative="1">
+      <w:start w:val="1"/>
+      <w:numFmt w:val="decimal"/>
+      <w:lvlText w:val="%8."/>
+      <w:lvlJc w:val="left"/>
+      <w:pPr>
+        <w:tabs>
+          <w:tab w:val="num" w:pos="5760"/>
+        </w:tabs>
+        <w:ind w:left="5760" w:hanging="360"/>
+      </w:pPr>
+    </w:lvl>
+    <w:lvl w:ilvl="8" w:tentative="1">
+      <w:start w:val="1"/>
+      <w:numFmt w:val="decimal"/>
+      <w:lvlText w:val="%9."/>
+      <w:lvlJc w:val="left"/>
+      <w:pPr>
+        <w:tabs>
+          <w:tab w:val="num" w:pos="6480"/>
+        </w:tabs>
+        <w:ind w:left="6480" w:hanging="360"/>
+      </w:pPr>
+    </w:lvl>
+  </w:abstractNum>
   <w:num w:numId="1">
-    <w:abstractNumId w:val="5"/>
+    <w:abstractNumId w:val="12"/>
   </w:num>
   <w:num w:numId="2">
+    <w:abstractNumId w:val="14"/>
+  </w:num>
+  <w:num w:numId="3">
+    <w:abstractNumId w:val="10"/>
+  </w:num>
+  <w:num w:numId="4">
+    <w:abstractNumId w:val="11"/>
+  </w:num>
+  <w:num w:numId="5">
+    <w:abstractNumId w:val="15"/>
+  </w:num>
+  <w:num w:numId="6">
+    <w:abstractNumId w:val="19"/>
+  </w:num>
+  <w:num w:numId="7">
     <w:abstractNumId w:val="6"/>
   </w:num>
-  <w:num w:numId="3">
-    <w:abstractNumId w:val="3"/>
-  </w:num>
-  <w:num w:numId="4">
-    <w:abstractNumId w:val="4"/>
-  </w:num>
-  <w:num w:numId="5">
-    <w:abstractNumId w:val="7"/>
-  </w:num>
-  <w:num w:numId="6">
-    <w:abstractNumId w:val="9"/>
-  </w:num>
-  <w:num w:numId="7">
-    <w:abstractNumId w:val="2"/>
-  </w:num>
   <w:num w:numId="8">
-    <w:abstractNumId w:val="8"/>
+    <w:abstractNumId w:val="18"/>
   </w:num>
   <w:num w:numId="9">
     <w:abstractNumId w:val="1"/>
@@ -1915,11 +11122,44 @@
   <w:num w:numId="10">
     <w:abstractNumId w:val="0"/>
   </w:num>
+  <w:num w:numId="11">
+    <w:abstractNumId w:val="4"/>
+  </w:num>
+  <w:num w:numId="12">
+    <w:abstractNumId w:val="8"/>
+  </w:num>
+  <w:num w:numId="13">
+    <w:abstractNumId w:val="16"/>
+  </w:num>
+  <w:num w:numId="14">
+    <w:abstractNumId w:val="3"/>
+  </w:num>
+  <w:num w:numId="15">
+    <w:abstractNumId w:val="13"/>
+  </w:num>
+  <w:num w:numId="16">
+    <w:abstractNumId w:val="2"/>
+  </w:num>
+  <w:num w:numId="17">
+    <w:abstractNumId w:val="9"/>
+  </w:num>
+  <w:num w:numId="18">
+    <w:abstractNumId w:val="7"/>
+  </w:num>
+  <w:num w:numId="19">
+    <w:abstractNumId w:val="5"/>
+  </w:num>
+  <w:num w:numId="20">
+    <w:abstractNumId w:val="20"/>
+  </w:num>
+  <w:num w:numId="21">
+    <w:abstractNumId w:val="17"/>
+  </w:num>
 </w:numbering>
 </file>
 
 <file path=word/styles.xml><?xml version="1.0" encoding="utf-8"?>
-<w:styles xmlns:mc="http://schemas.openxmlformats.org/markup-compatibility/2006" xmlns:r="http://schemas.openxmlformats.org/officeDocument/2006/relationships" xmlns:w="http://schemas.openxmlformats.org/wordprocessingml/2006/main" xmlns:w14="http://schemas.microsoft.com/office/word/2010/wordml" xmlns:w15="http://schemas.microsoft.com/office/word/2012/wordml" xmlns:w16cex="http://schemas.microsoft.com/office/word/2018/wordml/cex" xmlns:w16cid="http://schemas.microsoft.com/office/word/2016/wordml/cid" xmlns:w16="http://schemas.microsoft.com/office/word/2018/wordml" xmlns:w16sdtdh="http://schemas.microsoft.com/office/word/2020/wordml/sdtdatahash" xmlns:w16se="http://schemas.microsoft.com/office/word/2015/wordml/symex" mc:Ignorable="w14 w15 w16se w16cid w16 w16cex w16sdtdh">
+<w:styles xmlns:mc="http://schemas.openxmlformats.org/markup-compatibility/2006" xmlns:r="http://schemas.openxmlformats.org/officeDocument/2006/relationships" xmlns:w="http://schemas.openxmlformats.org/wordprocessingml/2006/main" xmlns:w14="http://schemas.microsoft.com/office/word/2010/wordml" xmlns:w15="http://schemas.microsoft.com/office/word/2012/wordml" xmlns:w16se="http://schemas.microsoft.com/office/word/2015/wordml/symex" mc:Ignorable="w14 w15 w16se">
   <w:docDefaults>
     <w:rPrDefault>
       <w:rPr>
@@ -1929,7 +11169,7 @@
     </w:rPrDefault>
     <w:pPrDefault/>
   </w:docDefaults>
-  <w:latentStyles w:defLockedState="0" w:defUIPriority="99" w:defSemiHidden="0" w:defUnhideWhenUsed="0" w:defQFormat="0" w:count="376">
+  <w:latentStyles w:defLockedState="0" w:defUIPriority="99" w:defSemiHidden="0" w:defUnhideWhenUsed="0" w:defQFormat="0" w:count="371">
     <w:lsdException w:name="Normal" w:uiPriority="0" w:qFormat="1"/>
     <w:lsdException w:name="heading 1" w:uiPriority="9" w:qFormat="1"/>
     <w:lsdException w:name="heading 2" w:semiHidden="1" w:uiPriority="9" w:unhideWhenUsed="1" w:qFormat="1"/>
@@ -2035,7 +11275,7 @@
     <w:lsdException w:name="HTML Sample" w:semiHidden="1" w:unhideWhenUsed="1"/>
     <w:lsdException w:name="HTML Typewriter" w:semiHidden="1" w:unhideWhenUsed="1"/>
     <w:lsdException w:name="HTML Variable" w:semiHidden="1" w:unhideWhenUsed="1"/>
-    <w:lsdException w:name="Normal Table" w:qFormat="1"/>
+    <w:lsdException w:name="Normal Table" w:semiHidden="1" w:unhideWhenUsed="1" w:qFormat="1"/>
     <w:lsdException w:name="annotation subject" w:semiHidden="1" w:unhideWhenUsed="1"/>
     <w:lsdException w:name="No List" w:semiHidden="1" w:unhideWhenUsed="1"/>
     <w:lsdException w:name="Outline List 1" w:semiHidden="1" w:unhideWhenUsed="1"/>
@@ -2078,8 +11318,11 @@
     <w:lsdException w:name="Table Contemporary" w:semiHidden="1" w:unhideWhenUsed="1"/>
     <w:lsdException w:name="Table Elegant" w:semiHidden="1" w:unhideWhenUsed="1"/>
     <w:lsdException w:name="Table Professional" w:semiHidden="1" w:unhideWhenUsed="1"/>
+    <w:lsdException w:name="Table Subtle 1" w:semiHidden="1" w:unhideWhenUsed="1"/>
     <w:lsdException w:name="Table Subtle 2" w:semiHidden="1" w:unhideWhenUsed="1"/>
     <w:lsdException w:name="Table Web 1" w:semiHidden="1" w:unhideWhenUsed="1"/>
+    <w:lsdException w:name="Table Web 2" w:semiHidden="1" w:unhideWhenUsed="1"/>
+    <w:lsdException w:name="Table Web 3" w:semiHidden="1" w:unhideWhenUsed="1"/>
     <w:lsdException w:name="Balloon Text" w:semiHidden="1" w:unhideWhenUsed="1"/>
     <w:lsdException w:name="Table Grid" w:uiPriority="39" w:qFormat="1"/>
     <w:lsdException w:name="Table Theme" w:semiHidden="1" w:unhideWhenUsed="1"/>
@@ -2295,11 +11538,6 @@
     <w:lsdException w:name="List Table 5 Dark Accent 6" w:uiPriority="50"/>
     <w:lsdException w:name="List Table 6 Colorful Accent 6" w:uiPriority="51"/>
     <w:lsdException w:name="List Table 7 Colorful Accent 6" w:uiPriority="52"/>
-    <w:lsdException w:name="Mention" w:semiHidden="1" w:unhideWhenUsed="1"/>
-    <w:lsdException w:name="Smart Hyperlink" w:semiHidden="1" w:unhideWhenUsed="1"/>
-    <w:lsdException w:name="Hashtag" w:semiHidden="1" w:unhideWhenUsed="1"/>
-    <w:lsdException w:name="Unresolved Mention" w:semiHidden="1" w:unhideWhenUsed="1"/>
-    <w:lsdException w:name="Smart Link" w:semiHidden="1" w:unhideWhenUsed="1"/>
   </w:latentStyles>
   <w:style w:type="paragraph" w:default="1" w:styleId="a0">
     <w:name w:val="Normal"/>
@@ -2825,7 +12063,7 @@
 </file>
 
 <file path=customXml/itemProps1.xml><?xml version="1.0" encoding="utf-8"?>
-<ds:datastoreItem xmlns:ds="http://schemas.openxmlformats.org/officeDocument/2006/customXml" ds:itemID="{B1E51088-81BA-41C7-868C-720E31A43CE1}">
+<ds:datastoreItem xmlns:ds="http://schemas.openxmlformats.org/officeDocument/2006/customXml" ds:itemID="{C7057F3A-5AB2-487F-AE4C-1AF672A452A9}">
   <ds:schemaRefs>
     <ds:schemaRef ds:uri="http://schemas.openxmlformats.org/officeDocument/2006/bibliography"/>
   </ds:schemaRefs>
